--- a/ARTICLE_DRAFT.docx
+++ b/ARTICLE_DRAFT.docx
@@ -2,13 +2,13 @@
 <file path=word/document.xml><?xml version="1.0" encoding="utf-8"?>
 <w:document xmlns:w="http://schemas.openxmlformats.org/wordprocessingml/2006/main" xmlns:m="http://schemas.openxmlformats.org/officeDocument/2006/math" xmlns:r="http://schemas.openxmlformats.org/officeDocument/2006/relationships" xmlns:o="urn:schemas-microsoft-com:office:office" xmlns:v="urn:schemas-microsoft-com:vml" xmlns:w10="urn:schemas-microsoft-com:office:word" xmlns:a="http://schemas.openxmlformats.org/drawingml/2006/main" xmlns:pic="http://schemas.openxmlformats.org/drawingml/2006/picture" xmlns:wp="http://schemas.openxmlformats.org/drawingml/2006/wordprocessingDrawing">
   <w:body>
-    <w:bookmarkStart w:id="21" w:name="Xfa27e721bc97ca7beb90e76ae13734d0759f831"/>
+    <w:bookmarkStart w:id="21" w:name="Xf7321c009b53b3ea524bdcf0591cbd5967f2ff0"/>
     <w:p>
       <w:pPr>
         <w:pStyle w:val="Heading1"/>
       </w:pPr>
       <w:r>
-        <w:t xml:space="preserve">Статья: INFATON MCP Server — 35 инструментов для AI-интеграции с 1С:Предприятие</w:t>
+        <w:t xml:space="preserve">Статья: INFATON MCP Server v2.1 — 51 инструмент для AI-интеграции с 1С:Предприятие</w:t>
       </w:r>
     </w:p>
     <w:bookmarkStart w:id="20" w:name="метаданные"/>
@@ -86,7 +86,7 @@
     </w:p>
     <w:bookmarkEnd w:id="20"/>
     <w:bookmarkEnd w:id="21"/>
-    <w:bookmarkStart w:id="54" w:name="текст-статьи"/>
+    <w:bookmarkStart w:id="57" w:name="текст-статьи"/>
     <w:p>
       <w:pPr>
         <w:pStyle w:val="Heading1"/>
@@ -102,16 +102,16 @@
         </w:pict>
       </w:r>
     </w:p>
-    <w:bookmarkStart w:id="40" w:name="X3b3f66fe7a8809c8efbe0d919e04acd85bb4318"/>
+    <w:bookmarkStart w:id="47" w:name="X01a108722170cc2d43a514b16ea1bb0b2edcead"/>
     <w:p>
       <w:pPr>
         <w:pStyle w:val="Heading2"/>
       </w:pPr>
       <w:r>
-        <w:t xml:space="preserve">INFATON MCP Server — 35 инструментов для AI-интеграции с 1С:Предприятие</w:t>
-      </w:r>
-    </w:p>
-    <w:bookmarkStart w:id="23" w:name="введение"/>
+        <w:t xml:space="preserve">INFATON MCP Server v2.1 — 51 инструмент для AI-интеграции с 1С:Предприятие</w:t>
+      </w:r>
+    </w:p>
+    <w:bookmarkStart w:id="24" w:name="введение"/>
     <w:p>
       <w:pPr>
         <w:pStyle w:val="Heading3"/>
@@ -149,7 +149,7 @@
         <w:t xml:space="preserve"> </w:t>
       </w:r>
       <w:r>
-        <w:t xml:space="preserve">выпустили open-source MCP-сервер для 1С:Предприятие —</w:t>
+        <w:t xml:space="preserve">выпустили open-source MCP-сервер для 1С:Предприятие. За месяц проект вырос с 35 до</w:t>
       </w:r>
       <w:r>
         <w:t xml:space="preserve"> </w:t>
@@ -159,10 +159,13 @@
           <w:bCs/>
           <w:b/>
         </w:rPr>
-        <w:t xml:space="preserve">35 инструментов</w:t>
-      </w:r>
-      <w:r>
-        <w:t xml:space="preserve">, которые позволяют любому AI-ассистенту работать с базой 1С как с родной.</w:t>
+        <w:t xml:space="preserve">51 инструмента</w:t>
+      </w:r>
+      <w:r>
+        <w:t xml:space="preserve"> </w:t>
+      </w:r>
+      <w:r>
+        <w:t xml:space="preserve">— добавились бухгалтерия, CDC (отслеживание изменений), пакетные операции, аудит и многое другое.</w:t>
       </w:r>
     </w:p>
     <w:p>
@@ -190,6 +193,43 @@
           <w:t xml:space="preserve">github.com/infaton/MCP35</w:t>
         </w:r>
       </w:hyperlink>
+      <w:r>
+        <w:br/>
+      </w:r>
+      <w:r>
+        <w:rPr>
+          <w:bCs/>
+          <w:b/>
+        </w:rPr>
+        <w:t xml:space="preserve">Каталог Glama.ai</w:t>
+      </w:r>
+      <w:r>
+        <w:t xml:space="preserve">:</w:t>
+      </w:r>
+      <w:r>
+        <w:t xml:space="preserve"> </w:t>
+      </w:r>
+      <w:hyperlink r:id="rId23">
+        <w:r>
+          <w:rPr>
+            <w:rStyle w:val="Hyperlink"/>
+          </w:rPr>
+          <w:t xml:space="preserve">glama.ai/mcp/servers/infaton/MCP35</w:t>
+        </w:r>
+      </w:hyperlink>
+      <w:r>
+        <w:br/>
+      </w:r>
+      <w:r>
+        <w:rPr>
+          <w:bCs/>
+          <w:b/>
+        </w:rPr>
+        <w:t xml:space="preserve">Каталог awesome-mcp-servers</w:t>
+      </w:r>
+      <w:r>
+        <w:t xml:space="preserve">: включён ✅</w:t>
+      </w:r>
     </w:p>
     <w:p>
       <w:r>
@@ -198,8 +238,8 @@
         </w:pict>
       </w:r>
     </w:p>
-    <w:bookmarkEnd w:id="23"/>
-    <w:bookmarkStart w:id="24" w:name="что-такое-mcp-и-зачем-он-1с-нику"/>
+    <w:bookmarkEnd w:id="24"/>
+    <w:bookmarkStart w:id="25" w:name="что-такое-mcp-и-зачем-он-1с-нику"/>
     <w:p>
       <w:pPr>
         <w:pStyle w:val="Heading3"/>
@@ -306,7 +346,16 @@
         <w:pStyle w:val="Compact"/>
       </w:pPr>
       <w:r>
-        <w:t xml:space="preserve">«Покажи все документы РеализацияТоваровУслуг за март»</w:t>
+        <w:t xml:space="preserve">«Покажи остатки по счёту 41.01 за первый квартал» →</w:t>
+      </w:r>
+      <w:r>
+        <w:t xml:space="preserve"> </w:t>
+      </w:r>
+      <w:r>
+        <w:rPr>
+          <w:rStyle w:val="VerbatimChar"/>
+        </w:rPr>
+        <w:t xml:space="preserve">get_balance</w:t>
       </w:r>
     </w:p>
     <w:p>
@@ -318,7 +367,16 @@
         <w:pStyle w:val="Compact"/>
       </w:pPr>
       <w:r>
-        <w:t xml:space="preserve">«Какие реквизиты у справочника Номенклатура?»</w:t>
+        <w:t xml:space="preserve">«Какие реквизиты у справочника Номенклатура?» →</w:t>
+      </w:r>
+      <w:r>
+        <w:t xml:space="preserve"> </w:t>
+      </w:r>
+      <w:r>
+        <w:rPr>
+          <w:rStyle w:val="VerbatimChar"/>
+        </w:rPr>
+        <w:t xml:space="preserve">get_object_metadata</w:t>
       </w:r>
     </w:p>
     <w:p>
@@ -330,7 +388,31 @@
         <w:pStyle w:val="Compact"/>
       </w:pPr>
       <w:r>
-        <w:t xml:space="preserve">«Создай нового контрагента ООО Рога и Копыта»</w:t>
+        <w:t xml:space="preserve">«Создай нового контрагента и заполни на основании договора» →</w:t>
+      </w:r>
+      <w:r>
+        <w:t xml:space="preserve"> </w:t>
+      </w:r>
+      <w:r>
+        <w:rPr>
+          <w:rStyle w:val="VerbatimChar"/>
+        </w:rPr>
+        <w:t xml:space="preserve">create_object</w:t>
+      </w:r>
+      <w:r>
+        <w:t xml:space="preserve"> </w:t>
+      </w:r>
+      <w:r>
+        <w:t xml:space="preserve">+</w:t>
+      </w:r>
+      <w:r>
+        <w:t xml:space="preserve"> </w:t>
+      </w:r>
+      <w:r>
+        <w:rPr>
+          <w:rStyle w:val="VerbatimChar"/>
+        </w:rPr>
+        <w:t xml:space="preserve">fill_on_basis</w:t>
       </w:r>
     </w:p>
     <w:p>
@@ -342,7 +424,58 @@
         <w:pStyle w:val="Compact"/>
       </w:pPr>
       <w:r>
-        <w:t xml:space="preserve">«Выполни запрос: ВЫБРАТЬ Номенклатура.Наименование ИЗ Справочник.Номенклатура»</w:t>
+        <w:t xml:space="preserve">«Покажи все изменения в справочниках за последний час» →</w:t>
+      </w:r>
+      <w:r>
+        <w:t xml:space="preserve"> </w:t>
+      </w:r>
+      <w:r>
+        <w:rPr>
+          <w:rStyle w:val="VerbatimChar"/>
+        </w:rPr>
+        <w:t xml:space="preserve">get_changes_since</w:t>
+      </w:r>
+    </w:p>
+    <w:p>
+      <w:pPr>
+        <w:numPr>
+          <w:ilvl w:val="0"/>
+          <w:numId w:val="1003"/>
+        </w:numPr>
+        <w:pStyle w:val="Compact"/>
+      </w:pPr>
+      <w:r>
+        <w:t xml:space="preserve">«Проверь документ перед проведением» →</w:t>
+      </w:r>
+      <w:r>
+        <w:t xml:space="preserve"> </w:t>
+      </w:r>
+      <w:r>
+        <w:rPr>
+          <w:rStyle w:val="VerbatimChar"/>
+        </w:rPr>
+        <w:t xml:space="preserve">validate_document</w:t>
+      </w:r>
+    </w:p>
+    <w:p>
+      <w:pPr>
+        <w:numPr>
+          <w:ilvl w:val="0"/>
+          <w:numId w:val="1003"/>
+        </w:numPr>
+        <w:pStyle w:val="Compact"/>
+      </w:pPr>
+      <w:r>
+        <w:t xml:space="preserve">«Найди дубли в справочнике Контрагенты» →</w:t>
+      </w:r>
+      <w:r>
+        <w:t xml:space="preserve"> </w:t>
+      </w:r>
+      <w:r>
+        <w:rPr>
+          <w:rStyle w:val="VerbatimChar"/>
+        </w:rPr>
+        <w:t xml:space="preserve">find_duplicates</w:t>
       </w:r>
     </w:p>
     <w:p>
@@ -360,14 +493,14 @@
         </w:pict>
       </w:r>
     </w:p>
-    <w:bookmarkEnd w:id="24"/>
-    <w:bookmarkStart w:id="25" w:name="архитектура-решения"/>
+    <w:bookmarkEnd w:id="25"/>
+    <w:bookmarkStart w:id="28" w:name="что-нового-в-v2.1-было-35-стало-51"/>
     <w:p>
       <w:pPr>
         <w:pStyle w:val="Heading3"/>
       </w:pPr>
       <w:r>
-        <w:t xml:space="preserve">Архитектура решения</w:t>
+        <w:t xml:space="preserve">Что нового в v2.1 (было 35 → стало 51)</w:t>
       </w:r>
     </w:p>
     <w:p>
@@ -375,32 +508,1164 @@
         <w:pStyle w:val="FirstParagraph"/>
       </w:pPr>
       <w:r>
-        <w:t xml:space="preserve">INFATON MCP Server реализован как</w:t>
-      </w:r>
-      <w:r>
-        <w:t xml:space="preserve"> </w:t>
-      </w:r>
-      <w:r>
-        <w:rPr>
-          <w:bCs/>
-          <w:b/>
-        </w:rPr>
-        <w:t xml:space="preserve">расширение конфигурации 1С</w:t>
-      </w:r>
-      <w:r>
-        <w:t xml:space="preserve"> </w:t>
-      </w:r>
-      <w:r>
-        <w:t xml:space="preserve">(</w:t>
-      </w:r>
-      <w:r>
-        <w:rPr>
-          <w:rStyle w:val="VerbatimChar"/>
-        </w:rPr>
-        <w:t xml:space="preserve">.cfe</w:t>
-      </w:r>
-      <w:r>
-        <w:t xml:space="preserve">). Это значит:</w:t>
+        <w:t xml:space="preserve">С момента первого релиза (v1.0.0, апрель 2026) MCP-сервер прошёл два мажорных обновления:</w:t>
+      </w:r>
+    </w:p>
+    <w:tbl>
+      <w:tblPr>
+        <w:tblStyle w:val="Table"/>
+        <w:tblW w:type="pct" w:w="5000"/>
+        <w:tblLook w:firstRow="1" w:lastRow="0" w:firstColumn="0" w:lastColumn="0" w:noHBand="0" w:noVBand="0" w:val="0020"/>
+      </w:tblPr>
+      <w:tblGrid>
+        <w:gridCol w:w="2880"/>
+        <w:gridCol w:w="2160"/>
+        <w:gridCol w:w="1800"/>
+        <w:gridCol w:w="1080"/>
+      </w:tblGrid>
+      <w:tr>
+        <w:trPr>
+          <w:tblHeader w:val="true"/>
+        </w:trPr>
+        <w:tc>
+          <w:tcPr/>
+          <w:p>
+            <w:pPr>
+              <w:pStyle w:val="Compact"/>
+              <w:jc w:val="left"/>
+            </w:pPr>
+            <w:r>
+              <w:t xml:space="preserve">Версия</w:t>
+            </w:r>
+          </w:p>
+        </w:tc>
+        <w:tc>
+          <w:tcPr/>
+          <w:p>
+            <w:pPr>
+              <w:pStyle w:val="Compact"/>
+              <w:jc w:val="left"/>
+            </w:pPr>
+            <w:r>
+              <w:t xml:space="preserve">Дата</w:t>
+            </w:r>
+          </w:p>
+        </w:tc>
+        <w:tc>
+          <w:tcPr/>
+          <w:p>
+            <w:pPr>
+              <w:pStyle w:val="Compact"/>
+              <w:jc w:val="center"/>
+            </w:pPr>
+            <w:r>
+              <w:t xml:space="preserve">Инструментов</w:t>
+            </w:r>
+          </w:p>
+        </w:tc>
+        <w:tc>
+          <w:tcPr/>
+          <w:p>
+            <w:pPr>
+              <w:pStyle w:val="Compact"/>
+              <w:jc w:val="left"/>
+            </w:pPr>
+            <w:r>
+              <w:t xml:space="preserve">Ключевые изменения</w:t>
+            </w:r>
+          </w:p>
+        </w:tc>
+      </w:tr>
+      <w:tr>
+        <w:tc>
+          <w:tcPr/>
+          <w:p>
+            <w:pPr>
+              <w:pStyle w:val="Compact"/>
+              <w:jc w:val="left"/>
+            </w:pPr>
+            <w:r>
+              <w:rPr>
+                <w:bCs/>
+                <w:b/>
+              </w:rPr>
+              <w:t xml:space="preserve">v2.1.0</w:t>
+            </w:r>
+          </w:p>
+        </w:tc>
+        <w:tc>
+          <w:tcPr/>
+          <w:p>
+            <w:pPr>
+              <w:pStyle w:val="Compact"/>
+              <w:jc w:val="left"/>
+            </w:pPr>
+            <w:r>
+              <w:t xml:space="preserve">14.05.2026</w:t>
+            </w:r>
+          </w:p>
+        </w:tc>
+        <w:tc>
+          <w:tcPr/>
+          <w:p>
+            <w:pPr>
+              <w:pStyle w:val="Compact"/>
+              <w:jc w:val="center"/>
+            </w:pPr>
+            <w:r>
+              <w:rPr>
+                <w:bCs/>
+                <w:b/>
+              </w:rPr>
+              <w:t xml:space="preserve">51</w:t>
+            </w:r>
+          </w:p>
+        </w:tc>
+        <w:tc>
+          <w:tcPr/>
+          <w:p>
+            <w:pPr>
+              <w:pStyle w:val="Compact"/>
+              <w:jc w:val="left"/>
+            </w:pPr>
+            <w:r>
+              <w:t xml:space="preserve">+10 инструментов (бухгалтерия, аудит, формы), 9 багфиксов</w:t>
+            </w:r>
+          </w:p>
+        </w:tc>
+      </w:tr>
+      <w:tr>
+        <w:tc>
+          <w:tcPr/>
+          <w:p>
+            <w:pPr>
+              <w:pStyle w:val="Compact"/>
+              <w:jc w:val="left"/>
+            </w:pPr>
+            <w:r>
+              <w:t xml:space="preserve">v2.0.0</w:t>
+            </w:r>
+          </w:p>
+        </w:tc>
+        <w:tc>
+          <w:tcPr/>
+          <w:p>
+            <w:pPr>
+              <w:pStyle w:val="Compact"/>
+              <w:jc w:val="left"/>
+            </w:pPr>
+            <w:r>
+              <w:t xml:space="preserve">08.05.2026</w:t>
+            </w:r>
+          </w:p>
+        </w:tc>
+        <w:tc>
+          <w:tcPr/>
+          <w:p>
+            <w:pPr>
+              <w:pStyle w:val="Compact"/>
+              <w:jc w:val="center"/>
+            </w:pPr>
+            <w:r>
+              <w:t xml:space="preserve">41</w:t>
+            </w:r>
+          </w:p>
+        </w:tc>
+        <w:tc>
+          <w:tcPr/>
+          <w:p>
+            <w:pPr>
+              <w:pStyle w:val="Compact"/>
+              <w:jc w:val="left"/>
+            </w:pPr>
+            <w:r>
+              <w:t xml:space="preserve">+6 инструментов (batch, CDC, fill_on_basis и др.)</w:t>
+            </w:r>
+          </w:p>
+        </w:tc>
+      </w:tr>
+      <w:tr>
+        <w:tc>
+          <w:tcPr/>
+          <w:p>
+            <w:pPr>
+              <w:pStyle w:val="Compact"/>
+              <w:jc w:val="left"/>
+            </w:pPr>
+            <w:r>
+              <w:t xml:space="preserve">v1.0.0</w:t>
+            </w:r>
+          </w:p>
+        </w:tc>
+        <w:tc>
+          <w:tcPr/>
+          <w:p>
+            <w:pPr>
+              <w:pStyle w:val="Compact"/>
+              <w:jc w:val="left"/>
+            </w:pPr>
+            <w:r>
+              <w:t xml:space="preserve">28.04.2026</w:t>
+            </w:r>
+          </w:p>
+        </w:tc>
+        <w:tc>
+          <w:tcPr/>
+          <w:p>
+            <w:pPr>
+              <w:pStyle w:val="Compact"/>
+              <w:jc w:val="center"/>
+            </w:pPr>
+            <w:r>
+              <w:t xml:space="preserve">35</w:t>
+            </w:r>
+          </w:p>
+        </w:tc>
+        <w:tc>
+          <w:tcPr/>
+          <w:p>
+            <w:pPr>
+              <w:pStyle w:val="Compact"/>
+              <w:jc w:val="left"/>
+            </w:pPr>
+            <w:r>
+              <w:t xml:space="preserve">Первый публичный релиз</w:t>
+            </w:r>
+          </w:p>
+        </w:tc>
+      </w:tr>
+    </w:tbl>
+    <w:bookmarkStart w:id="26" w:name="новых-инструментов-v2.0-v2.1"/>
+    <w:p>
+      <w:pPr>
+        <w:pStyle w:val="Heading4"/>
+      </w:pPr>
+      <w:r>
+        <w:t xml:space="preserve">16 новых инструментов (v2.0 + v2.1)</w:t>
+      </w:r>
+    </w:p>
+    <w:tbl>
+      <w:tblPr>
+        <w:tblStyle w:val="Table"/>
+        <w:tblW w:type="pct" w:w="5000"/>
+        <w:tblLook w:firstRow="1" w:lastRow="0" w:firstColumn="0" w:lastColumn="0" w:noHBand="0" w:noVBand="0" w:val="0020"/>
+      </w:tblPr>
+      <w:tblGrid>
+        <w:gridCol w:w="642"/>
+        <w:gridCol w:w="2354"/>
+        <w:gridCol w:w="2354"/>
+        <w:gridCol w:w="2568"/>
+      </w:tblGrid>
+      <w:tr>
+        <w:trPr>
+          <w:tblHeader w:val="true"/>
+        </w:trPr>
+        <w:tc>
+          <w:tcPr/>
+          <w:p>
+            <w:pPr>
+              <w:pStyle w:val="Compact"/>
+              <w:jc w:val="left"/>
+            </w:pPr>
+            <w:r>
+              <w:t xml:space="preserve">#</w:t>
+            </w:r>
+          </w:p>
+        </w:tc>
+        <w:tc>
+          <w:tcPr/>
+          <w:p>
+            <w:pPr>
+              <w:pStyle w:val="Compact"/>
+              <w:jc w:val="left"/>
+            </w:pPr>
+            <w:r>
+              <w:t xml:space="preserve">Инструмент</w:t>
+            </w:r>
+          </w:p>
+        </w:tc>
+        <w:tc>
+          <w:tcPr/>
+          <w:p>
+            <w:pPr>
+              <w:pStyle w:val="Compact"/>
+              <w:jc w:val="left"/>
+            </w:pPr>
+            <w:r>
+              <w:t xml:space="preserve">Категория</w:t>
+            </w:r>
+          </w:p>
+        </w:tc>
+        <w:tc>
+          <w:tcPr/>
+          <w:p>
+            <w:pPr>
+              <w:pStyle w:val="Compact"/>
+              <w:jc w:val="left"/>
+            </w:pPr>
+            <w:r>
+              <w:t xml:space="preserve">Назначение</w:t>
+            </w:r>
+          </w:p>
+        </w:tc>
+      </w:tr>
+      <w:tr>
+        <w:tc>
+          <w:tcPr/>
+          <w:p>
+            <w:pPr>
+              <w:pStyle w:val="Compact"/>
+              <w:jc w:val="left"/>
+            </w:pPr>
+            <w:r>
+              <w:t xml:space="preserve">36</w:t>
+            </w:r>
+          </w:p>
+        </w:tc>
+        <w:tc>
+          <w:tcPr/>
+          <w:p>
+            <w:pPr>
+              <w:pStyle w:val="Compact"/>
+              <w:jc w:val="left"/>
+            </w:pPr>
+            <w:r>
+              <w:rPr>
+                <w:rStyle w:val="VerbatimChar"/>
+              </w:rPr>
+              <w:t xml:space="preserve">fill_on_basis</w:t>
+            </w:r>
+          </w:p>
+        </w:tc>
+        <w:tc>
+          <w:tcPr/>
+          <w:p>
+            <w:pPr>
+              <w:pStyle w:val="Compact"/>
+              <w:jc w:val="left"/>
+            </w:pPr>
+            <w:r>
+              <w:t xml:space="preserve">CRUD</w:t>
+            </w:r>
+          </w:p>
+        </w:tc>
+        <w:tc>
+          <w:tcPr/>
+          <w:p>
+            <w:pPr>
+              <w:pStyle w:val="Compact"/>
+              <w:jc w:val="left"/>
+            </w:pPr>
+            <w:r>
+              <w:t xml:space="preserve">Заполнение нового документа на основании существующего</w:t>
+            </w:r>
+          </w:p>
+        </w:tc>
+      </w:tr>
+      <w:tr>
+        <w:tc>
+          <w:tcPr/>
+          <w:p>
+            <w:pPr>
+              <w:pStyle w:val="Compact"/>
+              <w:jc w:val="left"/>
+            </w:pPr>
+            <w:r>
+              <w:t xml:space="preserve">37</w:t>
+            </w:r>
+          </w:p>
+        </w:tc>
+        <w:tc>
+          <w:tcPr/>
+          <w:p>
+            <w:pPr>
+              <w:pStyle w:val="Compact"/>
+              <w:jc w:val="left"/>
+            </w:pPr>
+            <w:r>
+              <w:rPr>
+                <w:rStyle w:val="VerbatimChar"/>
+              </w:rPr>
+              <w:t xml:space="preserve">write_register_records</w:t>
+            </w:r>
+          </w:p>
+        </w:tc>
+        <w:tc>
+          <w:tcPr/>
+          <w:p>
+            <w:pPr>
+              <w:pStyle w:val="Compact"/>
+              <w:jc w:val="left"/>
+            </w:pPr>
+            <w:r>
+              <w:t xml:space="preserve">CRUD</w:t>
+            </w:r>
+          </w:p>
+        </w:tc>
+        <w:tc>
+          <w:tcPr/>
+          <w:p>
+            <w:pPr>
+              <w:pStyle w:val="Compact"/>
+              <w:jc w:val="left"/>
+            </w:pPr>
+            <w:r>
+              <w:t xml:space="preserve">Запись движений регистра (накопления, сведений)</w:t>
+            </w:r>
+          </w:p>
+        </w:tc>
+      </w:tr>
+      <w:tr>
+        <w:tc>
+          <w:tcPr/>
+          <w:p>
+            <w:pPr>
+              <w:pStyle w:val="Compact"/>
+              <w:jc w:val="left"/>
+            </w:pPr>
+            <w:r>
+              <w:t xml:space="preserve">38</w:t>
+            </w:r>
+          </w:p>
+        </w:tc>
+        <w:tc>
+          <w:tcPr/>
+          <w:p>
+            <w:pPr>
+              <w:pStyle w:val="Compact"/>
+              <w:jc w:val="left"/>
+            </w:pPr>
+            <w:r>
+              <w:rPr>
+                <w:rStyle w:val="VerbatimChar"/>
+              </w:rPr>
+              <w:t xml:space="preserve">update_tabular_section</w:t>
+            </w:r>
+          </w:p>
+        </w:tc>
+        <w:tc>
+          <w:tcPr/>
+          <w:p>
+            <w:pPr>
+              <w:pStyle w:val="Compact"/>
+              <w:jc w:val="left"/>
+            </w:pPr>
+            <w:r>
+              <w:t xml:space="preserve">CRUD</w:t>
+            </w:r>
+          </w:p>
+        </w:tc>
+        <w:tc>
+          <w:tcPr/>
+          <w:p>
+            <w:pPr>
+              <w:pStyle w:val="Compact"/>
+              <w:jc w:val="left"/>
+            </w:pPr>
+            <w:r>
+              <w:t xml:space="preserve">Обновление табличной части объекта</w:t>
+            </w:r>
+          </w:p>
+        </w:tc>
+      </w:tr>
+      <w:tr>
+        <w:tc>
+          <w:tcPr/>
+          <w:p>
+            <w:pPr>
+              <w:pStyle w:val="Compact"/>
+              <w:jc w:val="left"/>
+            </w:pPr>
+            <w:r>
+              <w:t xml:space="preserve">39</w:t>
+            </w:r>
+          </w:p>
+        </w:tc>
+        <w:tc>
+          <w:tcPr/>
+          <w:p>
+            <w:pPr>
+              <w:pStyle w:val="Compact"/>
+              <w:jc w:val="left"/>
+            </w:pPr>
+            <w:r>
+              <w:rPr>
+                <w:rStyle w:val="VerbatimChar"/>
+              </w:rPr>
+              <w:t xml:space="preserve">subscribe_events</w:t>
+            </w:r>
+          </w:p>
+        </w:tc>
+        <w:tc>
+          <w:tcPr/>
+          <w:p>
+            <w:pPr>
+              <w:pStyle w:val="Compact"/>
+              <w:jc w:val="left"/>
+            </w:pPr>
+            <w:r>
+              <w:t xml:space="preserve">CDC</w:t>
+            </w:r>
+          </w:p>
+        </w:tc>
+        <w:tc>
+          <w:tcPr/>
+          <w:p>
+            <w:pPr>
+              <w:pStyle w:val="Compact"/>
+              <w:jc w:val="left"/>
+            </w:pPr>
+            <w:r>
+              <w:t xml:space="preserve">Подписка на события изменения объектов</w:t>
+            </w:r>
+          </w:p>
+        </w:tc>
+      </w:tr>
+      <w:tr>
+        <w:tc>
+          <w:tcPr/>
+          <w:p>
+            <w:pPr>
+              <w:pStyle w:val="Compact"/>
+              <w:jc w:val="left"/>
+            </w:pPr>
+            <w:r>
+              <w:t xml:space="preserve">40</w:t>
+            </w:r>
+          </w:p>
+        </w:tc>
+        <w:tc>
+          <w:tcPr/>
+          <w:p>
+            <w:pPr>
+              <w:pStyle w:val="Compact"/>
+              <w:jc w:val="left"/>
+            </w:pPr>
+            <w:r>
+              <w:rPr>
+                <w:rStyle w:val="VerbatimChar"/>
+              </w:rPr>
+              <w:t xml:space="preserve">execute_batch</w:t>
+            </w:r>
+          </w:p>
+        </w:tc>
+        <w:tc>
+          <w:tcPr/>
+          <w:p>
+            <w:pPr>
+              <w:pStyle w:val="Compact"/>
+              <w:jc w:val="left"/>
+            </w:pPr>
+            <w:r>
+              <w:t xml:space="preserve">Пакетные</w:t>
+            </w:r>
+          </w:p>
+        </w:tc>
+        <w:tc>
+          <w:tcPr/>
+          <w:p>
+            <w:pPr>
+              <w:pStyle w:val="Compact"/>
+              <w:jc w:val="left"/>
+            </w:pPr>
+            <w:r>
+              <w:t xml:space="preserve">Пакетное выполнение нескольких инструментов</w:t>
+            </w:r>
+          </w:p>
+        </w:tc>
+      </w:tr>
+      <w:tr>
+        <w:tc>
+          <w:tcPr/>
+          <w:p>
+            <w:pPr>
+              <w:pStyle w:val="Compact"/>
+              <w:jc w:val="left"/>
+            </w:pPr>
+            <w:r>
+              <w:t xml:space="preserve">41</w:t>
+            </w:r>
+          </w:p>
+        </w:tc>
+        <w:tc>
+          <w:tcPr/>
+          <w:p>
+            <w:pPr>
+              <w:pStyle w:val="Compact"/>
+              <w:jc w:val="left"/>
+            </w:pPr>
+            <w:r>
+              <w:rPr>
+                <w:rStyle w:val="VerbatimChar"/>
+              </w:rPr>
+              <w:t xml:space="preserve">get_changes_since</w:t>
+            </w:r>
+          </w:p>
+        </w:tc>
+        <w:tc>
+          <w:tcPr/>
+          <w:p>
+            <w:pPr>
+              <w:pStyle w:val="Compact"/>
+              <w:jc w:val="left"/>
+            </w:pPr>
+            <w:r>
+              <w:t xml:space="preserve">CDC</w:t>
+            </w:r>
+          </w:p>
+        </w:tc>
+        <w:tc>
+          <w:tcPr/>
+          <w:p>
+            <w:pPr>
+              <w:pStyle w:val="Compact"/>
+              <w:jc w:val="left"/>
+            </w:pPr>
+            <w:r>
+              <w:t xml:space="preserve">Получение изменений с указанной даты/времени</w:t>
+            </w:r>
+          </w:p>
+        </w:tc>
+      </w:tr>
+      <w:tr>
+        <w:tc>
+          <w:tcPr/>
+          <w:p>
+            <w:pPr>
+              <w:pStyle w:val="Compact"/>
+              <w:jc w:val="left"/>
+            </w:pPr>
+            <w:r>
+              <w:t xml:space="preserve">42</w:t>
+            </w:r>
+          </w:p>
+        </w:tc>
+        <w:tc>
+          <w:tcPr/>
+          <w:p>
+            <w:pPr>
+              <w:pStyle w:val="Compact"/>
+              <w:jc w:val="left"/>
+            </w:pPr>
+            <w:r>
+              <w:rPr>
+                <w:rStyle w:val="VerbatimChar"/>
+              </w:rPr>
+              <w:t xml:space="preserve">get_balance</w:t>
+            </w:r>
+          </w:p>
+        </w:tc>
+        <w:tc>
+          <w:tcPr/>
+          <w:p>
+            <w:pPr>
+              <w:pStyle w:val="Compact"/>
+              <w:jc w:val="left"/>
+            </w:pPr>
+            <w:r>
+              <w:t xml:space="preserve">Бухгалтерия</w:t>
+            </w:r>
+          </w:p>
+        </w:tc>
+        <w:tc>
+          <w:tcPr/>
+          <w:p>
+            <w:pPr>
+              <w:pStyle w:val="Compact"/>
+              <w:jc w:val="left"/>
+            </w:pPr>
+            <w:r>
+              <w:t xml:space="preserve">Остатки и обороты регистра бухгалтерии</w:t>
+            </w:r>
+          </w:p>
+        </w:tc>
+      </w:tr>
+      <w:tr>
+        <w:tc>
+          <w:tcPr/>
+          <w:p>
+            <w:pPr>
+              <w:pStyle w:val="Compact"/>
+              <w:jc w:val="left"/>
+            </w:pPr>
+            <w:r>
+              <w:t xml:space="preserve">43</w:t>
+            </w:r>
+          </w:p>
+        </w:tc>
+        <w:tc>
+          <w:tcPr/>
+          <w:p>
+            <w:pPr>
+              <w:pStyle w:val="Compact"/>
+              <w:jc w:val="left"/>
+            </w:pPr>
+            <w:r>
+              <w:rPr>
+                <w:rStyle w:val="VerbatimChar"/>
+              </w:rPr>
+              <w:t xml:space="preserve">get_register_totals</w:t>
+            </w:r>
+          </w:p>
+        </w:tc>
+        <w:tc>
+          <w:tcPr/>
+          <w:p>
+            <w:pPr>
+              <w:pStyle w:val="Compact"/>
+              <w:jc w:val="left"/>
+            </w:pPr>
+            <w:r>
+              <w:t xml:space="preserve">Бухгалтерия</w:t>
+            </w:r>
+          </w:p>
+        </w:tc>
+        <w:tc>
+          <w:tcPr/>
+          <w:p>
+            <w:pPr>
+              <w:pStyle w:val="Compact"/>
+              <w:jc w:val="left"/>
+            </w:pPr>
+            <w:r>
+              <w:t xml:space="preserve">Итоги регистров накопления</w:t>
+            </w:r>
+          </w:p>
+        </w:tc>
+      </w:tr>
+      <w:tr>
+        <w:tc>
+          <w:tcPr/>
+          <w:p>
+            <w:pPr>
+              <w:pStyle w:val="Compact"/>
+              <w:jc w:val="left"/>
+            </w:pPr>
+            <w:r>
+              <w:t xml:space="preserve">44</w:t>
+            </w:r>
+          </w:p>
+        </w:tc>
+        <w:tc>
+          <w:tcPr/>
+          <w:p>
+            <w:pPr>
+              <w:pStyle w:val="Compact"/>
+              <w:jc w:val="left"/>
+            </w:pPr>
+            <w:r>
+              <w:rPr>
+                <w:rStyle w:val="VerbatimChar"/>
+              </w:rPr>
+              <w:t xml:space="preserve">get_accounting_entries</w:t>
+            </w:r>
+          </w:p>
+        </w:tc>
+        <w:tc>
+          <w:tcPr/>
+          <w:p>
+            <w:pPr>
+              <w:pStyle w:val="Compact"/>
+              <w:jc w:val="left"/>
+            </w:pPr>
+            <w:r>
+              <w:t xml:space="preserve">Бухгалтерия</w:t>
+            </w:r>
+          </w:p>
+        </w:tc>
+        <w:tc>
+          <w:tcPr/>
+          <w:p>
+            <w:pPr>
+              <w:pStyle w:val="Compact"/>
+              <w:jc w:val="left"/>
+            </w:pPr>
+            <w:r>
+              <w:t xml:space="preserve">Проводки документа (Дт, Кт, сумма)</w:t>
+            </w:r>
+          </w:p>
+        </w:tc>
+      </w:tr>
+      <w:tr>
+        <w:tc>
+          <w:tcPr/>
+          <w:p>
+            <w:pPr>
+              <w:pStyle w:val="Compact"/>
+              <w:jc w:val="left"/>
+            </w:pPr>
+            <w:r>
+              <w:t xml:space="preserve">45</w:t>
+            </w:r>
+          </w:p>
+        </w:tc>
+        <w:tc>
+          <w:tcPr/>
+          <w:p>
+            <w:pPr>
+              <w:pStyle w:val="Compact"/>
+              <w:jc w:val="left"/>
+            </w:pPr>
+            <w:r>
+              <w:rPr>
+                <w:rStyle w:val="VerbatimChar"/>
+              </w:rPr>
+              <w:t xml:space="preserve">get_related_documents</w:t>
+            </w:r>
+          </w:p>
+        </w:tc>
+        <w:tc>
+          <w:tcPr/>
+          <w:p>
+            <w:pPr>
+              <w:pStyle w:val="Compact"/>
+              <w:jc w:val="left"/>
+            </w:pPr>
+            <w:r>
+              <w:t xml:space="preserve">Навигация</w:t>
+            </w:r>
+          </w:p>
+        </w:tc>
+        <w:tc>
+          <w:tcPr/>
+          <w:p>
+            <w:pPr>
+              <w:pStyle w:val="Compact"/>
+              <w:jc w:val="left"/>
+            </w:pPr>
+            <w:r>
+              <w:t xml:space="preserve">Цепочка связанных документов</w:t>
+            </w:r>
+          </w:p>
+        </w:tc>
+      </w:tr>
+      <w:tr>
+        <w:tc>
+          <w:tcPr/>
+          <w:p>
+            <w:pPr>
+              <w:pStyle w:val="Compact"/>
+              <w:jc w:val="left"/>
+            </w:pPr>
+            <w:r>
+              <w:t xml:space="preserve">46</w:t>
+            </w:r>
+          </w:p>
+        </w:tc>
+        <w:tc>
+          <w:tcPr/>
+          <w:p>
+            <w:pPr>
+              <w:pStyle w:val="Compact"/>
+              <w:jc w:val="left"/>
+            </w:pPr>
+            <w:r>
+              <w:rPr>
+                <w:rStyle w:val="VerbatimChar"/>
+              </w:rPr>
+              <w:t xml:space="preserve">validate_document</w:t>
+            </w:r>
+          </w:p>
+        </w:tc>
+        <w:tc>
+          <w:tcPr/>
+          <w:p>
+            <w:pPr>
+              <w:pStyle w:val="Compact"/>
+              <w:jc w:val="left"/>
+            </w:pPr>
+            <w:r>
+              <w:t xml:space="preserve">Проверки</w:t>
+            </w:r>
+          </w:p>
+        </w:tc>
+        <w:tc>
+          <w:tcPr/>
+          <w:p>
+            <w:pPr>
+              <w:pStyle w:val="Compact"/>
+              <w:jc w:val="left"/>
+            </w:pPr>
+            <w:r>
+              <w:t xml:space="preserve">Проверка заполнения без проведения</w:t>
+            </w:r>
+          </w:p>
+        </w:tc>
+      </w:tr>
+      <w:tr>
+        <w:tc>
+          <w:tcPr/>
+          <w:p>
+            <w:pPr>
+              <w:pStyle w:val="Compact"/>
+              <w:jc w:val="left"/>
+            </w:pPr>
+            <w:r>
+              <w:t xml:space="preserve">47</w:t>
+            </w:r>
+          </w:p>
+        </w:tc>
+        <w:tc>
+          <w:tcPr/>
+          <w:p>
+            <w:pPr>
+              <w:pStyle w:val="Compact"/>
+              <w:jc w:val="left"/>
+            </w:pPr>
+            <w:r>
+              <w:rPr>
+                <w:rStyle w:val="VerbatimChar"/>
+              </w:rPr>
+              <w:t xml:space="preserve">get_form_structure</w:t>
+            </w:r>
+          </w:p>
+        </w:tc>
+        <w:tc>
+          <w:tcPr/>
+          <w:p>
+            <w:pPr>
+              <w:pStyle w:val="Compact"/>
+              <w:jc w:val="left"/>
+            </w:pPr>
+            <w:r>
+              <w:t xml:space="preserve">Метаданные</w:t>
+            </w:r>
+          </w:p>
+        </w:tc>
+        <w:tc>
+          <w:tcPr/>
+          <w:p>
+            <w:pPr>
+              <w:pStyle w:val="Compact"/>
+              <w:jc w:val="left"/>
+            </w:pPr>
+            <w:r>
+              <w:t xml:space="preserve">Структура управляемой формы</w:t>
+            </w:r>
+          </w:p>
+        </w:tc>
+      </w:tr>
+      <w:tr>
+        <w:tc>
+          <w:tcPr/>
+          <w:p>
+            <w:pPr>
+              <w:pStyle w:val="Compact"/>
+              <w:jc w:val="left"/>
+            </w:pPr>
+            <w:r>
+              <w:t xml:space="preserve">48</w:t>
+            </w:r>
+          </w:p>
+        </w:tc>
+        <w:tc>
+          <w:tcPr/>
+          <w:p>
+            <w:pPr>
+              <w:pStyle w:val="Compact"/>
+              <w:jc w:val="left"/>
+            </w:pPr>
+            <w:r>
+              <w:rPr>
+                <w:rStyle w:val="VerbatimChar"/>
+              </w:rPr>
+              <w:t xml:space="preserve">get_rights</w:t>
+            </w:r>
+          </w:p>
+        </w:tc>
+        <w:tc>
+          <w:tcPr/>
+          <w:p>
+            <w:pPr>
+              <w:pStyle w:val="Compact"/>
+              <w:jc w:val="left"/>
+            </w:pPr>
+            <w:r>
+              <w:t xml:space="preserve">Администрирование</w:t>
+            </w:r>
+          </w:p>
+        </w:tc>
+        <w:tc>
+          <w:tcPr/>
+          <w:p>
+            <w:pPr>
+              <w:pStyle w:val="Compact"/>
+              <w:jc w:val="left"/>
+            </w:pPr>
+            <w:r>
+              <w:t xml:space="preserve">Права доступа текущего пользователя</w:t>
+            </w:r>
+          </w:p>
+        </w:tc>
+      </w:tr>
+      <w:tr>
+        <w:tc>
+          <w:tcPr/>
+          <w:p>
+            <w:pPr>
+              <w:pStyle w:val="Compact"/>
+              <w:jc w:val="left"/>
+            </w:pPr>
+            <w:r>
+              <w:t xml:space="preserve">49</w:t>
+            </w:r>
+          </w:p>
+        </w:tc>
+        <w:tc>
+          <w:tcPr/>
+          <w:p>
+            <w:pPr>
+              <w:pStyle w:val="Compact"/>
+              <w:jc w:val="left"/>
+            </w:pPr>
+            <w:r>
+              <w:rPr>
+                <w:rStyle w:val="VerbatimChar"/>
+              </w:rPr>
+              <w:t xml:space="preserve">find_duplicates</w:t>
+            </w:r>
+          </w:p>
+        </w:tc>
+        <w:tc>
+          <w:tcPr/>
+          <w:p>
+            <w:pPr>
+              <w:pStyle w:val="Compact"/>
+              <w:jc w:val="left"/>
+            </w:pPr>
+            <w:r>
+              <w:t xml:space="preserve">Аналитика</w:t>
+            </w:r>
+          </w:p>
+        </w:tc>
+        <w:tc>
+          <w:tcPr/>
+          <w:p>
+            <w:pPr>
+              <w:pStyle w:val="Compact"/>
+              <w:jc w:val="left"/>
+            </w:pPr>
+            <w:r>
+              <w:t xml:space="preserve">Поиск дублей в справочниках</w:t>
+            </w:r>
+          </w:p>
+        </w:tc>
+      </w:tr>
+      <w:tr>
+        <w:tc>
+          <w:tcPr/>
+          <w:p>
+            <w:pPr>
+              <w:pStyle w:val="Compact"/>
+              <w:jc w:val="left"/>
+            </w:pPr>
+            <w:r>
+              <w:t xml:space="preserve">50</w:t>
+            </w:r>
+          </w:p>
+        </w:tc>
+        <w:tc>
+          <w:tcPr/>
+          <w:p>
+            <w:pPr>
+              <w:pStyle w:val="Compact"/>
+              <w:jc w:val="left"/>
+            </w:pPr>
+            <w:r>
+              <w:rPr>
+                <w:rStyle w:val="VerbatimChar"/>
+              </w:rPr>
+              <w:t xml:space="preserve">get_print_form</w:t>
+            </w:r>
+          </w:p>
+        </w:tc>
+        <w:tc>
+          <w:tcPr/>
+          <w:p>
+            <w:pPr>
+              <w:pStyle w:val="Compact"/>
+              <w:jc w:val="left"/>
+            </w:pPr>
+            <w:r>
+              <w:t xml:space="preserve">Документы</w:t>
+            </w:r>
+          </w:p>
+        </w:tc>
+        <w:tc>
+          <w:tcPr/>
+          <w:p>
+            <w:pPr>
+              <w:pStyle w:val="Compact"/>
+              <w:jc w:val="left"/>
+            </w:pPr>
+            <w:r>
+              <w:t xml:space="preserve">Печатные формы через подсистему УправлениеПечатью</w:t>
+            </w:r>
+          </w:p>
+        </w:tc>
+      </w:tr>
+      <w:tr>
+        <w:tc>
+          <w:tcPr/>
+          <w:p>
+            <w:pPr>
+              <w:pStyle w:val="Compact"/>
+              <w:jc w:val="left"/>
+            </w:pPr>
+            <w:r>
+              <w:t xml:space="preserve">51</w:t>
+            </w:r>
+          </w:p>
+        </w:tc>
+        <w:tc>
+          <w:tcPr/>
+          <w:p>
+            <w:pPr>
+              <w:pStyle w:val="Compact"/>
+              <w:jc w:val="left"/>
+            </w:pPr>
+            <w:r>
+              <w:rPr>
+                <w:rStyle w:val="VerbatimChar"/>
+              </w:rPr>
+              <w:t xml:space="preserve">get_configuration_extensions</w:t>
+            </w:r>
+          </w:p>
+        </w:tc>
+        <w:tc>
+          <w:tcPr/>
+          <w:p>
+            <w:pPr>
+              <w:pStyle w:val="Compact"/>
+              <w:jc w:val="left"/>
+            </w:pPr>
+            <w:r>
+              <w:t xml:space="preserve">Администрирование</w:t>
+            </w:r>
+          </w:p>
+        </w:tc>
+        <w:tc>
+          <w:tcPr/>
+          <w:p>
+            <w:pPr>
+              <w:pStyle w:val="Compact"/>
+              <w:jc w:val="left"/>
+            </w:pPr>
+            <w:r>
+              <w:t xml:space="preserve">Список расширений конфигурации (CFE)</w:t>
+            </w:r>
+          </w:p>
+        </w:tc>
+      </w:tr>
+    </w:tbl>
+    <w:bookmarkEnd w:id="26"/>
+    <w:bookmarkStart w:id="27" w:name="ключевые-багфиксы-в-v2.1"/>
+    <w:p>
+      <w:pPr>
+        <w:pStyle w:val="Heading4"/>
+      </w:pPr>
+      <w:r>
+        <w:t xml:space="preserve">Ключевые багфиксы в v2.1</w:t>
       </w:r>
     </w:p>
     <w:p>
@@ -412,7 +1677,33 @@
         <w:pStyle w:val="Compact"/>
       </w:pPr>
       <w:r>
-        <w:t xml:space="preserve">Не требует модификации основной конфигурации</w:t>
+        <w:rPr>
+          <w:rStyle w:val="VerbatimChar"/>
+          <w:bCs/>
+          <w:b/>
+        </w:rPr>
+        <w:t xml:space="preserve">get_list</w:t>
+      </w:r>
+      <w:r>
+        <w:t xml:space="preserve"> </w:t>
+      </w:r>
+      <w:r>
+        <w:t xml:space="preserve">— добавлен</w:t>
+      </w:r>
+      <w:r>
+        <w:t xml:space="preserve"> </w:t>
+      </w:r>
+      <w:r>
+        <w:rPr>
+          <w:rStyle w:val="VerbatimChar"/>
+        </w:rPr>
+        <w:t xml:space="preserve">ПЕРВЫЕ N</w:t>
+      </w:r>
+      <w:r>
+        <w:t xml:space="preserve"> </w:t>
+      </w:r>
+      <w:r>
+        <w:t xml:space="preserve">(раньше мог вернуть ВСЕ записи!)</w:t>
       </w:r>
     </w:p>
     <w:p>
@@ -424,7 +1715,18 @@
         <w:pStyle w:val="Compact"/>
       </w:pPr>
       <w:r>
-        <w:t xml:space="preserve">Устанавливается за 2 минуты через Конфигуратор</w:t>
+        <w:rPr>
+          <w:rStyle w:val="VerbatimChar"/>
+          <w:bCs/>
+          <w:b/>
+        </w:rPr>
+        <w:t xml:space="preserve">get_object_by_ref</w:t>
+      </w:r>
+      <w:r>
+        <w:t xml:space="preserve"> </w:t>
+      </w:r>
+      <w:r>
+        <w:t xml:space="preserve">— корректная обработка пустых ссылок</w:t>
       </w:r>
     </w:p>
     <w:p>
@@ -436,7 +1738,33 @@
         <w:pStyle w:val="Compact"/>
       </w:pPr>
       <w:r>
-        <w:t xml:space="preserve">Работает на любой конфигурации: ERP 2.5, УПП 1.3, Бухгалтерия 3.0, УТ 11, КА 2</w:t>
+        <w:rPr>
+          <w:rStyle w:val="VerbatimChar"/>
+          <w:bCs/>
+          <w:b/>
+        </w:rPr>
+        <w:t xml:space="preserve">get_active_users</w:t>
+      </w:r>
+      <w:r>
+        <w:rPr>
+          <w:bCs/>
+          <w:b/>
+        </w:rPr>
+        <w:t xml:space="preserve">/</w:t>
+      </w:r>
+      <w:r>
+        <w:rPr>
+          <w:rStyle w:val="VerbatimChar"/>
+          <w:bCs/>
+          <w:b/>
+        </w:rPr>
+        <w:t xml:space="preserve">get_locks</w:t>
+      </w:r>
+      <w:r>
+        <w:t xml:space="preserve"> </w:t>
+      </w:r>
+      <w:r>
+        <w:t xml:space="preserve">— исправлен обход коллекции сеансов</w:t>
       </w:r>
     </w:p>
     <w:p>
@@ -448,200 +1776,85 @@
         <w:pStyle w:val="Compact"/>
       </w:pPr>
       <w:r>
-        <w:t xml:space="preserve">Поддерживает платформу 1С 8.3.20 и выше</w:t>
-      </w:r>
-    </w:p>
-    <w:p>
-      <w:pPr>
-        <w:pStyle w:val="SourceCode"/>
-      </w:pPr>
-      <w:r>
         <w:rPr>
           <w:rStyle w:val="VerbatimChar"/>
-        </w:rPr>
-        <w:t xml:space="preserve">┌─────────────────────────┐</w:t>
-      </w:r>
-      <w:r>
-        <w:br/>
-      </w:r>
+          <w:bCs/>
+          <w:b/>
+        </w:rPr>
+        <w:t xml:space="preserve">get_event_log</w:t>
+      </w:r>
+      <w:r>
+        <w:t xml:space="preserve"> </w:t>
+      </w:r>
+      <w:r>
+        <w:t xml:space="preserve">— полная перезапись парсинга дат (ISO 8601 + 3 формата)</w:t>
+      </w:r>
+    </w:p>
+    <w:p>
+      <w:pPr>
+        <w:numPr>
+          <w:ilvl w:val="0"/>
+          <w:numId w:val="1004"/>
+        </w:numPr>
+        <w:pStyle w:val="Compact"/>
+      </w:pPr>
       <w:r>
         <w:rPr>
           <w:rStyle w:val="VerbatimChar"/>
-        </w:rPr>
-        <w:t xml:space="preserve">│   AI Assistant          │  Claude / GPT / Cursor / Windsurf</w:t>
-      </w:r>
-      <w:r>
-        <w:br/>
+          <w:bCs/>
+          <w:b/>
+        </w:rPr>
+        <w:t xml:space="preserve">fill_on_basis</w:t>
+      </w:r>
+      <w:r>
+        <w:t xml:space="preserve"> </w:t>
+      </w:r>
+      <w:r>
+        <w:t xml:space="preserve">— исправлен вызов метода</w:t>
+      </w:r>
+      <w:r>
+        <w:t xml:space="preserve"> </w:t>
       </w:r>
       <w:r>
         <w:rPr>
           <w:rStyle w:val="VerbatimChar"/>
         </w:rPr>
-        <w:t xml:space="preserve">│   (MCP Client)          │</w:t>
-      </w:r>
-      <w:r>
-        <w:br/>
-      </w:r>
+        <w:t xml:space="preserve">ЗаполнитьНаОсновании()</w:t>
+      </w:r>
+    </w:p>
+    <w:p>
+      <w:pPr>
+        <w:numPr>
+          <w:ilvl w:val="0"/>
+          <w:numId w:val="1004"/>
+        </w:numPr>
+        <w:pStyle w:val="Compact"/>
+      </w:pPr>
       <w:r>
         <w:rPr>
           <w:rStyle w:val="VerbatimChar"/>
-        </w:rPr>
-        <w:t xml:space="preserve">└────────┬────────────────┘</w:t>
-      </w:r>
-      <w:r>
-        <w:br/>
+          <w:bCs/>
+          <w:b/>
+        </w:rPr>
+        <w:t xml:space="preserve">execute_batch</w:t>
+      </w:r>
+      <w:r>
+        <w:t xml:space="preserve"> </w:t>
+      </w:r>
+      <w:r>
+        <w:t xml:space="preserve">— защита от рекурсии (guard-флаг</w:t>
+      </w:r>
+      <w:r>
+        <w:t xml:space="preserve"> </w:t>
       </w:r>
       <w:r>
         <w:rPr>
           <w:rStyle w:val="VerbatimChar"/>
         </w:rPr>
-        <w:t xml:space="preserve">         │ JSON-RPC 2.0 (HTTP)</w:t>
-      </w:r>
-      <w:r>
-        <w:br/>
-      </w:r>
-      <w:r>
-        <w:rPr>
-          <w:rStyle w:val="VerbatimChar"/>
-        </w:rPr>
-        <w:t xml:space="preserve">         ▼</w:t>
-      </w:r>
-      <w:r>
-        <w:br/>
-      </w:r>
-      <w:r>
-        <w:rPr>
-          <w:rStyle w:val="VerbatimChar"/>
-        </w:rPr>
-        <w:t xml:space="preserve">┌─────────────────────────┐</w:t>
-      </w:r>
-      <w:r>
-        <w:br/>
-      </w:r>
-      <w:r>
-        <w:rPr>
-          <w:rStyle w:val="VerbatimChar"/>
-        </w:rPr>
-        <w:t xml:space="preserve">│   HTTP-сервис /hs/mcp/  │  Расширение INFATON_MCP.cfe</w:t>
-      </w:r>
-      <w:r>
-        <w:br/>
-      </w:r>
-      <w:r>
-        <w:rPr>
-          <w:rStyle w:val="VerbatimChar"/>
-        </w:rPr>
-        <w:t xml:space="preserve">│   Module.bsl            │  35 инструментов</w:t>
-      </w:r>
-      <w:r>
-        <w:br/>
-      </w:r>
-      <w:r>
-        <w:rPr>
-          <w:rStyle w:val="VerbatimChar"/>
-        </w:rPr>
-        <w:t xml:space="preserve">│   (MCP Server)          │</w:t>
-      </w:r>
-      <w:r>
-        <w:br/>
-      </w:r>
-      <w:r>
-        <w:rPr>
-          <w:rStyle w:val="VerbatimChar"/>
-        </w:rPr>
-        <w:t xml:space="preserve">└────────┬────────────────┘</w:t>
-      </w:r>
-      <w:r>
-        <w:br/>
-      </w:r>
-      <w:r>
-        <w:rPr>
-          <w:rStyle w:val="VerbatimChar"/>
-        </w:rPr>
-        <w:t xml:space="preserve">         │ Встроенный язык 1С</w:t>
-      </w:r>
-      <w:r>
-        <w:br/>
-      </w:r>
-      <w:r>
-        <w:rPr>
-          <w:rStyle w:val="VerbatimChar"/>
-        </w:rPr>
-        <w:t xml:space="preserve">         ▼</w:t>
-      </w:r>
-      <w:r>
-        <w:br/>
-      </w:r>
-      <w:r>
-        <w:rPr>
-          <w:rStyle w:val="VerbatimChar"/>
-        </w:rPr>
-        <w:t xml:space="preserve">┌─────────────────────────┐</w:t>
-      </w:r>
-      <w:r>
-        <w:br/>
-      </w:r>
-      <w:r>
-        <w:rPr>
-          <w:rStyle w:val="VerbatimChar"/>
-        </w:rPr>
-        <w:t xml:space="preserve">│   База 1С:Предприятие   │  ERP / УПП / Бухгалтерия / ...</w:t>
-      </w:r>
-      <w:r>
-        <w:br/>
-      </w:r>
-      <w:r>
-        <w:rPr>
-          <w:rStyle w:val="VerbatimChar"/>
-        </w:rPr>
-        <w:t xml:space="preserve">│   Данные, метаданные    │</w:t>
-      </w:r>
-      <w:r>
-        <w:br/>
-      </w:r>
-      <w:r>
-        <w:rPr>
-          <w:rStyle w:val="VerbatimChar"/>
-        </w:rPr>
-        <w:t xml:space="preserve">└─────────────────────────┘</w:t>
-      </w:r>
-    </w:p>
-    <w:p>
-      <w:pPr>
-        <w:pStyle w:val="FirstParagraph"/>
-      </w:pPr>
-      <w:r>
-        <w:t xml:space="preserve">HTTP-сервис</w:t>
-      </w:r>
-      <w:r>
-        <w:t xml:space="preserve"> </w:t>
-      </w:r>
-      <w:r>
-        <w:rPr>
-          <w:rStyle w:val="VerbatimChar"/>
-        </w:rPr>
-        <w:t xml:space="preserve">mcp</w:t>
-      </w:r>
-      <w:r>
-        <w:t xml:space="preserve"> </w:t>
-      </w:r>
-      <w:r>
-        <w:t xml:space="preserve">публикуется по стандартному пути</w:t>
-      </w:r>
-      <w:r>
-        <w:t xml:space="preserve"> </w:t>
-      </w:r>
-      <w:r>
-        <w:rPr>
-          <w:rStyle w:val="VerbatimChar"/>
-        </w:rPr>
-        <w:t xml:space="preserve">/hs/mcp/</w:t>
-      </w:r>
-      <w:r>
-        <w:t xml:space="preserve"> </w:t>
-      </w:r>
-      <w:r>
-        <w:t xml:space="preserve">и принимает POST-запросы с Basic Auth. Никаких дополнительных серверов, прокси или middleware — всё работает нативно внутри 1С.</w:t>
+        <w:t xml:space="preserve">_batch_depth</w:t>
+      </w:r>
+      <w:r>
+        <w:t xml:space="preserve">)</w:t>
       </w:r>
     </w:p>
     <w:p>
@@ -651,31 +1864,370 @@
         </w:pict>
       </w:r>
     </w:p>
-    <w:bookmarkEnd w:id="25"/>
-    <w:bookmarkStart w:id="32" w:name="инструментов-полный-каталог"/>
+    <w:bookmarkEnd w:id="27"/>
+    <w:bookmarkEnd w:id="28"/>
+    <w:bookmarkStart w:id="29" w:name="архитектура-решения"/>
     <w:p>
       <w:pPr>
         <w:pStyle w:val="Heading3"/>
       </w:pPr>
       <w:r>
-        <w:t xml:space="preserve">35 инструментов: полный каталог</w:t>
-      </w:r>
-    </w:p>
-    <w:bookmarkStart w:id="26" w:name="метаданные-8-инструментов"/>
+        <w:t xml:space="preserve">Архитектура решения</w:t>
+      </w:r>
+    </w:p>
+    <w:p>
+      <w:pPr>
+        <w:pStyle w:val="FirstParagraph"/>
+      </w:pPr>
+      <w:r>
+        <w:t xml:space="preserve">INFATON MCP Server реализован как</w:t>
+      </w:r>
+      <w:r>
+        <w:t xml:space="preserve"> </w:t>
+      </w:r>
+      <w:r>
+        <w:rPr>
+          <w:bCs/>
+          <w:b/>
+        </w:rPr>
+        <w:t xml:space="preserve">расширение конфигурации 1С</w:t>
+      </w:r>
+      <w:r>
+        <w:t xml:space="preserve"> </w:t>
+      </w:r>
+      <w:r>
+        <w:t xml:space="preserve">(</w:t>
+      </w:r>
+      <w:r>
+        <w:rPr>
+          <w:rStyle w:val="VerbatimChar"/>
+        </w:rPr>
+        <w:t xml:space="preserve">.cfe</w:t>
+      </w:r>
+      <w:r>
+        <w:t xml:space="preserve">). Это значит:</w:t>
+      </w:r>
+    </w:p>
+    <w:p>
+      <w:pPr>
+        <w:numPr>
+          <w:ilvl w:val="0"/>
+          <w:numId w:val="1005"/>
+        </w:numPr>
+        <w:pStyle w:val="Compact"/>
+      </w:pPr>
+      <w:r>
+        <w:t xml:space="preserve">Не требует модификации основной конфигурации</w:t>
+      </w:r>
+    </w:p>
+    <w:p>
+      <w:pPr>
+        <w:numPr>
+          <w:ilvl w:val="0"/>
+          <w:numId w:val="1005"/>
+        </w:numPr>
+        <w:pStyle w:val="Compact"/>
+      </w:pPr>
+      <w:r>
+        <w:t xml:space="preserve">Устанавливается за 2 минуты через Конфигуратор</w:t>
+      </w:r>
+    </w:p>
+    <w:p>
+      <w:pPr>
+        <w:numPr>
+          <w:ilvl w:val="0"/>
+          <w:numId w:val="1005"/>
+        </w:numPr>
+        <w:pStyle w:val="Compact"/>
+      </w:pPr>
+      <w:r>
+        <w:t xml:space="preserve">Работает на любой конфигурации: ERP 2.5, УПП 1.3, Бухгалтерия 3.0, УТ 11, КА 2</w:t>
+      </w:r>
+    </w:p>
+    <w:p>
+      <w:pPr>
+        <w:numPr>
+          <w:ilvl w:val="0"/>
+          <w:numId w:val="1005"/>
+        </w:numPr>
+        <w:pStyle w:val="Compact"/>
+      </w:pPr>
+      <w:r>
+        <w:t xml:space="preserve">Поддерживает платформу 1С 8.3.20 и выше</w:t>
+      </w:r>
+    </w:p>
+    <w:p>
+      <w:pPr>
+        <w:pStyle w:val="SourceCode"/>
+      </w:pPr>
+      <w:r>
+        <w:rPr>
+          <w:rStyle w:val="VerbatimChar"/>
+        </w:rPr>
+        <w:t xml:space="preserve">┌─────────────────────────┐</w:t>
+      </w:r>
+      <w:r>
+        <w:br/>
+      </w:r>
+      <w:r>
+        <w:rPr>
+          <w:rStyle w:val="VerbatimChar"/>
+        </w:rPr>
+        <w:t xml:space="preserve">│   AI Assistant          │  Claude / GPT / Cursor / Windsurf</w:t>
+      </w:r>
+      <w:r>
+        <w:br/>
+      </w:r>
+      <w:r>
+        <w:rPr>
+          <w:rStyle w:val="VerbatimChar"/>
+        </w:rPr>
+        <w:t xml:space="preserve">│   (MCP Client)          │</w:t>
+      </w:r>
+      <w:r>
+        <w:br/>
+      </w:r>
+      <w:r>
+        <w:rPr>
+          <w:rStyle w:val="VerbatimChar"/>
+        </w:rPr>
+        <w:t xml:space="preserve">└────────┬────────────────┘</w:t>
+      </w:r>
+      <w:r>
+        <w:br/>
+      </w:r>
+      <w:r>
+        <w:rPr>
+          <w:rStyle w:val="VerbatimChar"/>
+        </w:rPr>
+        <w:t xml:space="preserve">         │ stdio (JSON-RPC 2.0)</w:t>
+      </w:r>
+      <w:r>
+        <w:br/>
+      </w:r>
+      <w:r>
+        <w:rPr>
+          <w:rStyle w:val="VerbatimChar"/>
+        </w:rPr>
+        <w:t xml:space="preserve">         ▼</w:t>
+      </w:r>
+      <w:r>
+        <w:br/>
+      </w:r>
+      <w:r>
+        <w:rPr>
+          <w:rStyle w:val="VerbatimChar"/>
+        </w:rPr>
+        <w:t xml:space="preserve">┌─────────────────────────┐</w:t>
+      </w:r>
+      <w:r>
+        <w:br/>
+      </w:r>
+      <w:r>
+        <w:rPr>
+          <w:rStyle w:val="VerbatimChar"/>
+        </w:rPr>
+        <w:t xml:space="preserve">│   index.mjs             │  Node.js stdio → HTTP proxy</w:t>
+      </w:r>
+      <w:r>
+        <w:br/>
+      </w:r>
+      <w:r>
+        <w:rPr>
+          <w:rStyle w:val="VerbatimChar"/>
+        </w:rPr>
+        <w:t xml:space="preserve">│   (MCP Transport)       │  (входит в репозиторий)</w:t>
+      </w:r>
+      <w:r>
+        <w:br/>
+      </w:r>
+      <w:r>
+        <w:rPr>
+          <w:rStyle w:val="VerbatimChar"/>
+        </w:rPr>
+        <w:t xml:space="preserve">└────────┬────────────────┘</w:t>
+      </w:r>
+      <w:r>
+        <w:br/>
+      </w:r>
+      <w:r>
+        <w:rPr>
+          <w:rStyle w:val="VerbatimChar"/>
+        </w:rPr>
+        <w:t xml:space="preserve">         │ HTTP POST (Basic Auth)</w:t>
+      </w:r>
+      <w:r>
+        <w:br/>
+      </w:r>
+      <w:r>
+        <w:rPr>
+          <w:rStyle w:val="VerbatimChar"/>
+        </w:rPr>
+        <w:t xml:space="preserve">         ▼</w:t>
+      </w:r>
+      <w:r>
+        <w:br/>
+      </w:r>
+      <w:r>
+        <w:rPr>
+          <w:rStyle w:val="VerbatimChar"/>
+        </w:rPr>
+        <w:t xml:space="preserve">┌─────────────────────────┐</w:t>
+      </w:r>
+      <w:r>
+        <w:br/>
+      </w:r>
+      <w:r>
+        <w:rPr>
+          <w:rStyle w:val="VerbatimChar"/>
+        </w:rPr>
+        <w:t xml:space="preserve">│   HTTP-сервис /hs/mcp/  │  Расширение INFATON_MCP.cfe</w:t>
+      </w:r>
+      <w:r>
+        <w:br/>
+      </w:r>
+      <w:r>
+        <w:rPr>
+          <w:rStyle w:val="VerbatimChar"/>
+        </w:rPr>
+        <w:t xml:space="preserve">│   Module.bsl            │  51 инструмент (4 263 строки)</w:t>
+      </w:r>
+      <w:r>
+        <w:br/>
+      </w:r>
+      <w:r>
+        <w:rPr>
+          <w:rStyle w:val="VerbatimChar"/>
+        </w:rPr>
+        <w:t xml:space="preserve">│   (MCP Server)          │</w:t>
+      </w:r>
+      <w:r>
+        <w:br/>
+      </w:r>
+      <w:r>
+        <w:rPr>
+          <w:rStyle w:val="VerbatimChar"/>
+        </w:rPr>
+        <w:t xml:space="preserve">└────────┬────────────────┘</w:t>
+      </w:r>
+      <w:r>
+        <w:br/>
+      </w:r>
+      <w:r>
+        <w:rPr>
+          <w:rStyle w:val="VerbatimChar"/>
+        </w:rPr>
+        <w:t xml:space="preserve">         │ Встроенный язык 1С</w:t>
+      </w:r>
+      <w:r>
+        <w:br/>
+      </w:r>
+      <w:r>
+        <w:rPr>
+          <w:rStyle w:val="VerbatimChar"/>
+        </w:rPr>
+        <w:t xml:space="preserve">         ▼</w:t>
+      </w:r>
+      <w:r>
+        <w:br/>
+      </w:r>
+      <w:r>
+        <w:rPr>
+          <w:rStyle w:val="VerbatimChar"/>
+        </w:rPr>
+        <w:t xml:space="preserve">┌─────────────────────────┐</w:t>
+      </w:r>
+      <w:r>
+        <w:br/>
+      </w:r>
+      <w:r>
+        <w:rPr>
+          <w:rStyle w:val="VerbatimChar"/>
+        </w:rPr>
+        <w:t xml:space="preserve">│   База 1С:Предприятие   │  ERP / УПП / Бухгалтерия / УТ / КА</w:t>
+      </w:r>
+      <w:r>
+        <w:br/>
+      </w:r>
+      <w:r>
+        <w:rPr>
+          <w:rStyle w:val="VerbatimChar"/>
+        </w:rPr>
+        <w:t xml:space="preserve">│   Данные, метаданные    │</w:t>
+      </w:r>
+      <w:r>
+        <w:br/>
+      </w:r>
+      <w:r>
+        <w:rPr>
+          <w:rStyle w:val="VerbatimChar"/>
+        </w:rPr>
+        <w:t xml:space="preserve">└─────────────────────────┘</w:t>
+      </w:r>
+    </w:p>
+    <w:p>
+      <w:pPr>
+        <w:pStyle w:val="FirstParagraph"/>
+      </w:pPr>
+      <w:r>
+        <w:t xml:space="preserve">В v2.0 появился</w:t>
+      </w:r>
+      <w:r>
+        <w:t xml:space="preserve"> </w:t>
+      </w:r>
+      <w:r>
+        <w:rPr>
+          <w:bCs/>
+          <w:b/>
+        </w:rPr>
+        <w:t xml:space="preserve">index.mjs</w:t>
+      </w:r>
+      <w:r>
+        <w:t xml:space="preserve"> </w:t>
+      </w:r>
+      <w:r>
+        <w:t xml:space="preserve">— Node.js stdio-обёртка, позволяющая подключать MCP-сервер через стандартный stdio-транспорт (используется в Claude Desktop, Cursor и других клиентах). HTTP-сервис</w:t>
+      </w:r>
+      <w:r>
+        <w:t xml:space="preserve"> </w:t>
+      </w:r>
+      <w:r>
+        <w:rPr>
+          <w:rStyle w:val="VerbatimChar"/>
+        </w:rPr>
+        <w:t xml:space="preserve">mcp</w:t>
+      </w:r>
+      <w:r>
+        <w:t xml:space="preserve"> </w:t>
+      </w:r>
+      <w:r>
+        <w:t xml:space="preserve">принимает POST-запросы с Basic Auth — никаких дополнительных серверов не требуется.</w:t>
+      </w:r>
+    </w:p>
+    <w:p>
+      <w:r>
+        <w:pict>
+          <v:rect style="width:0;height:1.5pt" o:hralign="center" o:hrstd="t" o:hr="t"/>
+        </w:pict>
+      </w:r>
+    </w:p>
+    <w:bookmarkEnd w:id="29"/>
+    <w:bookmarkStart w:id="38" w:name="полный-каталог-51-инструмент"/>
+    <w:p>
+      <w:pPr>
+        <w:pStyle w:val="Heading3"/>
+      </w:pPr>
+      <w:r>
+        <w:t xml:space="preserve">Полный каталог: 51 инструмент</w:t>
+      </w:r>
+    </w:p>
+    <w:bookmarkStart w:id="30" w:name="группа-а-метаданные-8"/>
     <w:p>
       <w:pPr>
         <w:pStyle w:val="Heading4"/>
       </w:pPr>
       <w:r>
-        <w:t xml:space="preserve">Метаданные (8 инструментов)</w:t>
-      </w:r>
-    </w:p>
-    <w:p>
-      <w:pPr>
-        <w:pStyle w:val="FirstParagraph"/>
-      </w:pPr>
-      <w:r>
-        <w:t xml:space="preserve">Полный доступ к конфигурации «изнутри» — то, что раньше можно было делать только в Конфигураторе:</w:t>
+        <w:t xml:space="preserve">Группа А — Метаданные (8)</w:t>
       </w:r>
     </w:p>
     <w:tbl>
@@ -766,7 +2318,7 @@
               <w:jc w:val="left"/>
             </w:pPr>
             <w:r>
-              <w:t xml:space="preserve">Дерево всех объектов конфигурации: справочники, документы, регистры, перечисления</w:t>
+              <w:t xml:space="preserve">Дерево всех объектов конфигурации</w:t>
             </w:r>
           </w:p>
         </w:tc>
@@ -807,7 +2359,7 @@
               <w:jc w:val="left"/>
             </w:pPr>
             <w:r>
-              <w:t xml:space="preserve">Полная структура объекта: реквизиты, табличные части, типы данных</w:t>
+              <w:t xml:space="preserve">Полная структура объекта: реквизиты, ТЧ, типы</w:t>
             </w:r>
           </w:p>
         </w:tc>
@@ -1059,388 +2611,14 @@
         </w:tc>
       </w:tr>
     </w:tbl>
-    <w:p>
-      <w:pPr>
-        <w:pStyle w:val="BodyText"/>
-      </w:pPr>
-      <w:r>
-        <w:t xml:space="preserve">AI-ассистент может самостоятельно изучить структуру вашей конфигурации, не заглядывая в Конфигуратор.</w:t>
-      </w:r>
-    </w:p>
-    <w:bookmarkEnd w:id="26"/>
-    <w:bookmarkStart w:id="27" w:name="данные-7-инструментов"/>
+    <w:bookmarkEnd w:id="30"/>
+    <w:bookmarkStart w:id="31" w:name="группа-б-чтение-данных-7"/>
     <w:p>
       <w:pPr>
         <w:pStyle w:val="Heading4"/>
       </w:pPr>
       <w:r>
-        <w:t xml:space="preserve">Данные (7 инструментов)</w:t>
-      </w:r>
-    </w:p>
-    <w:p>
-      <w:pPr>
-        <w:pStyle w:val="FirstParagraph"/>
-      </w:pPr>
-      <w:r>
-        <w:t xml:space="preserve">Чтение данных — от произвольных запросов до поиска по коду/наименованию:</w:t>
-      </w:r>
-    </w:p>
-    <w:tbl>
-      <w:tblPr>
-        <w:tblStyle w:val="Table"/>
-        <w:tblW w:type="pct" w:w="5000"/>
-        <w:tblLook w:firstRow="1" w:lastRow="0" w:firstColumn="0" w:lastColumn="0" w:noHBand="0" w:noVBand="0" w:val="0020"/>
-      </w:tblPr>
-      <w:tblGrid>
-        <w:gridCol w:w="990"/>
-        <w:gridCol w:w="3630"/>
-        <w:gridCol w:w="3300"/>
-      </w:tblGrid>
-      <w:tr>
-        <w:trPr>
-          <w:tblHeader w:val="true"/>
-        </w:trPr>
-        <w:tc>
-          <w:tcPr/>
-          <w:p>
-            <w:pPr>
-              <w:pStyle w:val="Compact"/>
-              <w:jc w:val="left"/>
-            </w:pPr>
-            <w:r>
-              <w:t xml:space="preserve">#</w:t>
-            </w:r>
-          </w:p>
-        </w:tc>
-        <w:tc>
-          <w:tcPr/>
-          <w:p>
-            <w:pPr>
-              <w:pStyle w:val="Compact"/>
-              <w:jc w:val="left"/>
-            </w:pPr>
-            <w:r>
-              <w:t xml:space="preserve">Инструмент</w:t>
-            </w:r>
-          </w:p>
-        </w:tc>
-        <w:tc>
-          <w:tcPr/>
-          <w:p>
-            <w:pPr>
-              <w:pStyle w:val="Compact"/>
-              <w:jc w:val="left"/>
-            </w:pPr>
-            <w:r>
-              <w:t xml:space="preserve">Что делает</w:t>
-            </w:r>
-          </w:p>
-        </w:tc>
-      </w:tr>
-      <w:tr>
-        <w:tc>
-          <w:tcPr/>
-          <w:p>
-            <w:pPr>
-              <w:pStyle w:val="Compact"/>
-              <w:jc w:val="left"/>
-            </w:pPr>
-            <w:r>
-              <w:t xml:space="preserve">9</w:t>
-            </w:r>
-          </w:p>
-        </w:tc>
-        <w:tc>
-          <w:tcPr/>
-          <w:p>
-            <w:pPr>
-              <w:pStyle w:val="Compact"/>
-              <w:jc w:val="left"/>
-            </w:pPr>
-            <w:r>
-              <w:rPr>
-                <w:rStyle w:val="VerbatimChar"/>
-              </w:rPr>
-              <w:t xml:space="preserve">execute_query</w:t>
-            </w:r>
-          </w:p>
-        </w:tc>
-        <w:tc>
-          <w:tcPr/>
-          <w:p>
-            <w:pPr>
-              <w:pStyle w:val="Compact"/>
-              <w:jc w:val="left"/>
-            </w:pPr>
-            <w:r>
-              <w:t xml:space="preserve">Выполнение произвольного запроса на языке 1С</w:t>
-            </w:r>
-          </w:p>
-        </w:tc>
-      </w:tr>
-      <w:tr>
-        <w:tc>
-          <w:tcPr/>
-          <w:p>
-            <w:pPr>
-              <w:pStyle w:val="Compact"/>
-              <w:jc w:val="left"/>
-            </w:pPr>
-            <w:r>
-              <w:t xml:space="preserve">10</w:t>
-            </w:r>
-          </w:p>
-        </w:tc>
-        <w:tc>
-          <w:tcPr/>
-          <w:p>
-            <w:pPr>
-              <w:pStyle w:val="Compact"/>
-              <w:jc w:val="left"/>
-            </w:pPr>
-            <w:r>
-              <w:rPr>
-                <w:rStyle w:val="VerbatimChar"/>
-              </w:rPr>
-              <w:t xml:space="preserve">get_object_by_ref</w:t>
-            </w:r>
-          </w:p>
-        </w:tc>
-        <w:tc>
-          <w:tcPr/>
-          <w:p>
-            <w:pPr>
-              <w:pStyle w:val="Compact"/>
-              <w:jc w:val="left"/>
-            </w:pPr>
-            <w:r>
-              <w:t xml:space="preserve">Получение объекта по ссылке/GUID</w:t>
-            </w:r>
-          </w:p>
-        </w:tc>
-      </w:tr>
-      <w:tr>
-        <w:tc>
-          <w:tcPr/>
-          <w:p>
-            <w:pPr>
-              <w:pStyle w:val="Compact"/>
-              <w:jc w:val="left"/>
-            </w:pPr>
-            <w:r>
-              <w:t xml:space="preserve">11</w:t>
-            </w:r>
-          </w:p>
-        </w:tc>
-        <w:tc>
-          <w:tcPr/>
-          <w:p>
-            <w:pPr>
-              <w:pStyle w:val="Compact"/>
-              <w:jc w:val="left"/>
-            </w:pPr>
-            <w:r>
-              <w:rPr>
-                <w:rStyle w:val="VerbatimChar"/>
-              </w:rPr>
-              <w:t xml:space="preserve">get_list</w:t>
-            </w:r>
-          </w:p>
-        </w:tc>
-        <w:tc>
-          <w:tcPr/>
-          <w:p>
-            <w:pPr>
-              <w:pStyle w:val="Compact"/>
-              <w:jc w:val="left"/>
-            </w:pPr>
-            <w:r>
-              <w:t xml:space="preserve">Список элементов с фильтрами и пагинацией</w:t>
-            </w:r>
-          </w:p>
-        </w:tc>
-      </w:tr>
-      <w:tr>
-        <w:tc>
-          <w:tcPr/>
-          <w:p>
-            <w:pPr>
-              <w:pStyle w:val="Compact"/>
-              <w:jc w:val="left"/>
-            </w:pPr>
-            <w:r>
-              <w:t xml:space="preserve">12</w:t>
-            </w:r>
-          </w:p>
-        </w:tc>
-        <w:tc>
-          <w:tcPr/>
-          <w:p>
-            <w:pPr>
-              <w:pStyle w:val="Compact"/>
-              <w:jc w:val="left"/>
-            </w:pPr>
-            <w:r>
-              <w:rPr>
-                <w:rStyle w:val="VerbatimChar"/>
-              </w:rPr>
-              <w:t xml:space="preserve">find_by_code</w:t>
-            </w:r>
-          </w:p>
-        </w:tc>
-        <w:tc>
-          <w:tcPr/>
-          <w:p>
-            <w:pPr>
-              <w:pStyle w:val="Compact"/>
-              <w:jc w:val="left"/>
-            </w:pPr>
-            <w:r>
-              <w:t xml:space="preserve">Поиск по коду</w:t>
-            </w:r>
-          </w:p>
-        </w:tc>
-      </w:tr>
-      <w:tr>
-        <w:tc>
-          <w:tcPr/>
-          <w:p>
-            <w:pPr>
-              <w:pStyle w:val="Compact"/>
-              <w:jc w:val="left"/>
-            </w:pPr>
-            <w:r>
-              <w:t xml:space="preserve">13</w:t>
-            </w:r>
-          </w:p>
-        </w:tc>
-        <w:tc>
-          <w:tcPr/>
-          <w:p>
-            <w:pPr>
-              <w:pStyle w:val="Compact"/>
-              <w:jc w:val="left"/>
-            </w:pPr>
-            <w:r>
-              <w:rPr>
-                <w:rStyle w:val="VerbatimChar"/>
-              </w:rPr>
-              <w:t xml:space="preserve">find_by_name</w:t>
-            </w:r>
-          </w:p>
-        </w:tc>
-        <w:tc>
-          <w:tcPr/>
-          <w:p>
-            <w:pPr>
-              <w:pStyle w:val="Compact"/>
-              <w:jc w:val="left"/>
-            </w:pPr>
-            <w:r>
-              <w:t xml:space="preserve">Поиск по наименованию</w:t>
-            </w:r>
-          </w:p>
-        </w:tc>
-      </w:tr>
-      <w:tr>
-        <w:tc>
-          <w:tcPr/>
-          <w:p>
-            <w:pPr>
-              <w:pStyle w:val="Compact"/>
-              <w:jc w:val="left"/>
-            </w:pPr>
-            <w:r>
-              <w:t xml:space="preserve">14</w:t>
-            </w:r>
-          </w:p>
-        </w:tc>
-        <w:tc>
-          <w:tcPr/>
-          <w:p>
-            <w:pPr>
-              <w:pStyle w:val="Compact"/>
-              <w:jc w:val="left"/>
-            </w:pPr>
-            <w:r>
-              <w:rPr>
-                <w:rStyle w:val="VerbatimChar"/>
-              </w:rPr>
-              <w:t xml:space="preserve">get_register_records</w:t>
-            </w:r>
-          </w:p>
-        </w:tc>
-        <w:tc>
-          <w:tcPr/>
-          <w:p>
-            <w:pPr>
-              <w:pStyle w:val="Compact"/>
-              <w:jc w:val="left"/>
-            </w:pPr>
-            <w:r>
-              <w:t xml:space="preserve">Записи регистра с фильтрами по измерениям</w:t>
-            </w:r>
-          </w:p>
-        </w:tc>
-      </w:tr>
-      <w:tr>
-        <w:tc>
-          <w:tcPr/>
-          <w:p>
-            <w:pPr>
-              <w:pStyle w:val="Compact"/>
-              <w:jc w:val="left"/>
-            </w:pPr>
-            <w:r>
-              <w:t xml:space="preserve">15</w:t>
-            </w:r>
-          </w:p>
-        </w:tc>
-        <w:tc>
-          <w:tcPr/>
-          <w:p>
-            <w:pPr>
-              <w:pStyle w:val="Compact"/>
-              <w:jc w:val="left"/>
-            </w:pPr>
-            <w:r>
-              <w:rPr>
-                <w:rStyle w:val="VerbatimChar"/>
-              </w:rPr>
-              <w:t xml:space="preserve">get_document_list</w:t>
-            </w:r>
-          </w:p>
-        </w:tc>
-        <w:tc>
-          <w:tcPr/>
-          <w:p>
-            <w:pPr>
-              <w:pStyle w:val="Compact"/>
-              <w:jc w:val="left"/>
-            </w:pPr>
-            <w:r>
-              <w:t xml:space="preserve">Список документов с фильтрами по дате/номеру</w:t>
-            </w:r>
-          </w:p>
-        </w:tc>
-      </w:tr>
-    </w:tbl>
-    <w:bookmarkEnd w:id="27"/>
-    <w:bookmarkStart w:id="28" w:name="crud-7-инструментов"/>
-    <w:p>
-      <w:pPr>
-        <w:pStyle w:val="Heading4"/>
-      </w:pPr>
-      <w:r>
-        <w:t xml:space="preserve">CRUD (7 инструментов)</w:t>
-      </w:r>
-    </w:p>
-    <w:p>
-      <w:pPr>
-        <w:pStyle w:val="FirstParagraph"/>
-      </w:pPr>
-      <w:r>
-        <w:t xml:space="preserve">Полный цикл создания, изменения и удаления:</w:t>
+        <w:t xml:space="preserve">Группа Б — Чтение данных (7)</w:t>
       </w:r>
     </w:p>
     <w:tbl>
@@ -1504,7 +2682,7 @@
               <w:jc w:val="left"/>
             </w:pPr>
             <w:r>
-              <w:t xml:space="preserve">16</w:t>
+              <w:t xml:space="preserve">9</w:t>
             </w:r>
           </w:p>
         </w:tc>
@@ -1519,33 +2697,33 @@
               <w:rPr>
                 <w:rStyle w:val="VerbatimChar"/>
               </w:rPr>
-              <w:t xml:space="preserve">create_object</w:t>
-            </w:r>
-          </w:p>
-        </w:tc>
-        <w:tc>
-          <w:tcPr/>
-          <w:p>
-            <w:pPr>
-              <w:pStyle w:val="Compact"/>
-              <w:jc w:val="left"/>
-            </w:pPr>
-            <w:r>
-              <w:t xml:space="preserve">Создание справочника/документа</w:t>
-            </w:r>
-          </w:p>
-        </w:tc>
-      </w:tr>
-      <w:tr>
-        <w:tc>
-          <w:tcPr/>
-          <w:p>
-            <w:pPr>
-              <w:pStyle w:val="Compact"/>
-              <w:jc w:val="left"/>
-            </w:pPr>
-            <w:r>
-              <w:t xml:space="preserve">17</w:t>
+              <w:t xml:space="preserve">execute_query</w:t>
+            </w:r>
+          </w:p>
+        </w:tc>
+        <w:tc>
+          <w:tcPr/>
+          <w:p>
+            <w:pPr>
+              <w:pStyle w:val="Compact"/>
+              <w:jc w:val="left"/>
+            </w:pPr>
+            <w:r>
+              <w:t xml:space="preserve">Произвольный запрос на языке 1С</w:t>
+            </w:r>
+          </w:p>
+        </w:tc>
+      </w:tr>
+      <w:tr>
+        <w:tc>
+          <w:tcPr/>
+          <w:p>
+            <w:pPr>
+              <w:pStyle w:val="Compact"/>
+              <w:jc w:val="left"/>
+            </w:pPr>
+            <w:r>
+              <w:t xml:space="preserve">10</w:t>
             </w:r>
           </w:p>
         </w:tc>
@@ -1560,33 +2738,33 @@
               <w:rPr>
                 <w:rStyle w:val="VerbatimChar"/>
               </w:rPr>
-              <w:t xml:space="preserve">update_object</w:t>
-            </w:r>
-          </w:p>
-        </w:tc>
-        <w:tc>
-          <w:tcPr/>
-          <w:p>
-            <w:pPr>
-              <w:pStyle w:val="Compact"/>
-              <w:jc w:val="left"/>
-            </w:pPr>
-            <w:r>
-              <w:t xml:space="preserve">Изменение реквизитов</w:t>
-            </w:r>
-          </w:p>
-        </w:tc>
-      </w:tr>
-      <w:tr>
-        <w:tc>
-          <w:tcPr/>
-          <w:p>
-            <w:pPr>
-              <w:pStyle w:val="Compact"/>
-              <w:jc w:val="left"/>
-            </w:pPr>
-            <w:r>
-              <w:t xml:space="preserve">18</w:t>
+              <w:t xml:space="preserve">get_object_by_ref</w:t>
+            </w:r>
+          </w:p>
+        </w:tc>
+        <w:tc>
+          <w:tcPr/>
+          <w:p>
+            <w:pPr>
+              <w:pStyle w:val="Compact"/>
+              <w:jc w:val="left"/>
+            </w:pPr>
+            <w:r>
+              <w:t xml:space="preserve">Получение объекта по ссылке/GUID</w:t>
+            </w:r>
+          </w:p>
+        </w:tc>
+      </w:tr>
+      <w:tr>
+        <w:tc>
+          <w:tcPr/>
+          <w:p>
+            <w:pPr>
+              <w:pStyle w:val="Compact"/>
+              <w:jc w:val="left"/>
+            </w:pPr>
+            <w:r>
+              <w:t xml:space="preserve">11</w:t>
             </w:r>
           </w:p>
         </w:tc>
@@ -1601,33 +2779,33 @@
               <w:rPr>
                 <w:rStyle w:val="VerbatimChar"/>
               </w:rPr>
-              <w:t xml:space="preserve">delete_object</w:t>
-            </w:r>
-          </w:p>
-        </w:tc>
-        <w:tc>
-          <w:tcPr/>
-          <w:p>
-            <w:pPr>
-              <w:pStyle w:val="Compact"/>
-              <w:jc w:val="left"/>
-            </w:pPr>
-            <w:r>
-              <w:t xml:space="preserve">Пометка на удаление</w:t>
-            </w:r>
-          </w:p>
-        </w:tc>
-      </w:tr>
-      <w:tr>
-        <w:tc>
-          <w:tcPr/>
-          <w:p>
-            <w:pPr>
-              <w:pStyle w:val="Compact"/>
-              <w:jc w:val="left"/>
-            </w:pPr>
-            <w:r>
-              <w:t xml:space="preserve">19</w:t>
+              <w:t xml:space="preserve">get_list</w:t>
+            </w:r>
+          </w:p>
+        </w:tc>
+        <w:tc>
+          <w:tcPr/>
+          <w:p>
+            <w:pPr>
+              <w:pStyle w:val="Compact"/>
+              <w:jc w:val="left"/>
+            </w:pPr>
+            <w:r>
+              <w:t xml:space="preserve">Список элементов с фильтрами и пагинацией</w:t>
+            </w:r>
+          </w:p>
+        </w:tc>
+      </w:tr>
+      <w:tr>
+        <w:tc>
+          <w:tcPr/>
+          <w:p>
+            <w:pPr>
+              <w:pStyle w:val="Compact"/>
+              <w:jc w:val="left"/>
+            </w:pPr>
+            <w:r>
+              <w:t xml:space="preserve">12</w:t>
             </w:r>
           </w:p>
         </w:tc>
@@ -1642,33 +2820,33 @@
               <w:rPr>
                 <w:rStyle w:val="VerbatimChar"/>
               </w:rPr>
-              <w:t xml:space="preserve">post_document</w:t>
-            </w:r>
-          </w:p>
-        </w:tc>
-        <w:tc>
-          <w:tcPr/>
-          <w:p>
-            <w:pPr>
-              <w:pStyle w:val="Compact"/>
-              <w:jc w:val="left"/>
-            </w:pPr>
-            <w:r>
-              <w:t xml:space="preserve">Проведение документа</w:t>
-            </w:r>
-          </w:p>
-        </w:tc>
-      </w:tr>
-      <w:tr>
-        <w:tc>
-          <w:tcPr/>
-          <w:p>
-            <w:pPr>
-              <w:pStyle w:val="Compact"/>
-              <w:jc w:val="left"/>
-            </w:pPr>
-            <w:r>
-              <w:t xml:space="preserve">20</w:t>
+              <w:t xml:space="preserve">find_by_code</w:t>
+            </w:r>
+          </w:p>
+        </w:tc>
+        <w:tc>
+          <w:tcPr/>
+          <w:p>
+            <w:pPr>
+              <w:pStyle w:val="Compact"/>
+              <w:jc w:val="left"/>
+            </w:pPr>
+            <w:r>
+              <w:t xml:space="preserve">Поиск по коду</w:t>
+            </w:r>
+          </w:p>
+        </w:tc>
+      </w:tr>
+      <w:tr>
+        <w:tc>
+          <w:tcPr/>
+          <w:p>
+            <w:pPr>
+              <w:pStyle w:val="Compact"/>
+              <w:jc w:val="left"/>
+            </w:pPr>
+            <w:r>
+              <w:t xml:space="preserve">13</w:t>
             </w:r>
           </w:p>
         </w:tc>
@@ -1683,33 +2861,33 @@
               <w:rPr>
                 <w:rStyle w:val="VerbatimChar"/>
               </w:rPr>
-              <w:t xml:space="preserve">unpost_document</w:t>
-            </w:r>
-          </w:p>
-        </w:tc>
-        <w:tc>
-          <w:tcPr/>
-          <w:p>
-            <w:pPr>
-              <w:pStyle w:val="Compact"/>
-              <w:jc w:val="left"/>
-            </w:pPr>
-            <w:r>
-              <w:t xml:space="preserve">Отмена проведения</w:t>
-            </w:r>
-          </w:p>
-        </w:tc>
-      </w:tr>
-      <w:tr>
-        <w:tc>
-          <w:tcPr/>
-          <w:p>
-            <w:pPr>
-              <w:pStyle w:val="Compact"/>
-              <w:jc w:val="left"/>
-            </w:pPr>
-            <w:r>
-              <w:t xml:space="preserve">21</w:t>
+              <w:t xml:space="preserve">find_by_name</w:t>
+            </w:r>
+          </w:p>
+        </w:tc>
+        <w:tc>
+          <w:tcPr/>
+          <w:p>
+            <w:pPr>
+              <w:pStyle w:val="Compact"/>
+              <w:jc w:val="left"/>
+            </w:pPr>
+            <w:r>
+              <w:t xml:space="preserve">Поиск по наименованию</w:t>
+            </w:r>
+          </w:p>
+        </w:tc>
+      </w:tr>
+      <w:tr>
+        <w:tc>
+          <w:tcPr/>
+          <w:p>
+            <w:pPr>
+              <w:pStyle w:val="Compact"/>
+              <w:jc w:val="left"/>
+            </w:pPr>
+            <w:r>
+              <w:t xml:space="preserve">14</w:t>
             </w:r>
           </w:p>
         </w:tc>
@@ -1724,33 +2902,33 @@
               <w:rPr>
                 <w:rStyle w:val="VerbatimChar"/>
               </w:rPr>
-              <w:t xml:space="preserve">copy_object</w:t>
-            </w:r>
-          </w:p>
-        </w:tc>
-        <w:tc>
-          <w:tcPr/>
-          <w:p>
-            <w:pPr>
-              <w:pStyle w:val="Compact"/>
-              <w:jc w:val="left"/>
-            </w:pPr>
-            <w:r>
-              <w:t xml:space="preserve">Копирование объекта</w:t>
-            </w:r>
-          </w:p>
-        </w:tc>
-      </w:tr>
-      <w:tr>
-        <w:tc>
-          <w:tcPr/>
-          <w:p>
-            <w:pPr>
-              <w:pStyle w:val="Compact"/>
-              <w:jc w:val="left"/>
-            </w:pPr>
-            <w:r>
-              <w:t xml:space="preserve">22</w:t>
+              <w:t xml:space="preserve">get_register_records</w:t>
+            </w:r>
+          </w:p>
+        </w:tc>
+        <w:tc>
+          <w:tcPr/>
+          <w:p>
+            <w:pPr>
+              <w:pStyle w:val="Compact"/>
+              <w:jc w:val="left"/>
+            </w:pPr>
+            <w:r>
+              <w:t xml:space="preserve">Записи регистра с фильтрами</w:t>
+            </w:r>
+          </w:p>
+        </w:tc>
+      </w:tr>
+      <w:tr>
+        <w:tc>
+          <w:tcPr/>
+          <w:p>
+            <w:pPr>
+              <w:pStyle w:val="Compact"/>
+              <w:jc w:val="left"/>
+            </w:pPr>
+            <w:r>
+              <w:t xml:space="preserve">15</w:t>
             </w:r>
           </w:p>
         </w:tc>
@@ -1765,226 +2943,32 @@
               <w:rPr>
                 <w:rStyle w:val="VerbatimChar"/>
               </w:rPr>
-              <w:t xml:space="preserve">set_attribute</w:t>
-            </w:r>
-          </w:p>
-        </w:tc>
-        <w:tc>
-          <w:tcPr/>
-          <w:p>
-            <w:pPr>
-              <w:pStyle w:val="Compact"/>
-              <w:jc w:val="left"/>
-            </w:pPr>
-            <w:r>
-              <w:t xml:space="preserve">Изменение отдельного реквизита</w:t>
+              <w:t xml:space="preserve">get_document_list</w:t>
+            </w:r>
+          </w:p>
+        </w:tc>
+        <w:tc>
+          <w:tcPr/>
+          <w:p>
+            <w:pPr>
+              <w:pStyle w:val="Compact"/>
+              <w:jc w:val="left"/>
+            </w:pPr>
+            <w:r>
+              <w:t xml:space="preserve">Список документов по дате/номеру</w:t>
             </w:r>
           </w:p>
         </w:tc>
       </w:tr>
     </w:tbl>
-    <w:bookmarkEnd w:id="28"/>
-    <w:bookmarkStart w:id="29" w:name="код-и-вычисления-3-инструмента"/>
+    <w:bookmarkEnd w:id="31"/>
+    <w:bookmarkStart w:id="32" w:name="группа-в-crud-10"/>
     <w:p>
       <w:pPr>
         <w:pStyle w:val="Heading4"/>
       </w:pPr>
       <w:r>
-        <w:t xml:space="preserve">Код и вычисления (3 инструмента)</w:t>
-      </w:r>
-    </w:p>
-    <w:p>
-      <w:pPr>
-        <w:pStyle w:val="FirstParagraph"/>
-      </w:pPr>
-      <w:r>
-        <w:t xml:space="preserve">Прямой доступ к движку 1С — выполнение произвольного кода:</w:t>
-      </w:r>
-    </w:p>
-    <w:tbl>
-      <w:tblPr>
-        <w:tblStyle w:val="Table"/>
-        <w:tblW w:type="pct" w:w="5000"/>
-        <w:tblLook w:firstRow="1" w:lastRow="0" w:firstColumn="0" w:lastColumn="0" w:noHBand="0" w:noVBand="0" w:val="0020"/>
-      </w:tblPr>
-      <w:tblGrid>
-        <w:gridCol w:w="990"/>
-        <w:gridCol w:w="3630"/>
-        <w:gridCol w:w="3300"/>
-      </w:tblGrid>
-      <w:tr>
-        <w:trPr>
-          <w:tblHeader w:val="true"/>
-        </w:trPr>
-        <w:tc>
-          <w:tcPr/>
-          <w:p>
-            <w:pPr>
-              <w:pStyle w:val="Compact"/>
-              <w:jc w:val="left"/>
-            </w:pPr>
-            <w:r>
-              <w:t xml:space="preserve">#</w:t>
-            </w:r>
-          </w:p>
-        </w:tc>
-        <w:tc>
-          <w:tcPr/>
-          <w:p>
-            <w:pPr>
-              <w:pStyle w:val="Compact"/>
-              <w:jc w:val="left"/>
-            </w:pPr>
-            <w:r>
-              <w:t xml:space="preserve">Инструмент</w:t>
-            </w:r>
-          </w:p>
-        </w:tc>
-        <w:tc>
-          <w:tcPr/>
-          <w:p>
-            <w:pPr>
-              <w:pStyle w:val="Compact"/>
-              <w:jc w:val="left"/>
-            </w:pPr>
-            <w:r>
-              <w:t xml:space="preserve">Что делает</w:t>
-            </w:r>
-          </w:p>
-        </w:tc>
-      </w:tr>
-      <w:tr>
-        <w:tc>
-          <w:tcPr/>
-          <w:p>
-            <w:pPr>
-              <w:pStyle w:val="Compact"/>
-              <w:jc w:val="left"/>
-            </w:pPr>
-            <w:r>
-              <w:t xml:space="preserve">23</w:t>
-            </w:r>
-          </w:p>
-        </w:tc>
-        <w:tc>
-          <w:tcPr/>
-          <w:p>
-            <w:pPr>
-              <w:pStyle w:val="Compact"/>
-              <w:jc w:val="left"/>
-            </w:pPr>
-            <w:r>
-              <w:rPr>
-                <w:rStyle w:val="VerbatimChar"/>
-              </w:rPr>
-              <w:t xml:space="preserve">execute_code</w:t>
-            </w:r>
-          </w:p>
-        </w:tc>
-        <w:tc>
-          <w:tcPr/>
-          <w:p>
-            <w:pPr>
-              <w:pStyle w:val="Compact"/>
-              <w:jc w:val="left"/>
-            </w:pPr>
-            <w:r>
-              <w:t xml:space="preserve">Выполнение произвольного кода на языке 1С</w:t>
-            </w:r>
-          </w:p>
-        </w:tc>
-      </w:tr>
-      <w:tr>
-        <w:tc>
-          <w:tcPr/>
-          <w:p>
-            <w:pPr>
-              <w:pStyle w:val="Compact"/>
-              <w:jc w:val="left"/>
-            </w:pPr>
-            <w:r>
-              <w:t xml:space="preserve">24</w:t>
-            </w:r>
-          </w:p>
-        </w:tc>
-        <w:tc>
-          <w:tcPr/>
-          <w:p>
-            <w:pPr>
-              <w:pStyle w:val="Compact"/>
-              <w:jc w:val="left"/>
-            </w:pPr>
-            <w:r>
-              <w:rPr>
-                <w:rStyle w:val="VerbatimChar"/>
-              </w:rPr>
-              <w:t xml:space="preserve">evaluate_expression</w:t>
-            </w:r>
-          </w:p>
-        </w:tc>
-        <w:tc>
-          <w:tcPr/>
-          <w:p>
-            <w:pPr>
-              <w:pStyle w:val="Compact"/>
-              <w:jc w:val="left"/>
-            </w:pPr>
-            <w:r>
-              <w:t xml:space="preserve">Вычисление выражения и возврат результата</w:t>
-            </w:r>
-          </w:p>
-        </w:tc>
-      </w:tr>
-      <w:tr>
-        <w:tc>
-          <w:tcPr/>
-          <w:p>
-            <w:pPr>
-              <w:pStyle w:val="Compact"/>
-              <w:jc w:val="left"/>
-            </w:pPr>
-            <w:r>
-              <w:t xml:space="preserve">25</w:t>
-            </w:r>
-          </w:p>
-        </w:tc>
-        <w:tc>
-          <w:tcPr/>
-          <w:p>
-            <w:pPr>
-              <w:pStyle w:val="Compact"/>
-              <w:jc w:val="left"/>
-            </w:pPr>
-            <w:r>
-              <w:rPr>
-                <w:rStyle w:val="VerbatimChar"/>
-              </w:rPr>
-              <w:t xml:space="preserve">get_module_text</w:t>
-            </w:r>
-          </w:p>
-        </w:tc>
-        <w:tc>
-          <w:tcPr/>
-          <w:p>
-            <w:pPr>
-              <w:pStyle w:val="Compact"/>
-              <w:jc w:val="left"/>
-            </w:pPr>
-            <w:r>
-              <w:t xml:space="preserve">Получение текста модуля объекта конфигурации</w:t>
-            </w:r>
-          </w:p>
-        </w:tc>
-      </w:tr>
-    </w:tbl>
-    <w:bookmarkEnd w:id="29"/>
-    <w:bookmarkStart w:id="30" w:name="X49ce129c051f5fc470f981a0ba033543eb30dc4"/>
-    <w:p>
-      <w:pPr>
-        <w:pStyle w:val="Heading4"/>
-      </w:pPr>
-      <w:r>
-        <w:t xml:space="preserve">Отчёты и администрирование (5 инструментов)</w:t>
+        <w:t xml:space="preserve">Группа В — CRUD (10)</w:t>
       </w:r>
     </w:p>
     <w:tbl>
@@ -2048,7 +3032,7 @@
               <w:jc w:val="left"/>
             </w:pPr>
             <w:r>
-              <w:t xml:space="preserve">26</w:t>
+              <w:t xml:space="preserve">16</w:t>
             </w:r>
           </w:p>
         </w:tc>
@@ -2063,33 +3047,33 @@
               <w:rPr>
                 <w:rStyle w:val="VerbatimChar"/>
               </w:rPr>
-              <w:t xml:space="preserve">generate_report</w:t>
-            </w:r>
-          </w:p>
-        </w:tc>
-        <w:tc>
-          <w:tcPr/>
-          <w:p>
-            <w:pPr>
-              <w:pStyle w:val="Compact"/>
-              <w:jc w:val="left"/>
-            </w:pPr>
-            <w:r>
-              <w:t xml:space="preserve">Формирование отчёта (СКД)</w:t>
-            </w:r>
-          </w:p>
-        </w:tc>
-      </w:tr>
-      <w:tr>
-        <w:tc>
-          <w:tcPr/>
-          <w:p>
-            <w:pPr>
-              <w:pStyle w:val="Compact"/>
-              <w:jc w:val="left"/>
-            </w:pPr>
-            <w:r>
-              <w:t xml:space="preserve">27</w:t>
+              <w:t xml:space="preserve">create_object</w:t>
+            </w:r>
+          </w:p>
+        </w:tc>
+        <w:tc>
+          <w:tcPr/>
+          <w:p>
+            <w:pPr>
+              <w:pStyle w:val="Compact"/>
+              <w:jc w:val="left"/>
+            </w:pPr>
+            <w:r>
+              <w:t xml:space="preserve">Создание справочника/документа</w:t>
+            </w:r>
+          </w:p>
+        </w:tc>
+      </w:tr>
+      <w:tr>
+        <w:tc>
+          <w:tcPr/>
+          <w:p>
+            <w:pPr>
+              <w:pStyle w:val="Compact"/>
+              <w:jc w:val="left"/>
+            </w:pPr>
+            <w:r>
+              <w:t xml:space="preserve">17</w:t>
             </w:r>
           </w:p>
         </w:tc>
@@ -2104,33 +3088,33 @@
               <w:rPr>
                 <w:rStyle w:val="VerbatimChar"/>
               </w:rPr>
-              <w:t xml:space="preserve">get_active_users</w:t>
-            </w:r>
-          </w:p>
-        </w:tc>
-        <w:tc>
-          <w:tcPr/>
-          <w:p>
-            <w:pPr>
-              <w:pStyle w:val="Compact"/>
-              <w:jc w:val="left"/>
-            </w:pPr>
-            <w:r>
-              <w:t xml:space="preserve">Список активных пользователей</w:t>
-            </w:r>
-          </w:p>
-        </w:tc>
-      </w:tr>
-      <w:tr>
-        <w:tc>
-          <w:tcPr/>
-          <w:p>
-            <w:pPr>
-              <w:pStyle w:val="Compact"/>
-              <w:jc w:val="left"/>
-            </w:pPr>
-            <w:r>
-              <w:t xml:space="preserve">28</w:t>
+              <w:t xml:space="preserve">update_object</w:t>
+            </w:r>
+          </w:p>
+        </w:tc>
+        <w:tc>
+          <w:tcPr/>
+          <w:p>
+            <w:pPr>
+              <w:pStyle w:val="Compact"/>
+              <w:jc w:val="left"/>
+            </w:pPr>
+            <w:r>
+              <w:t xml:space="preserve">Изменение реквизитов</w:t>
+            </w:r>
+          </w:p>
+        </w:tc>
+      </w:tr>
+      <w:tr>
+        <w:tc>
+          <w:tcPr/>
+          <w:p>
+            <w:pPr>
+              <w:pStyle w:val="Compact"/>
+              <w:jc w:val="left"/>
+            </w:pPr>
+            <w:r>
+              <w:t xml:space="preserve">18</w:t>
             </w:r>
           </w:p>
         </w:tc>
@@ -2145,33 +3129,33 @@
               <w:rPr>
                 <w:rStyle w:val="VerbatimChar"/>
               </w:rPr>
-              <w:t xml:space="preserve">get_event_log</w:t>
-            </w:r>
-          </w:p>
-        </w:tc>
-        <w:tc>
-          <w:tcPr/>
-          <w:p>
-            <w:pPr>
-              <w:pStyle w:val="Compact"/>
-              <w:jc w:val="left"/>
-            </w:pPr>
-            <w:r>
-              <w:t xml:space="preserve">Журнал регистрации</w:t>
-            </w:r>
-          </w:p>
-        </w:tc>
-      </w:tr>
-      <w:tr>
-        <w:tc>
-          <w:tcPr/>
-          <w:p>
-            <w:pPr>
-              <w:pStyle w:val="Compact"/>
-              <w:jc w:val="left"/>
-            </w:pPr>
-            <w:r>
-              <w:t xml:space="preserve">29</w:t>
+              <w:t xml:space="preserve">delete_object</w:t>
+            </w:r>
+          </w:p>
+        </w:tc>
+        <w:tc>
+          <w:tcPr/>
+          <w:p>
+            <w:pPr>
+              <w:pStyle w:val="Compact"/>
+              <w:jc w:val="left"/>
+            </w:pPr>
+            <w:r>
+              <w:t xml:space="preserve">Пометка на удаление</w:t>
+            </w:r>
+          </w:p>
+        </w:tc>
+      </w:tr>
+      <w:tr>
+        <w:tc>
+          <w:tcPr/>
+          <w:p>
+            <w:pPr>
+              <w:pStyle w:val="Compact"/>
+              <w:jc w:val="left"/>
+            </w:pPr>
+            <w:r>
+              <w:t xml:space="preserve">19</w:t>
             </w:r>
           </w:p>
         </w:tc>
@@ -2186,33 +3170,33 @@
               <w:rPr>
                 <w:rStyle w:val="VerbatimChar"/>
               </w:rPr>
-              <w:t xml:space="preserve">get_locks</w:t>
-            </w:r>
-          </w:p>
-        </w:tc>
-        <w:tc>
-          <w:tcPr/>
-          <w:p>
-            <w:pPr>
-              <w:pStyle w:val="Compact"/>
-              <w:jc w:val="left"/>
-            </w:pPr>
-            <w:r>
-              <w:t xml:space="preserve">Блокировки данных</w:t>
-            </w:r>
-          </w:p>
-        </w:tc>
-      </w:tr>
-      <w:tr>
-        <w:tc>
-          <w:tcPr/>
-          <w:p>
-            <w:pPr>
-              <w:pStyle w:val="Compact"/>
-              <w:jc w:val="left"/>
-            </w:pPr>
-            <w:r>
-              <w:t xml:space="preserve">30</w:t>
+              <w:t xml:space="preserve">post_document</w:t>
+            </w:r>
+          </w:p>
+        </w:tc>
+        <w:tc>
+          <w:tcPr/>
+          <w:p>
+            <w:pPr>
+              <w:pStyle w:val="Compact"/>
+              <w:jc w:val="left"/>
+            </w:pPr>
+            <w:r>
+              <w:t xml:space="preserve">Проведение документа</w:t>
+            </w:r>
+          </w:p>
+        </w:tc>
+      </w:tr>
+      <w:tr>
+        <w:tc>
+          <w:tcPr/>
+          <w:p>
+            <w:pPr>
+              <w:pStyle w:val="Compact"/>
+              <w:jc w:val="left"/>
+            </w:pPr>
+            <w:r>
+              <w:t xml:space="preserve">20</w:t>
             </w:r>
           </w:p>
         </w:tc>
@@ -2227,32 +3211,237 @@
               <w:rPr>
                 <w:rStyle w:val="VerbatimChar"/>
               </w:rPr>
-              <w:t xml:space="preserve">get_server_info</w:t>
-            </w:r>
-          </w:p>
-        </w:tc>
-        <w:tc>
-          <w:tcPr/>
-          <w:p>
-            <w:pPr>
-              <w:pStyle w:val="Compact"/>
-              <w:jc w:val="left"/>
-            </w:pPr>
-            <w:r>
-              <w:t xml:space="preserve">Информация о сервере 1С</w:t>
+              <w:t xml:space="preserve">unpost_document</w:t>
+            </w:r>
+          </w:p>
+        </w:tc>
+        <w:tc>
+          <w:tcPr/>
+          <w:p>
+            <w:pPr>
+              <w:pStyle w:val="Compact"/>
+              <w:jc w:val="left"/>
+            </w:pPr>
+            <w:r>
+              <w:t xml:space="preserve">Отмена проведения</w:t>
+            </w:r>
+          </w:p>
+        </w:tc>
+      </w:tr>
+      <w:tr>
+        <w:tc>
+          <w:tcPr/>
+          <w:p>
+            <w:pPr>
+              <w:pStyle w:val="Compact"/>
+              <w:jc w:val="left"/>
+            </w:pPr>
+            <w:r>
+              <w:t xml:space="preserve">21</w:t>
+            </w:r>
+          </w:p>
+        </w:tc>
+        <w:tc>
+          <w:tcPr/>
+          <w:p>
+            <w:pPr>
+              <w:pStyle w:val="Compact"/>
+              <w:jc w:val="left"/>
+            </w:pPr>
+            <w:r>
+              <w:rPr>
+                <w:rStyle w:val="VerbatimChar"/>
+              </w:rPr>
+              <w:t xml:space="preserve">copy_object</w:t>
+            </w:r>
+          </w:p>
+        </w:tc>
+        <w:tc>
+          <w:tcPr/>
+          <w:p>
+            <w:pPr>
+              <w:pStyle w:val="Compact"/>
+              <w:jc w:val="left"/>
+            </w:pPr>
+            <w:r>
+              <w:t xml:space="preserve">Копирование объекта</w:t>
+            </w:r>
+          </w:p>
+        </w:tc>
+      </w:tr>
+      <w:tr>
+        <w:tc>
+          <w:tcPr/>
+          <w:p>
+            <w:pPr>
+              <w:pStyle w:val="Compact"/>
+              <w:jc w:val="left"/>
+            </w:pPr>
+            <w:r>
+              <w:t xml:space="preserve">22</w:t>
+            </w:r>
+          </w:p>
+        </w:tc>
+        <w:tc>
+          <w:tcPr/>
+          <w:p>
+            <w:pPr>
+              <w:pStyle w:val="Compact"/>
+              <w:jc w:val="left"/>
+            </w:pPr>
+            <w:r>
+              <w:rPr>
+                <w:rStyle w:val="VerbatimChar"/>
+              </w:rPr>
+              <w:t xml:space="preserve">set_attribute</w:t>
+            </w:r>
+          </w:p>
+        </w:tc>
+        <w:tc>
+          <w:tcPr/>
+          <w:p>
+            <w:pPr>
+              <w:pStyle w:val="Compact"/>
+              <w:jc w:val="left"/>
+            </w:pPr>
+            <w:r>
+              <w:t xml:space="preserve">Изменение отдельного реквизита</w:t>
+            </w:r>
+          </w:p>
+        </w:tc>
+      </w:tr>
+      <w:tr>
+        <w:tc>
+          <w:tcPr/>
+          <w:p>
+            <w:pPr>
+              <w:pStyle w:val="Compact"/>
+              <w:jc w:val="left"/>
+            </w:pPr>
+            <w:r>
+              <w:t xml:space="preserve">36</w:t>
+            </w:r>
+          </w:p>
+        </w:tc>
+        <w:tc>
+          <w:tcPr/>
+          <w:p>
+            <w:pPr>
+              <w:pStyle w:val="Compact"/>
+              <w:jc w:val="left"/>
+            </w:pPr>
+            <w:r>
+              <w:rPr>
+                <w:rStyle w:val="VerbatimChar"/>
+              </w:rPr>
+              <w:t xml:space="preserve">fill_on_basis</w:t>
+            </w:r>
+          </w:p>
+        </w:tc>
+        <w:tc>
+          <w:tcPr/>
+          <w:p>
+            <w:pPr>
+              <w:pStyle w:val="Compact"/>
+              <w:jc w:val="left"/>
+            </w:pPr>
+            <w:r>
+              <w:t xml:space="preserve">Заполнение на основании другого документа</w:t>
+            </w:r>
+          </w:p>
+        </w:tc>
+      </w:tr>
+      <w:tr>
+        <w:tc>
+          <w:tcPr/>
+          <w:p>
+            <w:pPr>
+              <w:pStyle w:val="Compact"/>
+              <w:jc w:val="left"/>
+            </w:pPr>
+            <w:r>
+              <w:t xml:space="preserve">37</w:t>
+            </w:r>
+          </w:p>
+        </w:tc>
+        <w:tc>
+          <w:tcPr/>
+          <w:p>
+            <w:pPr>
+              <w:pStyle w:val="Compact"/>
+              <w:jc w:val="left"/>
+            </w:pPr>
+            <w:r>
+              <w:rPr>
+                <w:rStyle w:val="VerbatimChar"/>
+              </w:rPr>
+              <w:t xml:space="preserve">write_register_records</w:t>
+            </w:r>
+          </w:p>
+        </w:tc>
+        <w:tc>
+          <w:tcPr/>
+          <w:p>
+            <w:pPr>
+              <w:pStyle w:val="Compact"/>
+              <w:jc w:val="left"/>
+            </w:pPr>
+            <w:r>
+              <w:t xml:space="preserve">Запись движений регистра</w:t>
+            </w:r>
+          </w:p>
+        </w:tc>
+      </w:tr>
+      <w:tr>
+        <w:tc>
+          <w:tcPr/>
+          <w:p>
+            <w:pPr>
+              <w:pStyle w:val="Compact"/>
+              <w:jc w:val="left"/>
+            </w:pPr>
+            <w:r>
+              <w:t xml:space="preserve">38</w:t>
+            </w:r>
+          </w:p>
+        </w:tc>
+        <w:tc>
+          <w:tcPr/>
+          <w:p>
+            <w:pPr>
+              <w:pStyle w:val="Compact"/>
+              <w:jc w:val="left"/>
+            </w:pPr>
+            <w:r>
+              <w:rPr>
+                <w:rStyle w:val="VerbatimChar"/>
+              </w:rPr>
+              <w:t xml:space="preserve">update_tabular_section</w:t>
+            </w:r>
+          </w:p>
+        </w:tc>
+        <w:tc>
+          <w:tcPr/>
+          <w:p>
+            <w:pPr>
+              <w:pStyle w:val="Compact"/>
+              <w:jc w:val="left"/>
+            </w:pPr>
+            <w:r>
+              <w:t xml:space="preserve">Обновление табличной части</w:t>
             </w:r>
           </w:p>
         </w:tc>
       </w:tr>
     </w:tbl>
-    <w:bookmarkEnd w:id="30"/>
-    <w:bookmarkStart w:id="31" w:name="проверки-и-обмен-данными-5-инструментов"/>
+    <w:bookmarkEnd w:id="32"/>
+    <w:bookmarkStart w:id="33" w:name="группа-г-код-и-отчёты-4"/>
     <w:p>
       <w:pPr>
         <w:pStyle w:val="Heading4"/>
       </w:pPr>
       <w:r>
-        <w:t xml:space="preserve">Проверки и обмен данными (5 инструментов)</w:t>
+        <w:t xml:space="preserve">Группа Г — Код и отчёты (4)</w:t>
       </w:r>
     </w:p>
     <w:tbl>
@@ -2316,6 +3505,501 @@
               <w:jc w:val="left"/>
             </w:pPr>
             <w:r>
+              <w:t xml:space="preserve">23</w:t>
+            </w:r>
+          </w:p>
+        </w:tc>
+        <w:tc>
+          <w:tcPr/>
+          <w:p>
+            <w:pPr>
+              <w:pStyle w:val="Compact"/>
+              <w:jc w:val="left"/>
+            </w:pPr>
+            <w:r>
+              <w:rPr>
+                <w:rStyle w:val="VerbatimChar"/>
+              </w:rPr>
+              <w:t xml:space="preserve">execute_code</w:t>
+            </w:r>
+          </w:p>
+        </w:tc>
+        <w:tc>
+          <w:tcPr/>
+          <w:p>
+            <w:pPr>
+              <w:pStyle w:val="Compact"/>
+              <w:jc w:val="left"/>
+            </w:pPr>
+            <w:r>
+              <w:t xml:space="preserve">Выполнение произвольного кода на языке 1С</w:t>
+            </w:r>
+          </w:p>
+        </w:tc>
+      </w:tr>
+      <w:tr>
+        <w:tc>
+          <w:tcPr/>
+          <w:p>
+            <w:pPr>
+              <w:pStyle w:val="Compact"/>
+              <w:jc w:val="left"/>
+            </w:pPr>
+            <w:r>
+              <w:t xml:space="preserve">24</w:t>
+            </w:r>
+          </w:p>
+        </w:tc>
+        <w:tc>
+          <w:tcPr/>
+          <w:p>
+            <w:pPr>
+              <w:pStyle w:val="Compact"/>
+              <w:jc w:val="left"/>
+            </w:pPr>
+            <w:r>
+              <w:rPr>
+                <w:rStyle w:val="VerbatimChar"/>
+              </w:rPr>
+              <w:t xml:space="preserve">evaluate_expression</w:t>
+            </w:r>
+          </w:p>
+        </w:tc>
+        <w:tc>
+          <w:tcPr/>
+          <w:p>
+            <w:pPr>
+              <w:pStyle w:val="Compact"/>
+              <w:jc w:val="left"/>
+            </w:pPr>
+            <w:r>
+              <w:t xml:space="preserve">Вычисление выражения</w:t>
+            </w:r>
+          </w:p>
+        </w:tc>
+      </w:tr>
+      <w:tr>
+        <w:tc>
+          <w:tcPr/>
+          <w:p>
+            <w:pPr>
+              <w:pStyle w:val="Compact"/>
+              <w:jc w:val="left"/>
+            </w:pPr>
+            <w:r>
+              <w:t xml:space="preserve">25</w:t>
+            </w:r>
+          </w:p>
+        </w:tc>
+        <w:tc>
+          <w:tcPr/>
+          <w:p>
+            <w:pPr>
+              <w:pStyle w:val="Compact"/>
+              <w:jc w:val="left"/>
+            </w:pPr>
+            <w:r>
+              <w:rPr>
+                <w:rStyle w:val="VerbatimChar"/>
+              </w:rPr>
+              <w:t xml:space="preserve">get_module_text</w:t>
+            </w:r>
+          </w:p>
+        </w:tc>
+        <w:tc>
+          <w:tcPr/>
+          <w:p>
+            <w:pPr>
+              <w:pStyle w:val="Compact"/>
+              <w:jc w:val="left"/>
+            </w:pPr>
+            <w:r>
+              <w:t xml:space="preserve">Текст модуля объекта конфигурации</w:t>
+            </w:r>
+          </w:p>
+        </w:tc>
+      </w:tr>
+      <w:tr>
+        <w:tc>
+          <w:tcPr/>
+          <w:p>
+            <w:pPr>
+              <w:pStyle w:val="Compact"/>
+              <w:jc w:val="left"/>
+            </w:pPr>
+            <w:r>
+              <w:t xml:space="preserve">26</w:t>
+            </w:r>
+          </w:p>
+        </w:tc>
+        <w:tc>
+          <w:tcPr/>
+          <w:p>
+            <w:pPr>
+              <w:pStyle w:val="Compact"/>
+              <w:jc w:val="left"/>
+            </w:pPr>
+            <w:r>
+              <w:rPr>
+                <w:rStyle w:val="VerbatimChar"/>
+              </w:rPr>
+              <w:t xml:space="preserve">generate_report</w:t>
+            </w:r>
+          </w:p>
+        </w:tc>
+        <w:tc>
+          <w:tcPr/>
+          <w:p>
+            <w:pPr>
+              <w:pStyle w:val="Compact"/>
+              <w:jc w:val="left"/>
+            </w:pPr>
+            <w:r>
+              <w:t xml:space="preserve">Формирование отчёта (СКД)</w:t>
+            </w:r>
+          </w:p>
+        </w:tc>
+      </w:tr>
+    </w:tbl>
+    <w:bookmarkEnd w:id="33"/>
+    <w:bookmarkStart w:id="34" w:name="группа-д-администрирование-5"/>
+    <w:p>
+      <w:pPr>
+        <w:pStyle w:val="Heading4"/>
+      </w:pPr>
+      <w:r>
+        <w:t xml:space="preserve">Группа Д — Администрирование (5)</w:t>
+      </w:r>
+    </w:p>
+    <w:tbl>
+      <w:tblPr>
+        <w:tblStyle w:val="Table"/>
+        <w:tblW w:type="auto" w:w="0"/>
+        <w:tblLook w:firstRow="1" w:lastRow="0" w:firstColumn="0" w:lastColumn="0" w:noHBand="0" w:noVBand="0" w:val="0020"/>
+      </w:tblPr>
+      <w:tblGrid>
+        <w:gridCol w:w="2640"/>
+        <w:gridCol w:w="2640"/>
+        <w:gridCol w:w="2640"/>
+      </w:tblGrid>
+      <w:tr>
+        <w:trPr>
+          <w:tblHeader w:val="true"/>
+        </w:trPr>
+        <w:tc>
+          <w:tcPr/>
+          <w:p>
+            <w:pPr>
+              <w:pStyle w:val="Compact"/>
+              <w:jc w:val="left"/>
+            </w:pPr>
+            <w:r>
+              <w:t xml:space="preserve">#</w:t>
+            </w:r>
+          </w:p>
+        </w:tc>
+        <w:tc>
+          <w:tcPr/>
+          <w:p>
+            <w:pPr>
+              <w:pStyle w:val="Compact"/>
+              <w:jc w:val="left"/>
+            </w:pPr>
+            <w:r>
+              <w:t xml:space="preserve">Инструмент</w:t>
+            </w:r>
+          </w:p>
+        </w:tc>
+        <w:tc>
+          <w:tcPr/>
+          <w:p>
+            <w:pPr>
+              <w:pStyle w:val="Compact"/>
+              <w:jc w:val="left"/>
+            </w:pPr>
+            <w:r>
+              <w:t xml:space="preserve">Что делает</w:t>
+            </w:r>
+          </w:p>
+        </w:tc>
+      </w:tr>
+      <w:tr>
+        <w:tc>
+          <w:tcPr/>
+          <w:p>
+            <w:pPr>
+              <w:pStyle w:val="Compact"/>
+              <w:jc w:val="left"/>
+            </w:pPr>
+            <w:r>
+              <w:t xml:space="preserve">27</w:t>
+            </w:r>
+          </w:p>
+        </w:tc>
+        <w:tc>
+          <w:tcPr/>
+          <w:p>
+            <w:pPr>
+              <w:pStyle w:val="Compact"/>
+              <w:jc w:val="left"/>
+            </w:pPr>
+            <w:r>
+              <w:rPr>
+                <w:rStyle w:val="VerbatimChar"/>
+              </w:rPr>
+              <w:t xml:space="preserve">get_active_users</w:t>
+            </w:r>
+          </w:p>
+        </w:tc>
+        <w:tc>
+          <w:tcPr/>
+          <w:p>
+            <w:pPr>
+              <w:pStyle w:val="Compact"/>
+              <w:jc w:val="left"/>
+            </w:pPr>
+            <w:r>
+              <w:t xml:space="preserve">Список активных пользователей</w:t>
+            </w:r>
+          </w:p>
+        </w:tc>
+      </w:tr>
+      <w:tr>
+        <w:tc>
+          <w:tcPr/>
+          <w:p>
+            <w:pPr>
+              <w:pStyle w:val="Compact"/>
+              <w:jc w:val="left"/>
+            </w:pPr>
+            <w:r>
+              <w:t xml:space="preserve">28</w:t>
+            </w:r>
+          </w:p>
+        </w:tc>
+        <w:tc>
+          <w:tcPr/>
+          <w:p>
+            <w:pPr>
+              <w:pStyle w:val="Compact"/>
+              <w:jc w:val="left"/>
+            </w:pPr>
+            <w:r>
+              <w:rPr>
+                <w:rStyle w:val="VerbatimChar"/>
+              </w:rPr>
+              <w:t xml:space="preserve">get_event_log</w:t>
+            </w:r>
+          </w:p>
+        </w:tc>
+        <w:tc>
+          <w:tcPr/>
+          <w:p>
+            <w:pPr>
+              <w:pStyle w:val="Compact"/>
+              <w:jc w:val="left"/>
+            </w:pPr>
+            <w:r>
+              <w:t xml:space="preserve">Журнал регистрации</w:t>
+            </w:r>
+          </w:p>
+        </w:tc>
+      </w:tr>
+      <w:tr>
+        <w:tc>
+          <w:tcPr/>
+          <w:p>
+            <w:pPr>
+              <w:pStyle w:val="Compact"/>
+              <w:jc w:val="left"/>
+            </w:pPr>
+            <w:r>
+              <w:t xml:space="preserve">29</w:t>
+            </w:r>
+          </w:p>
+        </w:tc>
+        <w:tc>
+          <w:tcPr/>
+          <w:p>
+            <w:pPr>
+              <w:pStyle w:val="Compact"/>
+              <w:jc w:val="left"/>
+            </w:pPr>
+            <w:r>
+              <w:rPr>
+                <w:rStyle w:val="VerbatimChar"/>
+              </w:rPr>
+              <w:t xml:space="preserve">get_locks</w:t>
+            </w:r>
+          </w:p>
+        </w:tc>
+        <w:tc>
+          <w:tcPr/>
+          <w:p>
+            <w:pPr>
+              <w:pStyle w:val="Compact"/>
+              <w:jc w:val="left"/>
+            </w:pPr>
+            <w:r>
+              <w:t xml:space="preserve">Блокировки данных</w:t>
+            </w:r>
+          </w:p>
+        </w:tc>
+      </w:tr>
+      <w:tr>
+        <w:tc>
+          <w:tcPr/>
+          <w:p>
+            <w:pPr>
+              <w:pStyle w:val="Compact"/>
+              <w:jc w:val="left"/>
+            </w:pPr>
+            <w:r>
+              <w:t xml:space="preserve">30</w:t>
+            </w:r>
+          </w:p>
+        </w:tc>
+        <w:tc>
+          <w:tcPr/>
+          <w:p>
+            <w:pPr>
+              <w:pStyle w:val="Compact"/>
+              <w:jc w:val="left"/>
+            </w:pPr>
+            <w:r>
+              <w:rPr>
+                <w:rStyle w:val="VerbatimChar"/>
+              </w:rPr>
+              <w:t xml:space="preserve">get_server_info</w:t>
+            </w:r>
+          </w:p>
+        </w:tc>
+        <w:tc>
+          <w:tcPr/>
+          <w:p>
+            <w:pPr>
+              <w:pStyle w:val="Compact"/>
+              <w:jc w:val="left"/>
+            </w:pPr>
+            <w:r>
+              <w:t xml:space="preserve">Информация о сервере 1С</w:t>
+            </w:r>
+          </w:p>
+        </w:tc>
+      </w:tr>
+      <w:tr>
+        <w:tc>
+          <w:tcPr/>
+          <w:p>
+            <w:pPr>
+              <w:pStyle w:val="Compact"/>
+              <w:jc w:val="left"/>
+            </w:pPr>
+            <w:r>
+              <w:t xml:space="preserve">48</w:t>
+            </w:r>
+          </w:p>
+        </w:tc>
+        <w:tc>
+          <w:tcPr/>
+          <w:p>
+            <w:pPr>
+              <w:pStyle w:val="Compact"/>
+              <w:jc w:val="left"/>
+            </w:pPr>
+            <w:r>
+              <w:rPr>
+                <w:rStyle w:val="VerbatimChar"/>
+              </w:rPr>
+              <w:t xml:space="preserve">get_rights</w:t>
+            </w:r>
+          </w:p>
+        </w:tc>
+        <w:tc>
+          <w:tcPr/>
+          <w:p>
+            <w:pPr>
+              <w:pStyle w:val="Compact"/>
+              <w:jc w:val="left"/>
+            </w:pPr>
+            <w:r>
+              <w:t xml:space="preserve">Права доступа текущего пользователя</w:t>
+            </w:r>
+          </w:p>
+        </w:tc>
+      </w:tr>
+    </w:tbl>
+    <w:bookmarkEnd w:id="34"/>
+    <w:bookmarkStart w:id="35" w:name="группа-е-обмен-и-проверки-7"/>
+    <w:p>
+      <w:pPr>
+        <w:pStyle w:val="Heading4"/>
+      </w:pPr>
+      <w:r>
+        <w:t xml:space="preserve">Группа Е — Обмен и проверки (7)</w:t>
+      </w:r>
+    </w:p>
+    <w:tbl>
+      <w:tblPr>
+        <w:tblStyle w:val="Table"/>
+        <w:tblW w:type="auto" w:w="0"/>
+        <w:tblLook w:firstRow="1" w:lastRow="0" w:firstColumn="0" w:lastColumn="0" w:noHBand="0" w:noVBand="0" w:val="0020"/>
+      </w:tblPr>
+      <w:tblGrid>
+        <w:gridCol w:w="2640"/>
+        <w:gridCol w:w="2640"/>
+        <w:gridCol w:w="2640"/>
+      </w:tblGrid>
+      <w:tr>
+        <w:trPr>
+          <w:tblHeader w:val="true"/>
+        </w:trPr>
+        <w:tc>
+          <w:tcPr/>
+          <w:p>
+            <w:pPr>
+              <w:pStyle w:val="Compact"/>
+              <w:jc w:val="left"/>
+            </w:pPr>
+            <w:r>
+              <w:t xml:space="preserve">#</w:t>
+            </w:r>
+          </w:p>
+        </w:tc>
+        <w:tc>
+          <w:tcPr/>
+          <w:p>
+            <w:pPr>
+              <w:pStyle w:val="Compact"/>
+              <w:jc w:val="left"/>
+            </w:pPr>
+            <w:r>
+              <w:t xml:space="preserve">Инструмент</w:t>
+            </w:r>
+          </w:p>
+        </w:tc>
+        <w:tc>
+          <w:tcPr/>
+          <w:p>
+            <w:pPr>
+              <w:pStyle w:val="Compact"/>
+              <w:jc w:val="left"/>
+            </w:pPr>
+            <w:r>
+              <w:t xml:space="preserve">Что делает</w:t>
+            </w:r>
+          </w:p>
+        </w:tc>
+      </w:tr>
+      <w:tr>
+        <w:tc>
+          <w:tcPr/>
+          <w:p>
+            <w:pPr>
+              <w:pStyle w:val="Compact"/>
+              <w:jc w:val="left"/>
+            </w:pPr>
+            <w:r>
               <w:t xml:space="preserve">31</w:t>
             </w:r>
           </w:p>
@@ -2512,6 +4196,624 @@
           </w:p>
         </w:tc>
       </w:tr>
+      <w:tr>
+        <w:tc>
+          <w:tcPr/>
+          <w:p>
+            <w:pPr>
+              <w:pStyle w:val="Compact"/>
+              <w:jc w:val="left"/>
+            </w:pPr>
+            <w:r>
+              <w:t xml:space="preserve">45</w:t>
+            </w:r>
+          </w:p>
+        </w:tc>
+        <w:tc>
+          <w:tcPr/>
+          <w:p>
+            <w:pPr>
+              <w:pStyle w:val="Compact"/>
+              <w:jc w:val="left"/>
+            </w:pPr>
+            <w:r>
+              <w:rPr>
+                <w:rStyle w:val="VerbatimChar"/>
+              </w:rPr>
+              <w:t xml:space="preserve">get_related_documents</w:t>
+            </w:r>
+          </w:p>
+        </w:tc>
+        <w:tc>
+          <w:tcPr/>
+          <w:p>
+            <w:pPr>
+              <w:pStyle w:val="Compact"/>
+              <w:jc w:val="left"/>
+            </w:pPr>
+            <w:r>
+              <w:t xml:space="preserve">Цепочка связанных документов</w:t>
+            </w:r>
+          </w:p>
+        </w:tc>
+      </w:tr>
+      <w:tr>
+        <w:tc>
+          <w:tcPr/>
+          <w:p>
+            <w:pPr>
+              <w:pStyle w:val="Compact"/>
+              <w:jc w:val="left"/>
+            </w:pPr>
+            <w:r>
+              <w:t xml:space="preserve">46</w:t>
+            </w:r>
+          </w:p>
+        </w:tc>
+        <w:tc>
+          <w:tcPr/>
+          <w:p>
+            <w:pPr>
+              <w:pStyle w:val="Compact"/>
+              <w:jc w:val="left"/>
+            </w:pPr>
+            <w:r>
+              <w:rPr>
+                <w:rStyle w:val="VerbatimChar"/>
+              </w:rPr>
+              <w:t xml:space="preserve">validate_document</w:t>
+            </w:r>
+          </w:p>
+        </w:tc>
+        <w:tc>
+          <w:tcPr/>
+          <w:p>
+            <w:pPr>
+              <w:pStyle w:val="Compact"/>
+              <w:jc w:val="left"/>
+            </w:pPr>
+            <w:r>
+              <w:t xml:space="preserve">Проверка заполнения без проведения</w:t>
+            </w:r>
+          </w:p>
+        </w:tc>
+      </w:tr>
+    </w:tbl>
+    <w:bookmarkEnd w:id="35"/>
+    <w:bookmarkStart w:id="36" w:name="группа-ж-cdc-и-пакетные-операции-3"/>
+    <w:p>
+      <w:pPr>
+        <w:pStyle w:val="Heading4"/>
+      </w:pPr>
+      <w:r>
+        <w:t xml:space="preserve">Группа Ж — CDC и пакетные операции (3)</w:t>
+      </w:r>
+    </w:p>
+    <w:tbl>
+      <w:tblPr>
+        <w:tblStyle w:val="Table"/>
+        <w:tblW w:type="auto" w:w="0"/>
+        <w:tblLook w:firstRow="1" w:lastRow="0" w:firstColumn="0" w:lastColumn="0" w:noHBand="0" w:noVBand="0" w:val="0020"/>
+      </w:tblPr>
+      <w:tblGrid>
+        <w:gridCol w:w="2640"/>
+        <w:gridCol w:w="2640"/>
+        <w:gridCol w:w="2640"/>
+      </w:tblGrid>
+      <w:tr>
+        <w:trPr>
+          <w:tblHeader w:val="true"/>
+        </w:trPr>
+        <w:tc>
+          <w:tcPr/>
+          <w:p>
+            <w:pPr>
+              <w:pStyle w:val="Compact"/>
+              <w:jc w:val="left"/>
+            </w:pPr>
+            <w:r>
+              <w:t xml:space="preserve">#</w:t>
+            </w:r>
+          </w:p>
+        </w:tc>
+        <w:tc>
+          <w:tcPr/>
+          <w:p>
+            <w:pPr>
+              <w:pStyle w:val="Compact"/>
+              <w:jc w:val="left"/>
+            </w:pPr>
+            <w:r>
+              <w:t xml:space="preserve">Инструмент</w:t>
+            </w:r>
+          </w:p>
+        </w:tc>
+        <w:tc>
+          <w:tcPr/>
+          <w:p>
+            <w:pPr>
+              <w:pStyle w:val="Compact"/>
+              <w:jc w:val="left"/>
+            </w:pPr>
+            <w:r>
+              <w:t xml:space="preserve">Что делает</w:t>
+            </w:r>
+          </w:p>
+        </w:tc>
+      </w:tr>
+      <w:tr>
+        <w:tc>
+          <w:tcPr/>
+          <w:p>
+            <w:pPr>
+              <w:pStyle w:val="Compact"/>
+              <w:jc w:val="left"/>
+            </w:pPr>
+            <w:r>
+              <w:t xml:space="preserve">39</w:t>
+            </w:r>
+          </w:p>
+        </w:tc>
+        <w:tc>
+          <w:tcPr/>
+          <w:p>
+            <w:pPr>
+              <w:pStyle w:val="Compact"/>
+              <w:jc w:val="left"/>
+            </w:pPr>
+            <w:r>
+              <w:rPr>
+                <w:rStyle w:val="VerbatimChar"/>
+              </w:rPr>
+              <w:t xml:space="preserve">subscribe_events</w:t>
+            </w:r>
+          </w:p>
+        </w:tc>
+        <w:tc>
+          <w:tcPr/>
+          <w:p>
+            <w:pPr>
+              <w:pStyle w:val="Compact"/>
+              <w:jc w:val="left"/>
+            </w:pPr>
+            <w:r>
+              <w:t xml:space="preserve">Подписка на события изменений</w:t>
+            </w:r>
+          </w:p>
+        </w:tc>
+      </w:tr>
+      <w:tr>
+        <w:tc>
+          <w:tcPr/>
+          <w:p>
+            <w:pPr>
+              <w:pStyle w:val="Compact"/>
+              <w:jc w:val="left"/>
+            </w:pPr>
+            <w:r>
+              <w:t xml:space="preserve">40</w:t>
+            </w:r>
+          </w:p>
+        </w:tc>
+        <w:tc>
+          <w:tcPr/>
+          <w:p>
+            <w:pPr>
+              <w:pStyle w:val="Compact"/>
+              <w:jc w:val="left"/>
+            </w:pPr>
+            <w:r>
+              <w:rPr>
+                <w:rStyle w:val="VerbatimChar"/>
+              </w:rPr>
+              <w:t xml:space="preserve">execute_batch</w:t>
+            </w:r>
+          </w:p>
+        </w:tc>
+        <w:tc>
+          <w:tcPr/>
+          <w:p>
+            <w:pPr>
+              <w:pStyle w:val="Compact"/>
+              <w:jc w:val="left"/>
+            </w:pPr>
+            <w:r>
+              <w:t xml:space="preserve">Пакетное выполнение инструментов</w:t>
+            </w:r>
+          </w:p>
+        </w:tc>
+      </w:tr>
+      <w:tr>
+        <w:tc>
+          <w:tcPr/>
+          <w:p>
+            <w:pPr>
+              <w:pStyle w:val="Compact"/>
+              <w:jc w:val="left"/>
+            </w:pPr>
+            <w:r>
+              <w:t xml:space="preserve">41</w:t>
+            </w:r>
+          </w:p>
+        </w:tc>
+        <w:tc>
+          <w:tcPr/>
+          <w:p>
+            <w:pPr>
+              <w:pStyle w:val="Compact"/>
+              <w:jc w:val="left"/>
+            </w:pPr>
+            <w:r>
+              <w:rPr>
+                <w:rStyle w:val="VerbatimChar"/>
+              </w:rPr>
+              <w:t xml:space="preserve">get_changes_since</w:t>
+            </w:r>
+          </w:p>
+        </w:tc>
+        <w:tc>
+          <w:tcPr/>
+          <w:p>
+            <w:pPr>
+              <w:pStyle w:val="Compact"/>
+              <w:jc w:val="left"/>
+            </w:pPr>
+            <w:r>
+              <w:t xml:space="preserve">Изменения с указанной даты</w:t>
+            </w:r>
+          </w:p>
+        </w:tc>
+      </w:tr>
+    </w:tbl>
+    <w:bookmarkEnd w:id="36"/>
+    <w:bookmarkStart w:id="37" w:name="группа-з-бухгалтерия-и-аналитика-7"/>
+    <w:p>
+      <w:pPr>
+        <w:pStyle w:val="Heading4"/>
+      </w:pPr>
+      <w:r>
+        <w:t xml:space="preserve">Группа З — Бухгалтерия и аналитика (7)</w:t>
+      </w:r>
+    </w:p>
+    <w:tbl>
+      <w:tblPr>
+        <w:tblStyle w:val="Table"/>
+        <w:tblW w:type="auto" w:w="0"/>
+        <w:tblLook w:firstRow="1" w:lastRow="0" w:firstColumn="0" w:lastColumn="0" w:noHBand="0" w:noVBand="0" w:val="0020"/>
+      </w:tblPr>
+      <w:tblGrid>
+        <w:gridCol w:w="2640"/>
+        <w:gridCol w:w="2640"/>
+        <w:gridCol w:w="2640"/>
+      </w:tblGrid>
+      <w:tr>
+        <w:trPr>
+          <w:tblHeader w:val="true"/>
+        </w:trPr>
+        <w:tc>
+          <w:tcPr/>
+          <w:p>
+            <w:pPr>
+              <w:pStyle w:val="Compact"/>
+              <w:jc w:val="left"/>
+            </w:pPr>
+            <w:r>
+              <w:t xml:space="preserve">#</w:t>
+            </w:r>
+          </w:p>
+        </w:tc>
+        <w:tc>
+          <w:tcPr/>
+          <w:p>
+            <w:pPr>
+              <w:pStyle w:val="Compact"/>
+              <w:jc w:val="left"/>
+            </w:pPr>
+            <w:r>
+              <w:t xml:space="preserve">Инструмент</w:t>
+            </w:r>
+          </w:p>
+        </w:tc>
+        <w:tc>
+          <w:tcPr/>
+          <w:p>
+            <w:pPr>
+              <w:pStyle w:val="Compact"/>
+              <w:jc w:val="left"/>
+            </w:pPr>
+            <w:r>
+              <w:t xml:space="preserve">Что делает</w:t>
+            </w:r>
+          </w:p>
+        </w:tc>
+      </w:tr>
+      <w:tr>
+        <w:tc>
+          <w:tcPr/>
+          <w:p>
+            <w:pPr>
+              <w:pStyle w:val="Compact"/>
+              <w:jc w:val="left"/>
+            </w:pPr>
+            <w:r>
+              <w:t xml:space="preserve">42</w:t>
+            </w:r>
+          </w:p>
+        </w:tc>
+        <w:tc>
+          <w:tcPr/>
+          <w:p>
+            <w:pPr>
+              <w:pStyle w:val="Compact"/>
+              <w:jc w:val="left"/>
+            </w:pPr>
+            <w:r>
+              <w:rPr>
+                <w:rStyle w:val="VerbatimChar"/>
+              </w:rPr>
+              <w:t xml:space="preserve">get_balance</w:t>
+            </w:r>
+          </w:p>
+        </w:tc>
+        <w:tc>
+          <w:tcPr/>
+          <w:p>
+            <w:pPr>
+              <w:pStyle w:val="Compact"/>
+              <w:jc w:val="left"/>
+            </w:pPr>
+            <w:r>
+              <w:t xml:space="preserve">Остатки и обороты по счёту</w:t>
+            </w:r>
+          </w:p>
+        </w:tc>
+      </w:tr>
+      <w:tr>
+        <w:tc>
+          <w:tcPr/>
+          <w:p>
+            <w:pPr>
+              <w:pStyle w:val="Compact"/>
+              <w:jc w:val="left"/>
+            </w:pPr>
+            <w:r>
+              <w:t xml:space="preserve">43</w:t>
+            </w:r>
+          </w:p>
+        </w:tc>
+        <w:tc>
+          <w:tcPr/>
+          <w:p>
+            <w:pPr>
+              <w:pStyle w:val="Compact"/>
+              <w:jc w:val="left"/>
+            </w:pPr>
+            <w:r>
+              <w:rPr>
+                <w:rStyle w:val="VerbatimChar"/>
+              </w:rPr>
+              <w:t xml:space="preserve">get_register_totals</w:t>
+            </w:r>
+          </w:p>
+        </w:tc>
+        <w:tc>
+          <w:tcPr/>
+          <w:p>
+            <w:pPr>
+              <w:pStyle w:val="Compact"/>
+              <w:jc w:val="left"/>
+            </w:pPr>
+            <w:r>
+              <w:t xml:space="preserve">Итоги регистров накопления</w:t>
+            </w:r>
+          </w:p>
+        </w:tc>
+      </w:tr>
+      <w:tr>
+        <w:tc>
+          <w:tcPr/>
+          <w:p>
+            <w:pPr>
+              <w:pStyle w:val="Compact"/>
+              <w:jc w:val="left"/>
+            </w:pPr>
+            <w:r>
+              <w:t xml:space="preserve">44</w:t>
+            </w:r>
+          </w:p>
+        </w:tc>
+        <w:tc>
+          <w:tcPr/>
+          <w:p>
+            <w:pPr>
+              <w:pStyle w:val="Compact"/>
+              <w:jc w:val="left"/>
+            </w:pPr>
+            <w:r>
+              <w:rPr>
+                <w:rStyle w:val="VerbatimChar"/>
+              </w:rPr>
+              <w:t xml:space="preserve">get_accounting_entries</w:t>
+            </w:r>
+          </w:p>
+        </w:tc>
+        <w:tc>
+          <w:tcPr/>
+          <w:p>
+            <w:pPr>
+              <w:pStyle w:val="Compact"/>
+              <w:jc w:val="left"/>
+            </w:pPr>
+            <w:r>
+              <w:t xml:space="preserve">Бухгалтерские проводки</w:t>
+            </w:r>
+          </w:p>
+        </w:tc>
+      </w:tr>
+      <w:tr>
+        <w:tc>
+          <w:tcPr/>
+          <w:p>
+            <w:pPr>
+              <w:pStyle w:val="Compact"/>
+              <w:jc w:val="left"/>
+            </w:pPr>
+            <w:r>
+              <w:t xml:space="preserve">47</w:t>
+            </w:r>
+          </w:p>
+        </w:tc>
+        <w:tc>
+          <w:tcPr/>
+          <w:p>
+            <w:pPr>
+              <w:pStyle w:val="Compact"/>
+              <w:jc w:val="left"/>
+            </w:pPr>
+            <w:r>
+              <w:rPr>
+                <w:rStyle w:val="VerbatimChar"/>
+              </w:rPr>
+              <w:t xml:space="preserve">get_form_structure</w:t>
+            </w:r>
+          </w:p>
+        </w:tc>
+        <w:tc>
+          <w:tcPr/>
+          <w:p>
+            <w:pPr>
+              <w:pStyle w:val="Compact"/>
+              <w:jc w:val="left"/>
+            </w:pPr>
+            <w:r>
+              <w:t xml:space="preserve">Структура управляемой формы</w:t>
+            </w:r>
+          </w:p>
+        </w:tc>
+      </w:tr>
+      <w:tr>
+        <w:tc>
+          <w:tcPr/>
+          <w:p>
+            <w:pPr>
+              <w:pStyle w:val="Compact"/>
+              <w:jc w:val="left"/>
+            </w:pPr>
+            <w:r>
+              <w:t xml:space="preserve">49</w:t>
+            </w:r>
+          </w:p>
+        </w:tc>
+        <w:tc>
+          <w:tcPr/>
+          <w:p>
+            <w:pPr>
+              <w:pStyle w:val="Compact"/>
+              <w:jc w:val="left"/>
+            </w:pPr>
+            <w:r>
+              <w:rPr>
+                <w:rStyle w:val="VerbatimChar"/>
+              </w:rPr>
+              <w:t xml:space="preserve">find_duplicates</w:t>
+            </w:r>
+          </w:p>
+        </w:tc>
+        <w:tc>
+          <w:tcPr/>
+          <w:p>
+            <w:pPr>
+              <w:pStyle w:val="Compact"/>
+              <w:jc w:val="left"/>
+            </w:pPr>
+            <w:r>
+              <w:t xml:space="preserve">Поиск дублей в справочниках</w:t>
+            </w:r>
+          </w:p>
+        </w:tc>
+      </w:tr>
+      <w:tr>
+        <w:tc>
+          <w:tcPr/>
+          <w:p>
+            <w:pPr>
+              <w:pStyle w:val="Compact"/>
+              <w:jc w:val="left"/>
+            </w:pPr>
+            <w:r>
+              <w:t xml:space="preserve">50</w:t>
+            </w:r>
+          </w:p>
+        </w:tc>
+        <w:tc>
+          <w:tcPr/>
+          <w:p>
+            <w:pPr>
+              <w:pStyle w:val="Compact"/>
+              <w:jc w:val="left"/>
+            </w:pPr>
+            <w:r>
+              <w:rPr>
+                <w:rStyle w:val="VerbatimChar"/>
+              </w:rPr>
+              <w:t xml:space="preserve">get_print_form</w:t>
+            </w:r>
+          </w:p>
+        </w:tc>
+        <w:tc>
+          <w:tcPr/>
+          <w:p>
+            <w:pPr>
+              <w:pStyle w:val="Compact"/>
+              <w:jc w:val="left"/>
+            </w:pPr>
+            <w:r>
+              <w:t xml:space="preserve">Печатные формы (УправлениеПечатью)</w:t>
+            </w:r>
+          </w:p>
+        </w:tc>
+      </w:tr>
+      <w:tr>
+        <w:tc>
+          <w:tcPr/>
+          <w:p>
+            <w:pPr>
+              <w:pStyle w:val="Compact"/>
+              <w:jc w:val="left"/>
+            </w:pPr>
+            <w:r>
+              <w:t xml:space="preserve">51</w:t>
+            </w:r>
+          </w:p>
+        </w:tc>
+        <w:tc>
+          <w:tcPr/>
+          <w:p>
+            <w:pPr>
+              <w:pStyle w:val="Compact"/>
+              <w:jc w:val="left"/>
+            </w:pPr>
+            <w:r>
+              <w:rPr>
+                <w:rStyle w:val="VerbatimChar"/>
+              </w:rPr>
+              <w:t xml:space="preserve">get_configuration_extensions</w:t>
+            </w:r>
+          </w:p>
+        </w:tc>
+        <w:tc>
+          <w:tcPr/>
+          <w:p>
+            <w:pPr>
+              <w:pStyle w:val="Compact"/>
+              <w:jc w:val="left"/>
+            </w:pPr>
+            <w:r>
+              <w:t xml:space="preserve">Список расширений (CFE)</w:t>
+            </w:r>
+          </w:p>
+        </w:tc>
+      </w:tr>
     </w:tbl>
     <w:p>
       <w:r>
@@ -2520,9 +4822,9 @@
         </w:pict>
       </w:r>
     </w:p>
-    <w:bookmarkEnd w:id="31"/>
-    <w:bookmarkEnd w:id="32"/>
-    <w:bookmarkStart w:id="36" w:name="быстрый-старт"/>
+    <w:bookmarkEnd w:id="37"/>
+    <w:bookmarkEnd w:id="38"/>
+    <w:bookmarkStart w:id="43" w:name="быстрый-старт"/>
     <w:p>
       <w:pPr>
         <w:pStyle w:val="Heading3"/>
@@ -2531,7 +4833,7 @@
         <w:t xml:space="preserve">Быстрый старт</w:t>
       </w:r>
     </w:p>
-    <w:bookmarkStart w:id="33" w:name="установка-расширения"/>
+    <w:bookmarkStart w:id="39" w:name="установка-расширения"/>
     <w:p>
       <w:pPr>
         <w:pStyle w:val="Heading4"/>
@@ -2551,14 +4853,14 @@
         <w:t xml:space="preserve">Конфигуратор → Конфигурация → Расширения конфигурации → Добавить → INFATON_MCP.cfe → F7</w:t>
       </w:r>
     </w:p>
-    <w:bookmarkEnd w:id="33"/>
-    <w:bookmarkStart w:id="34" w:name="проверка"/>
+    <w:bookmarkEnd w:id="39"/>
+    <w:bookmarkStart w:id="40" w:name="проверка-подключения"/>
     <w:p>
       <w:pPr>
         <w:pStyle w:val="Heading4"/>
       </w:pPr>
       <w:r>
-        <w:t xml:space="preserve">2. Проверка</w:t>
+        <w:t xml:space="preserve">2. Проверка подключения</w:t>
       </w:r>
     </w:p>
     <w:p>
@@ -2704,7 +5006,7 @@
         <w:rPr>
           <w:rStyle w:val="NormalTok"/>
         </w:rPr>
-        <w:t xml:space="preserve">  http://ваш-сервер/база/hs/mcp/</w:t>
+        <w:t xml:space="preserve">  https://ваш-сервер/база/hs/mcp/</w:t>
       </w:r>
     </w:p>
     <w:p>
@@ -2888,6 +5190,81 @@
         <w:rPr>
           <w:rStyle w:val="DataTypeTok"/>
         </w:rPr>
+        <w:t xml:space="preserve">"capabilities"</w:t>
+      </w:r>
+      <w:r>
+        <w:rPr>
+          <w:rStyle w:val="FunctionTok"/>
+        </w:rPr>
+        <w:t xml:space="preserve">:</w:t>
+      </w:r>
+      <w:r>
+        <w:rPr>
+          <w:rStyle w:val="NormalTok"/>
+        </w:rPr>
+        <w:t xml:space="preserve"> </w:t>
+      </w:r>
+      <w:r>
+        <w:rPr>
+          <w:rStyle w:val="FunctionTok"/>
+        </w:rPr>
+        <w:t xml:space="preserve">{</w:t>
+      </w:r>
+      <w:r>
+        <w:rPr>
+          <w:rStyle w:val="NormalTok"/>
+        </w:rPr>
+        <w:t xml:space="preserve"> </w:t>
+      </w:r>
+      <w:r>
+        <w:rPr>
+          <w:rStyle w:val="DataTypeTok"/>
+        </w:rPr>
+        <w:t xml:space="preserve">"tools"</w:t>
+      </w:r>
+      <w:r>
+        <w:rPr>
+          <w:rStyle w:val="FunctionTok"/>
+        </w:rPr>
+        <w:t xml:space="preserve">:</w:t>
+      </w:r>
+      <w:r>
+        <w:rPr>
+          <w:rStyle w:val="NormalTok"/>
+        </w:rPr>
+        <w:t xml:space="preserve"> </w:t>
+      </w:r>
+      <w:r>
+        <w:rPr>
+          <w:rStyle w:val="FunctionTok"/>
+        </w:rPr>
+        <w:t xml:space="preserve">{}</w:t>
+      </w:r>
+      <w:r>
+        <w:rPr>
+          <w:rStyle w:val="NormalTok"/>
+        </w:rPr>
+        <w:t xml:space="preserve"> </w:t>
+      </w:r>
+      <w:r>
+        <w:rPr>
+          <w:rStyle w:val="FunctionTok"/>
+        </w:rPr>
+        <w:t xml:space="preserve">},</w:t>
+      </w:r>
+      <w:r>
+        <w:br/>
+      </w:r>
+      <w:r>
+        <w:rPr>
+          <w:rStyle w:val="NormalTok"/>
+        </w:rPr>
+        <w:t xml:space="preserve">    </w:t>
+      </w:r>
+      <w:r>
+        <w:rPr>
+          <w:rStyle w:val="DataTypeTok"/>
+        </w:rPr>
         <w:t xml:space="preserve">"serverInfo"</w:t>
       </w:r>
       <w:r>
@@ -2972,7 +5349,7 @@
         <w:rPr>
           <w:rStyle w:val="StringTok"/>
         </w:rPr>
-        <w:t xml:space="preserve">"1.0.0"</w:t>
+        <w:t xml:space="preserve">"2.1.0"</w:t>
       </w:r>
       <w:r>
         <w:rPr>
@@ -3011,14 +5388,34 @@
         <w:t xml:space="preserve">}</w:t>
       </w:r>
     </w:p>
-    <w:bookmarkEnd w:id="34"/>
-    <w:bookmarkStart w:id="35" w:name="пример-вызова"/>
+    <w:bookmarkEnd w:id="40"/>
+    <w:bookmarkStart w:id="41" w:name="подключение-к-claude-desktop-cursor"/>
     <w:p>
       <w:pPr>
         <w:pStyle w:val="Heading4"/>
       </w:pPr>
       <w:r>
-        <w:t xml:space="preserve">3. Пример вызова</w:t>
+        <w:t xml:space="preserve">3. Подключение к Claude Desktop / Cursor</w:t>
+      </w:r>
+    </w:p>
+    <w:p>
+      <w:pPr>
+        <w:pStyle w:val="FirstParagraph"/>
+      </w:pPr>
+      <w:r>
+        <w:t xml:space="preserve">В конфиге MCP-клиента (</w:t>
+      </w:r>
+      <w:r>
+        <w:rPr>
+          <w:rStyle w:val="VerbatimChar"/>
+        </w:rPr>
+        <w:t xml:space="preserve">claude_desktop_config.json</w:t>
+      </w:r>
+      <w:r>
+        <w:t xml:space="preserve"> </w:t>
+      </w:r>
+      <w:r>
+        <w:t xml:space="preserve">или аналогичном):</w:t>
       </w:r>
     </w:p>
     <w:p>
@@ -3027,6 +5424,381 @@
       </w:pPr>
       <w:r>
         <w:rPr>
+          <w:rStyle w:val="FunctionTok"/>
+        </w:rPr>
+        <w:t xml:space="preserve">{</w:t>
+      </w:r>
+      <w:r>
+        <w:br/>
+      </w:r>
+      <w:r>
+        <w:rPr>
+          <w:rStyle w:val="NormalTok"/>
+        </w:rPr>
+        <w:t xml:space="preserve">  </w:t>
+      </w:r>
+      <w:r>
+        <w:rPr>
+          <w:rStyle w:val="DataTypeTok"/>
+        </w:rPr>
+        <w:t xml:space="preserve">"mcpServers"</w:t>
+      </w:r>
+      <w:r>
+        <w:rPr>
+          <w:rStyle w:val="FunctionTok"/>
+        </w:rPr>
+        <w:t xml:space="preserve">:</w:t>
+      </w:r>
+      <w:r>
+        <w:rPr>
+          <w:rStyle w:val="NormalTok"/>
+        </w:rPr>
+        <w:t xml:space="preserve"> </w:t>
+      </w:r>
+      <w:r>
+        <w:rPr>
+          <w:rStyle w:val="FunctionTok"/>
+        </w:rPr>
+        <w:t xml:space="preserve">{</w:t>
+      </w:r>
+      <w:r>
+        <w:br/>
+      </w:r>
+      <w:r>
+        <w:rPr>
+          <w:rStyle w:val="NormalTok"/>
+        </w:rPr>
+        <w:t xml:space="preserve">    </w:t>
+      </w:r>
+      <w:r>
+        <w:rPr>
+          <w:rStyle w:val="DataTypeTok"/>
+        </w:rPr>
+        <w:t xml:space="preserve">"infaton-1c"</w:t>
+      </w:r>
+      <w:r>
+        <w:rPr>
+          <w:rStyle w:val="FunctionTok"/>
+        </w:rPr>
+        <w:t xml:space="preserve">:</w:t>
+      </w:r>
+      <w:r>
+        <w:rPr>
+          <w:rStyle w:val="NormalTok"/>
+        </w:rPr>
+        <w:t xml:space="preserve"> </w:t>
+      </w:r>
+      <w:r>
+        <w:rPr>
+          <w:rStyle w:val="FunctionTok"/>
+        </w:rPr>
+        <w:t xml:space="preserve">{</w:t>
+      </w:r>
+      <w:r>
+        <w:br/>
+      </w:r>
+      <w:r>
+        <w:rPr>
+          <w:rStyle w:val="NormalTok"/>
+        </w:rPr>
+        <w:t xml:space="preserve">      </w:t>
+      </w:r>
+      <w:r>
+        <w:rPr>
+          <w:rStyle w:val="DataTypeTok"/>
+        </w:rPr>
+        <w:t xml:space="preserve">"command"</w:t>
+      </w:r>
+      <w:r>
+        <w:rPr>
+          <w:rStyle w:val="FunctionTok"/>
+        </w:rPr>
+        <w:t xml:space="preserve">:</w:t>
+      </w:r>
+      <w:r>
+        <w:rPr>
+          <w:rStyle w:val="NormalTok"/>
+        </w:rPr>
+        <w:t xml:space="preserve"> </w:t>
+      </w:r>
+      <w:r>
+        <w:rPr>
+          <w:rStyle w:val="StringTok"/>
+        </w:rPr>
+        <w:t xml:space="preserve">"node"</w:t>
+      </w:r>
+      <w:r>
+        <w:rPr>
+          <w:rStyle w:val="FunctionTok"/>
+        </w:rPr>
+        <w:t xml:space="preserve">,</w:t>
+      </w:r>
+      <w:r>
+        <w:br/>
+      </w:r>
+      <w:r>
+        <w:rPr>
+          <w:rStyle w:val="NormalTok"/>
+        </w:rPr>
+        <w:t xml:space="preserve">      </w:t>
+      </w:r>
+      <w:r>
+        <w:rPr>
+          <w:rStyle w:val="DataTypeTok"/>
+        </w:rPr>
+        <w:t xml:space="preserve">"args"</w:t>
+      </w:r>
+      <w:r>
+        <w:rPr>
+          <w:rStyle w:val="FunctionTok"/>
+        </w:rPr>
+        <w:t xml:space="preserve">:</w:t>
+      </w:r>
+      <w:r>
+        <w:rPr>
+          <w:rStyle w:val="NormalTok"/>
+        </w:rPr>
+        <w:t xml:space="preserve"> </w:t>
+      </w:r>
+      <w:r>
+        <w:rPr>
+          <w:rStyle w:val="OtherTok"/>
+        </w:rPr>
+        <w:t xml:space="preserve">[</w:t>
+      </w:r>
+      <w:r>
+        <w:rPr>
+          <w:rStyle w:val="StringTok"/>
+        </w:rPr>
+        <w:t xml:space="preserve">"path/to/MCP35/index.mjs"</w:t>
+      </w:r>
+      <w:r>
+        <w:rPr>
+          <w:rStyle w:val="OtherTok"/>
+        </w:rPr>
+        <w:t xml:space="preserve">]</w:t>
+      </w:r>
+      <w:r>
+        <w:rPr>
+          <w:rStyle w:val="FunctionTok"/>
+        </w:rPr>
+        <w:t xml:space="preserve">,</w:t>
+      </w:r>
+      <w:r>
+        <w:br/>
+      </w:r>
+      <w:r>
+        <w:rPr>
+          <w:rStyle w:val="NormalTok"/>
+        </w:rPr>
+        <w:t xml:space="preserve">      </w:t>
+      </w:r>
+      <w:r>
+        <w:rPr>
+          <w:rStyle w:val="DataTypeTok"/>
+        </w:rPr>
+        <w:t xml:space="preserve">"env"</w:t>
+      </w:r>
+      <w:r>
+        <w:rPr>
+          <w:rStyle w:val="FunctionTok"/>
+        </w:rPr>
+        <w:t xml:space="preserve">:</w:t>
+      </w:r>
+      <w:r>
+        <w:rPr>
+          <w:rStyle w:val="NormalTok"/>
+        </w:rPr>
+        <w:t xml:space="preserve"> </w:t>
+      </w:r>
+      <w:r>
+        <w:rPr>
+          <w:rStyle w:val="FunctionTok"/>
+        </w:rPr>
+        <w:t xml:space="preserve">{</w:t>
+      </w:r>
+      <w:r>
+        <w:br/>
+      </w:r>
+      <w:r>
+        <w:rPr>
+          <w:rStyle w:val="NormalTok"/>
+        </w:rPr>
+        <w:t xml:space="preserve">        </w:t>
+      </w:r>
+      <w:r>
+        <w:rPr>
+          <w:rStyle w:val="DataTypeTok"/>
+        </w:rPr>
+        <w:t xml:space="preserve">"ONEC_BASE_URL"</w:t>
+      </w:r>
+      <w:r>
+        <w:rPr>
+          <w:rStyle w:val="FunctionTok"/>
+        </w:rPr>
+        <w:t xml:space="preserve">:</w:t>
+      </w:r>
+      <w:r>
+        <w:rPr>
+          <w:rStyle w:val="NormalTok"/>
+        </w:rPr>
+        <w:t xml:space="preserve"> </w:t>
+      </w:r>
+      <w:r>
+        <w:rPr>
+          <w:rStyle w:val="StringTok"/>
+        </w:rPr>
+        <w:t xml:space="preserve">"https://ваш-сервер/база/hs/mcp/"</w:t>
+      </w:r>
+      <w:r>
+        <w:rPr>
+          <w:rStyle w:val="FunctionTok"/>
+        </w:rPr>
+        <w:t xml:space="preserve">,</w:t>
+      </w:r>
+      <w:r>
+        <w:br/>
+      </w:r>
+      <w:r>
+        <w:rPr>
+          <w:rStyle w:val="NormalTok"/>
+        </w:rPr>
+        <w:t xml:space="preserve">        </w:t>
+      </w:r>
+      <w:r>
+        <w:rPr>
+          <w:rStyle w:val="DataTypeTok"/>
+        </w:rPr>
+        <w:t xml:space="preserve">"ONEC_USERNAME"</w:t>
+      </w:r>
+      <w:r>
+        <w:rPr>
+          <w:rStyle w:val="FunctionTok"/>
+        </w:rPr>
+        <w:t xml:space="preserve">:</w:t>
+      </w:r>
+      <w:r>
+        <w:rPr>
+          <w:rStyle w:val="NormalTok"/>
+        </w:rPr>
+        <w:t xml:space="preserve"> </w:t>
+      </w:r>
+      <w:r>
+        <w:rPr>
+          <w:rStyle w:val="StringTok"/>
+        </w:rPr>
+        <w:t xml:space="preserve">"Логин"</w:t>
+      </w:r>
+      <w:r>
+        <w:rPr>
+          <w:rStyle w:val="FunctionTok"/>
+        </w:rPr>
+        <w:t xml:space="preserve">,</w:t>
+      </w:r>
+      <w:r>
+        <w:br/>
+      </w:r>
+      <w:r>
+        <w:rPr>
+          <w:rStyle w:val="NormalTok"/>
+        </w:rPr>
+        <w:t xml:space="preserve">        </w:t>
+      </w:r>
+      <w:r>
+        <w:rPr>
+          <w:rStyle w:val="DataTypeTok"/>
+        </w:rPr>
+        <w:t xml:space="preserve">"ONEC_PASSWORD"</w:t>
+      </w:r>
+      <w:r>
+        <w:rPr>
+          <w:rStyle w:val="FunctionTok"/>
+        </w:rPr>
+        <w:t xml:space="preserve">:</w:t>
+      </w:r>
+      <w:r>
+        <w:rPr>
+          <w:rStyle w:val="NormalTok"/>
+        </w:rPr>
+        <w:t xml:space="preserve"> </w:t>
+      </w:r>
+      <w:r>
+        <w:rPr>
+          <w:rStyle w:val="StringTok"/>
+        </w:rPr>
+        <w:t xml:space="preserve">"Пароль"</w:t>
+      </w:r>
+      <w:r>
+        <w:br/>
+      </w:r>
+      <w:r>
+        <w:rPr>
+          <w:rStyle w:val="NormalTok"/>
+        </w:rPr>
+        <w:t xml:space="preserve">      </w:t>
+      </w:r>
+      <w:r>
+        <w:rPr>
+          <w:rStyle w:val="FunctionTok"/>
+        </w:rPr>
+        <w:t xml:space="preserve">}</w:t>
+      </w:r>
+      <w:r>
+        <w:br/>
+      </w:r>
+      <w:r>
+        <w:rPr>
+          <w:rStyle w:val="NormalTok"/>
+        </w:rPr>
+        <w:t xml:space="preserve">    </w:t>
+      </w:r>
+      <w:r>
+        <w:rPr>
+          <w:rStyle w:val="FunctionTok"/>
+        </w:rPr>
+        <w:t xml:space="preserve">}</w:t>
+      </w:r>
+      <w:r>
+        <w:br/>
+      </w:r>
+      <w:r>
+        <w:rPr>
+          <w:rStyle w:val="NormalTok"/>
+        </w:rPr>
+        <w:t xml:space="preserve">  </w:t>
+      </w:r>
+      <w:r>
+        <w:rPr>
+          <w:rStyle w:val="FunctionTok"/>
+        </w:rPr>
+        <w:t xml:space="preserve">}</w:t>
+      </w:r>
+      <w:r>
+        <w:br/>
+      </w:r>
+      <w:r>
+        <w:rPr>
+          <w:rStyle w:val="FunctionTok"/>
+        </w:rPr>
+        <w:t xml:space="preserve">}</w:t>
+      </w:r>
+    </w:p>
+    <w:bookmarkEnd w:id="41"/>
+    <w:bookmarkStart w:id="42" w:name="пример-остатки-по-счёту"/>
+    <w:p>
+      <w:pPr>
+        <w:pStyle w:val="Heading4"/>
+      </w:pPr>
+      <w:r>
+        <w:t xml:space="preserve">4. Пример: остатки по счёту</w:t>
+      </w:r>
+    </w:p>
+    <w:p>
+      <w:pPr>
+        <w:pStyle w:val="SourceCode"/>
+      </w:pPr>
+      <w:r>
+        <w:rPr>
           <w:rStyle w:val="ExtensionTok"/>
         </w:rPr>
         <w:t xml:space="preserve">curl</w:t>
@@ -3143,7 +5915,7 @@
         <w:rPr>
           <w:rStyle w:val="StringTok"/>
         </w:rPr>
-        <w:t xml:space="preserve">'{"jsonrpc":"2.0","method":"tools/call","id":2,"params":{"name":"get_metadata_tree","arguments":{}}}'</w:t>
+        <w:t xml:space="preserve">'{"jsonrpc":"2.0","method":"tools/call","id":2,"params":{"name":"get_balance","arguments":{"account_code":"41.01","period_from":"2026-01-01T00:00:00","period_to":"2026-03-31T23:59:59"}}}'</w:t>
       </w:r>
       <w:r>
         <w:rPr>
@@ -3164,7 +5936,7 @@
         <w:rPr>
           <w:rStyle w:val="NormalTok"/>
         </w:rPr>
-        <w:t xml:space="preserve">  http://ваш-сервер/база/hs/mcp/</w:t>
+        <w:t xml:space="preserve">  https://ваш-сервер/база/hs/mcp/</w:t>
       </w:r>
     </w:p>
     <w:p>
@@ -3174,9 +5946,9 @@
         </w:pict>
       </w:r>
     </w:p>
-    <w:bookmarkEnd w:id="35"/>
-    <w:bookmarkEnd w:id="36"/>
-    <w:bookmarkStart w:id="37" w:name="практические-сценарии"/>
+    <w:bookmarkEnd w:id="42"/>
+    <w:bookmarkEnd w:id="43"/>
+    <w:bookmarkStart w:id="44" w:name="практические-сценарии"/>
     <w:p>
       <w:pPr>
         <w:pStyle w:val="Heading3"/>
@@ -3194,13 +5966,13 @@
           <w:bCs/>
           <w:b/>
         </w:rPr>
-        <w:t xml:space="preserve">Аналитик 1С в Claude Desktop:</w:t>
-      </w:r>
-      <w:r>
-        <w:t xml:space="preserve"> </w:t>
-      </w:r>
-      <w:r>
-        <w:t xml:space="preserve">&gt; «Покажи структуру документа РеализацияТоваровУслуг — все реквизиты и табличные части»</w:t>
+        <w:t xml:space="preserve">Главный бухгалтер в Claude Desktop:</w:t>
+      </w:r>
+      <w:r>
+        <w:t xml:space="preserve"> </w:t>
+      </w:r>
+      <w:r>
+        <w:t xml:space="preserve">&gt; «Покажи остатки по счёту 41.01 за первый квартал 2026 и проводки по последнему документу реализации»</w:t>
       </w:r>
     </w:p>
     <w:p>
@@ -3217,7 +5989,7 @@
         <w:rPr>
           <w:rStyle w:val="VerbatimChar"/>
         </w:rPr>
-        <w:t xml:space="preserve">get_object_metadata</w:t>
+        <w:t xml:space="preserve">get_balance</w:t>
       </w:r>
       <w:r>
         <w:t xml:space="preserve"> </w:t>
@@ -3232,13 +6004,28 @@
         <w:rPr>
           <w:rStyle w:val="VerbatimChar"/>
         </w:rPr>
-        <w:t xml:space="preserve">get_object_tabular_sections</w:t>
-      </w:r>
-      <w:r>
-        <w:t xml:space="preserve"> </w:t>
-      </w:r>
-      <w:r>
-        <w:t xml:space="preserve">и возвращает полную структуру с описаниями полей.</w:t>
+        <w:t xml:space="preserve">get_document_list</w:t>
+      </w:r>
+      <w:r>
+        <w:t xml:space="preserve"> </w:t>
+      </w:r>
+      <w:r>
+        <w:t xml:space="preserve">→</w:t>
+      </w:r>
+      <w:r>
+        <w:t xml:space="preserve"> </w:t>
+      </w:r>
+      <w:r>
+        <w:rPr>
+          <w:rStyle w:val="VerbatimChar"/>
+        </w:rPr>
+        <w:t xml:space="preserve">get_accounting_entries</w:t>
+      </w:r>
+      <w:r>
+        <w:t xml:space="preserve"> </w:t>
+      </w:r>
+      <w:r>
+        <w:t xml:space="preserve">и формирует сводку с дебетовыми/кредитовыми оборотами.</w:t>
       </w:r>
     </w:p>
     <w:p>
@@ -3250,13 +6037,13 @@
           <w:bCs/>
           <w:b/>
         </w:rPr>
-        <w:t xml:space="preserve">Разработчик в Cursor/Windsurf:</w:t>
-      </w:r>
-      <w:r>
-        <w:t xml:space="preserve"> </w:t>
-      </w:r>
-      <w:r>
-        <w:t xml:space="preserve">&gt; «Напиши обработку, которая находит все непроведённые документы ПоступлениеТоваровУслуг за 2025 год»</w:t>
+        <w:t xml:space="preserve">Аналитик 1С:</w:t>
+      </w:r>
+      <w:r>
+        <w:t xml:space="preserve"> </w:t>
+      </w:r>
+      <w:r>
+        <w:t xml:space="preserve">&gt; «Покажи структуру документа РеализацияТоваровУслуг — все реквизиты и табличные части»</w:t>
       </w:r>
     </w:p>
     <w:p>
@@ -3264,7 +6051,7 @@
         <w:pStyle w:val="BodyText"/>
       </w:pPr>
       <w:r>
-        <w:t xml:space="preserve">Ассистент сначала изучает структуру через</w:t>
+        <w:t xml:space="preserve">Claude вызывает</w:t>
       </w:r>
       <w:r>
         <w:t xml:space="preserve"> </w:t>
@@ -3276,7 +6063,10 @@
         <w:t xml:space="preserve">get_object_metadata</w:t>
       </w:r>
       <w:r>
-        <w:t xml:space="preserve">, потом генерирует код, проверяет через</w:t>
+        <w:t xml:space="preserve"> </w:t>
+      </w:r>
+      <w:r>
+        <w:t xml:space="preserve">→</w:t>
       </w:r>
       <w:r>
         <w:t xml:space="preserve"> </w:t>
@@ -3285,13 +6075,13 @@
         <w:rPr>
           <w:rStyle w:val="VerbatimChar"/>
         </w:rPr>
-        <w:t xml:space="preserve">execute_query</w:t>
-      </w:r>
-      <w:r>
-        <w:t xml:space="preserve"> </w:t>
-      </w:r>
-      <w:r>
-        <w:t xml:space="preserve">— и выдаёт готовую обработку.</w:t>
+        <w:t xml:space="preserve">get_object_tabular_sections</w:t>
+      </w:r>
+      <w:r>
+        <w:t xml:space="preserve"> </w:t>
+      </w:r>
+      <w:r>
+        <w:t xml:space="preserve">и возвращает полную структуру.</w:t>
       </w:r>
     </w:p>
     <w:p>
@@ -3303,13 +6093,13 @@
           <w:bCs/>
           <w:b/>
         </w:rPr>
-        <w:t xml:space="preserve">DevOps:</w:t>
-      </w:r>
-      <w:r>
-        <w:t xml:space="preserve"> </w:t>
-      </w:r>
-      <w:r>
-        <w:t xml:space="preserve">&gt; «Есть ли блокировки? Сколько пользователей сейчас в базе?»</w:t>
+        <w:t xml:space="preserve">Разработчик в Cursor:</w:t>
+      </w:r>
+      <w:r>
+        <w:t xml:space="preserve"> </w:t>
+      </w:r>
+      <w:r>
+        <w:t xml:space="preserve">&gt; «Найди все изменения в справочнике Контрагенты за последний час и проверь, нет ли дублей»</w:t>
       </w:r>
     </w:p>
     <w:p>
@@ -3317,9 +6107,65 @@
         <w:pStyle w:val="BodyText"/>
       </w:pPr>
       <w:r>
+        <w:t xml:space="preserve">Ассистент вызывает</w:t>
+      </w:r>
+      <w:r>
+        <w:t xml:space="preserve"> </w:t>
+      </w:r>
+      <w:r>
         <w:rPr>
           <w:rStyle w:val="VerbatimChar"/>
         </w:rPr>
+        <w:t xml:space="preserve">get_changes_since</w:t>
+      </w:r>
+      <w:r>
+        <w:t xml:space="preserve"> </w:t>
+      </w:r>
+      <w:r>
+        <w:t xml:space="preserve">→</w:t>
+      </w:r>
+      <w:r>
+        <w:t xml:space="preserve"> </w:t>
+      </w:r>
+      <w:r>
+        <w:rPr>
+          <w:rStyle w:val="VerbatimChar"/>
+        </w:rPr>
+        <w:t xml:space="preserve">find_duplicates</w:t>
+      </w:r>
+      <w:r>
+        <w:t xml:space="preserve"> </w:t>
+      </w:r>
+      <w:r>
+        <w:t xml:space="preserve">и показывает результат с рекомендациями.</w:t>
+      </w:r>
+    </w:p>
+    <w:p>
+      <w:pPr>
+        <w:pStyle w:val="BodyText"/>
+      </w:pPr>
+      <w:r>
+        <w:rPr>
+          <w:bCs/>
+          <w:b/>
+        </w:rPr>
+        <w:t xml:space="preserve">DevOps / Администратор:</w:t>
+      </w:r>
+      <w:r>
+        <w:t xml:space="preserve"> </w:t>
+      </w:r>
+      <w:r>
+        <w:t xml:space="preserve">&gt; «Есть ли блокировки? Какие расширения установлены? Какие права у пользователя Иванов?»</w:t>
+      </w:r>
+    </w:p>
+    <w:p>
+      <w:pPr>
+        <w:pStyle w:val="BodyText"/>
+      </w:pPr>
+      <w:r>
+        <w:rPr>
+          <w:rStyle w:val="VerbatimChar"/>
+        </w:rPr>
         <w:t xml:space="preserve">get_locks</w:t>
       </w:r>
       <w:r>
@@ -3335,13 +6181,78 @@
         <w:rPr>
           <w:rStyle w:val="VerbatimChar"/>
         </w:rPr>
-        <w:t xml:space="preserve">get_active_users</w:t>
+        <w:t xml:space="preserve">get_configuration_extensions</w:t>
+      </w:r>
+      <w:r>
+        <w:t xml:space="preserve"> </w:t>
+      </w:r>
+      <w:r>
+        <w:t xml:space="preserve">+</w:t>
+      </w:r>
+      <w:r>
+        <w:t xml:space="preserve"> </w:t>
+      </w:r>
+      <w:r>
+        <w:rPr>
+          <w:rStyle w:val="VerbatimChar"/>
+        </w:rPr>
+        <w:t xml:space="preserve">get_rights</w:t>
       </w:r>
       <w:r>
         <w:t xml:space="preserve"> </w:t>
       </w:r>
       <w:r>
         <w:t xml:space="preserve">— моментальный ответ без входа в 1С.</w:t>
+      </w:r>
+    </w:p>
+    <w:p>
+      <w:pPr>
+        <w:pStyle w:val="BodyText"/>
+      </w:pPr>
+      <w:r>
+        <w:rPr>
+          <w:bCs/>
+          <w:b/>
+        </w:rPr>
+        <w:t xml:space="preserve">Миграция данных:</w:t>
+      </w:r>
+      <w:r>
+        <w:t xml:space="preserve"> </w:t>
+      </w:r>
+      <w:r>
+        <w:t xml:space="preserve">&gt; «Создай документ ПоступлениеТоваровУслуг и заполни на основании заказа поставщику №123»</w:t>
+      </w:r>
+    </w:p>
+    <w:p>
+      <w:pPr>
+        <w:pStyle w:val="BodyText"/>
+      </w:pPr>
+      <w:r>
+        <w:rPr>
+          <w:rStyle w:val="VerbatimChar"/>
+        </w:rPr>
+        <w:t xml:space="preserve">create_object</w:t>
+      </w:r>
+      <w:r>
+        <w:t xml:space="preserve"> </w:t>
+      </w:r>
+      <w:r>
+        <w:t xml:space="preserve">+</w:t>
+      </w:r>
+      <w:r>
+        <w:t xml:space="preserve"> </w:t>
+      </w:r>
+      <w:r>
+        <w:rPr>
+          <w:rStyle w:val="VerbatimChar"/>
+        </w:rPr>
+        <w:t xml:space="preserve">fill_on_basis</w:t>
+      </w:r>
+      <w:r>
+        <w:t xml:space="preserve"> </w:t>
+      </w:r>
+      <w:r>
+        <w:t xml:space="preserve">— AI-ассистент обрабатывает миграцию документов между базами.</w:t>
       </w:r>
     </w:p>
     <w:p>
@@ -3351,8 +6262,8 @@
         </w:pict>
       </w:r>
     </w:p>
-    <w:bookmarkEnd w:id="37"/>
-    <w:bookmarkStart w:id="38" w:name="безопасность"/>
+    <w:bookmarkEnd w:id="44"/>
+    <w:bookmarkStart w:id="45" w:name="безопасность"/>
     <w:p>
       <w:pPr>
         <w:pStyle w:val="Heading3"/>
@@ -3365,7 +6276,7 @@
       <w:pPr>
         <w:numPr>
           <w:ilvl w:val="0"/>
-          <w:numId w:val="1005"/>
+          <w:numId w:val="1006"/>
         </w:numPr>
         <w:pStyle w:val="Compact"/>
       </w:pPr>
@@ -3380,14 +6291,14 @@
         <w:t xml:space="preserve"> </w:t>
       </w:r>
       <w:r>
-        <w:t xml:space="preserve">— стандартная аутентификация 1С, пароли не хранятся в MCP-сервере</w:t>
+        <w:t xml:space="preserve">— стандартная аутентификация 1С</w:t>
       </w:r>
     </w:p>
     <w:p>
       <w:pPr>
         <w:numPr>
           <w:ilvl w:val="0"/>
-          <w:numId w:val="1005"/>
+          <w:numId w:val="1006"/>
         </w:numPr>
         <w:pStyle w:val="Compact"/>
       </w:pPr>
@@ -3402,14 +6313,14 @@
         <w:t xml:space="preserve"> </w:t>
       </w:r>
       <w:r>
-        <w:t xml:space="preserve">— инструменты работают в контексте пользователя, чьи логин/пароль указаны. Нет прав на справочник — инструмент вернёт ошибку</w:t>
+        <w:t xml:space="preserve">— инструменты работают в контексте пользователя. Нет прав — инструмент вернёт ошибку</w:t>
       </w:r>
     </w:p>
     <w:p>
       <w:pPr>
         <w:numPr>
           <w:ilvl w:val="0"/>
-          <w:numId w:val="1005"/>
+          <w:numId w:val="1006"/>
         </w:numPr>
         <w:pStyle w:val="Compact"/>
       </w:pPr>
@@ -3424,7 +6335,7 @@
         <w:t xml:space="preserve"> </w:t>
       </w:r>
       <w:r>
-        <w:t xml:space="preserve">— самый мощный инструмент, журналируется в ЖурналРегистрации (событие</w:t>
+        <w:t xml:space="preserve">— журналируется в ЖурналРегистрации (событие</w:t>
       </w:r>
       <w:r>
         <w:t xml:space="preserve"> </w:t>
@@ -3443,7 +6354,7 @@
       <w:pPr>
         <w:numPr>
           <w:ilvl w:val="0"/>
-          <w:numId w:val="1005"/>
+          <w:numId w:val="1006"/>
         </w:numPr>
         <w:pStyle w:val="Compact"/>
       </w:pPr>
@@ -3452,13 +6363,47 @@
           <w:bCs/>
           <w:b/>
         </w:rPr>
+        <w:t xml:space="preserve">execute_batch</w:t>
+      </w:r>
+      <w:r>
+        <w:t xml:space="preserve"> </w:t>
+      </w:r>
+      <w:r>
+        <w:t xml:space="preserve">— защита от рекурсии (guard-флаг</w:t>
+      </w:r>
+      <w:r>
+        <w:t xml:space="preserve"> </w:t>
+      </w:r>
+      <w:r>
+        <w:rPr>
+          <w:rStyle w:val="VerbatimChar"/>
+        </w:rPr>
+        <w:t xml:space="preserve">_batch_depth</w:t>
+      </w:r>
+      <w:r>
+        <w:t xml:space="preserve">)</w:t>
+      </w:r>
+    </w:p>
+    <w:p>
+      <w:pPr>
+        <w:numPr>
+          <w:ilvl w:val="0"/>
+          <w:numId w:val="1006"/>
+        </w:numPr>
+        <w:pStyle w:val="Compact"/>
+      </w:pPr>
+      <w:r>
+        <w:rPr>
+          <w:bCs/>
+          <w:b/>
+        </w:rPr>
         <w:t xml:space="preserve">Расширение</w:t>
       </w:r>
       <w:r>
         <w:t xml:space="preserve"> </w:t>
       </w:r>
       <w:r>
-        <w:t xml:space="preserve">— не модифицирует основную конфигурацию, легко отключается</w:t>
+        <w:t xml:space="preserve">— не модифицирует конфигурацию, легко отключается</w:t>
       </w:r>
     </w:p>
     <w:p>
@@ -3468,8 +6413,8 @@
         </w:pict>
       </w:r>
     </w:p>
-    <w:bookmarkEnd w:id="38"/>
-    <w:bookmarkStart w:id="39" w:name="совместимость"/>
+    <w:bookmarkEnd w:id="45"/>
+    <w:bookmarkStart w:id="46" w:name="совместимость"/>
     <w:p>
       <w:pPr>
         <w:pStyle w:val="Heading3"/>
@@ -3538,7 +6483,7 @@
               <w:jc w:val="left"/>
             </w:pPr>
             <w:r>
-              <w:t xml:space="preserve">8.3.20+ (тестировалось на 8.3.27)</w:t>
+              <w:t xml:space="preserve">8.3.20+ (тестировалось на 8.3.27.1989)</w:t>
             </w:r>
           </w:p>
         </w:tc>
@@ -3616,7 +6561,33 @@
               <w:jc w:val="left"/>
             </w:pPr>
             <w:r>
-              <w:t xml:space="preserve">HTTP (Basic Auth)</w:t>
+              <w:t xml:space="preserve">HTTP (Basic Auth), stdio (через index.mjs)</w:t>
+            </w:r>
+          </w:p>
+        </w:tc>
+      </w:tr>
+      <w:tr>
+        <w:tc>
+          <w:tcPr/>
+          <w:p>
+            <w:pPr>
+              <w:pStyle w:val="Compact"/>
+              <w:jc w:val="left"/>
+            </w:pPr>
+            <w:r>
+              <w:t xml:space="preserve">Node.js</w:t>
+            </w:r>
+          </w:p>
+        </w:tc>
+        <w:tc>
+          <w:tcPr/>
+          <w:p>
+            <w:pPr>
+              <w:pStyle w:val="Compact"/>
+              <w:jc w:val="left"/>
+            </w:pPr>
+            <w:r>
+              <w:t xml:space="preserve">18+ (для stdio-обёртки)</w:t>
             </w:r>
           </w:p>
         </w:tc>
@@ -3655,9 +6626,9 @@
         </w:pict>
       </w:r>
     </w:p>
-    <w:bookmarkEnd w:id="39"/>
-    <w:bookmarkEnd w:id="40"/>
-    <w:bookmarkStart w:id="53" w:name="infaton-ai-платформа-для-внедрения-1сerp"/>
+    <w:bookmarkEnd w:id="46"/>
+    <w:bookmarkEnd w:id="47"/>
+    <w:bookmarkStart w:id="56" w:name="infaton-ai-платформа-для-внедрения-1сerp"/>
     <w:p>
       <w:pPr>
         <w:pStyle w:val="Heading2"/>
@@ -3690,7 +6661,7 @@
         <w:t xml:space="preserve">— платформы, которая использует искусственный интеллект для автоматизации полного цикла внедрения 1С:ERP.</w:t>
       </w:r>
     </w:p>
-    <w:bookmarkStart w:id="41" w:name="полный-цикл-автоматического-обследования"/>
+    <w:bookmarkStart w:id="48" w:name="полный-цикл-автоматического-обследования"/>
     <w:p>
       <w:pPr>
         <w:pStyle w:val="Heading3"/>
@@ -3705,188 +6676,6 @@
       </w:pPr>
       <w:r>
         <w:t xml:space="preserve">Традиционное обследование перед внедрением ERP — это недели интервью, горы протоколов, субъективные оценки аналитиков. INFATON автоматизирует этот процесс с помощью трёх независимых AI-движков:</w:t>
-      </w:r>
-    </w:p>
-    <w:p>
-      <w:pPr>
-        <w:numPr>
-          <w:ilvl w:val="0"/>
-          <w:numId w:val="1006"/>
-        </w:numPr>
-        <w:pStyle w:val="Compact"/>
-      </w:pPr>
-      <w:r>
-        <w:rPr>
-          <w:bCs/>
-          <w:b/>
-        </w:rPr>
-        <w:t xml:space="preserve">TwinAgent (v1)</w:t>
-      </w:r>
-      <w:r>
-        <w:t xml:space="preserve"> </w:t>
-      </w:r>
-      <w:r>
-        <w:t xml:space="preserve">— глубокий агентный анализ через MCP. LLM самостоятельно решает, какие метаданные и данные исследовать. Максимальное качество отчёта.</w:t>
-      </w:r>
-    </w:p>
-    <w:p>
-      <w:pPr>
-        <w:numPr>
-          <w:ilvl w:val="0"/>
-          <w:numId w:val="1006"/>
-        </w:numPr>
-        <w:pStyle w:val="Compact"/>
-      </w:pPr>
-      <w:r>
-        <w:rPr>
-          <w:bCs/>
-          <w:b/>
-        </w:rPr>
-        <w:t xml:space="preserve">Pipeline (v2)</w:t>
-      </w:r>
-      <w:r>
-        <w:t xml:space="preserve"> </w:t>
-      </w:r>
-      <w:r>
-        <w:t xml:space="preserve">— быстрый MapReduce. Полный каталог объектов + пакетный анализ + синтез. Максимальная скорость.</w:t>
-      </w:r>
-    </w:p>
-    <w:p>
-      <w:pPr>
-        <w:numPr>
-          <w:ilvl w:val="0"/>
-          <w:numId w:val="1006"/>
-        </w:numPr>
-        <w:pStyle w:val="Compact"/>
-      </w:pPr>
-      <w:r>
-        <w:rPr>
-          <w:bCs/>
-          <w:b/>
-        </w:rPr>
-        <w:t xml:space="preserve">Expert Swarm (v3)</w:t>
-      </w:r>
-      <w:r>
-        <w:t xml:space="preserve"> </w:t>
-      </w:r>
-      <w:r>
-        <w:t xml:space="preserve">— рой микро-экспертов. Каждый объект 1С анализируется отдельным AI-агентом, результаты объединяются. Баланс между качеством и скоростью.</w:t>
-      </w:r>
-    </w:p>
-    <w:p>
-      <w:pPr>
-        <w:pStyle w:val="FirstParagraph"/>
-      </w:pPr>
-      <w:r>
-        <w:t xml:space="preserve">Все три движка дополняют друг друга: v1 ищет глубинные инсайты, v2 обеспечивает полноту покрытия, v3 даёт детальный пообъектный анализ. Итоговый</w:t>
-      </w:r>
-      <w:r>
-        <w:t xml:space="preserve"> </w:t>
-      </w:r>
-      <w:r>
-        <w:rPr>
-          <w:bCs/>
-          <w:b/>
-        </w:rPr>
-        <w:t xml:space="preserve">гибридный отчёт</w:t>
-      </w:r>
-      <w:r>
-        <w:t xml:space="preserve"> </w:t>
-      </w:r>
-      <w:r>
-        <w:t xml:space="preserve">объединяет результаты всех трёх.</w:t>
-      </w:r>
-    </w:p>
-    <w:bookmarkEnd w:id="41"/>
-    <w:bookmarkStart w:id="43" w:name="цифровые-двойники"/>
-    <w:p>
-      <w:pPr>
-        <w:pStyle w:val="Heading3"/>
-      </w:pPr>
-      <w:r>
-        <w:t xml:space="preserve">Цифровые двойники</w:t>
-      </w:r>
-    </w:p>
-    <w:p>
-      <w:pPr>
-        <w:pStyle w:val="FirstParagraph"/>
-      </w:pPr>
-      <w:r>
-        <w:t xml:space="preserve">Цифровой двойник в INFATON — это не дашборд и не копия базы. Это</w:t>
-      </w:r>
-      <w:r>
-        <w:t xml:space="preserve"> </w:t>
-      </w:r>
-      <w:r>
-        <w:rPr>
-          <w:bCs/>
-          <w:b/>
-        </w:rPr>
-        <w:t xml:space="preserve">AI-агент с конкретной ролью</w:t>
-      </w:r>
-      <w:r>
-        <w:t xml:space="preserve">, привязанный к подсистемам 1С.</w:t>
-      </w:r>
-    </w:p>
-    <w:p>
-      <w:pPr>
-        <w:pStyle w:val="BodyText"/>
-      </w:pPr>
-      <w:r>
-        <w:t xml:space="preserve">Пример: двойник «Главный бухгалтер» знает структуру подсистемы Бухгалтерия, видит только свои OData-сущности, и может:</w:t>
-      </w:r>
-      <w:r>
-        <w:t xml:space="preserve"> </w:t>
-      </w:r>
-      <w:r>
-        <w:t xml:space="preserve">- В режиме</w:t>
-      </w:r>
-      <w:r>
-        <w:t xml:space="preserve"> </w:t>
-      </w:r>
-      <w:r>
-        <w:rPr>
-          <w:bCs/>
-          <w:b/>
-        </w:rPr>
-        <w:t xml:space="preserve">Советник</w:t>
-      </w:r>
-      <w:r>
-        <w:t xml:space="preserve"> </w:t>
-      </w:r>
-      <w:r>
-        <w:t xml:space="preserve">— анализировать данные, отвечать на вопросы, формировать рекомендации</w:t>
-      </w:r>
-      <w:r>
-        <w:t xml:space="preserve"> </w:t>
-      </w:r>
-      <w:r>
-        <w:t xml:space="preserve">- В режиме</w:t>
-      </w:r>
-      <w:r>
-        <w:t xml:space="preserve"> </w:t>
-      </w:r>
-      <w:r>
-        <w:rPr>
-          <w:bCs/>
-          <w:b/>
-        </w:rPr>
-        <w:t xml:space="preserve">Автопилот</w:t>
-      </w:r>
-      <w:r>
-        <w:t xml:space="preserve"> </w:t>
-      </w:r>
-      <w:r>
-        <w:t xml:space="preserve">— самостоятельно выполнять действия: проводить документы, создавать записи, запускать отчёты</w:t>
-      </w:r>
-    </w:p>
-    <w:bookmarkStart w:id="42" w:name="три-режима-работы-двойников"/>
-    <w:p>
-      <w:pPr>
-        <w:pStyle w:val="Heading4"/>
-      </w:pPr>
-      <w:r>
-        <w:t xml:space="preserve">Три режима работы двойников</w:t>
       </w:r>
     </w:p>
     <w:p>
@@ -3895,19 +6684,20 @@
           <w:ilvl w:val="0"/>
           <w:numId w:val="1007"/>
         </w:numPr>
+        <w:pStyle w:val="Compact"/>
       </w:pPr>
       <w:r>
         <w:rPr>
           <w:bCs/>
           <w:b/>
         </w:rPr>
-        <w:t xml:space="preserve">💡 Советник (Advisor)</w:t>
-      </w:r>
-      <w:r>
-        <w:t xml:space="preserve"> </w:t>
-      </w:r>
-      <w:r>
-        <w:t xml:space="preserve">— human-in-the-loop. Двойник анализирует, рекомендует, но не вносит изменения. Все решения остаются за человеком. Идеален для этапа обследования и первых месяцев эксплуатации.</w:t>
+        <w:t xml:space="preserve">TwinAgent (v1)</w:t>
+      </w:r>
+      <w:r>
+        <w:t xml:space="preserve"> </w:t>
+      </w:r>
+      <w:r>
+        <w:t xml:space="preserve">— глубокий агентный анализ через MCP. LLM самостоятельно решает, какие метаданные и данные исследовать. Максимальное качество отчёта.</w:t>
       </w:r>
     </w:p>
     <w:p>
@@ -3916,19 +6706,20 @@
           <w:ilvl w:val="0"/>
           <w:numId w:val="1007"/>
         </w:numPr>
+        <w:pStyle w:val="Compact"/>
       </w:pPr>
       <w:r>
         <w:rPr>
           <w:bCs/>
           <w:b/>
         </w:rPr>
-        <w:t xml:space="preserve">🤖 Автопилот (Autopilot)</w:t>
-      </w:r>
-      <w:r>
-        <w:t xml:space="preserve"> </w:t>
-      </w:r>
-      <w:r>
-        <w:t xml:space="preserve">— автономный режим. Двойник выполняет действия самостоятельно по заданным правилам и политикам безопасности. Все действия логируются и могут быть отменены.</w:t>
+        <w:t xml:space="preserve">Pipeline (v2)</w:t>
+      </w:r>
+      <w:r>
+        <w:t xml:space="preserve"> </w:t>
+      </w:r>
+      <w:r>
+        <w:t xml:space="preserve">— быстрый MapReduce. Полный каталог объектов + пакетный анализ + синтез. Максимальная скорость.</w:t>
       </w:r>
     </w:p>
     <w:p>
@@ -3937,19 +6728,20 @@
           <w:ilvl w:val="0"/>
           <w:numId w:val="1007"/>
         </w:numPr>
+        <w:pStyle w:val="Compact"/>
       </w:pPr>
       <w:r>
         <w:rPr>
           <w:bCs/>
           <w:b/>
         </w:rPr>
-        <w:t xml:space="preserve">⚡ Оба режима (Both)</w:t>
-      </w:r>
-      <w:r>
-        <w:t xml:space="preserve"> </w:t>
-      </w:r>
-      <w:r>
-        <w:t xml:space="preserve">— двойник поддерживает переключение между Советником и Автопилотом. Оператор в любой момент может перевести двойника из одного режима в другой.</w:t>
+        <w:t xml:space="preserve">Expert Swarm (v3)</w:t>
+      </w:r>
+      <w:r>
+        <w:t xml:space="preserve"> </w:t>
+      </w:r>
+      <w:r>
+        <w:t xml:space="preserve">— рой микро-экспертов. Каждый объект 1С анализируется отдельным AI-агентом, результаты объединяются.</w:t>
       </w:r>
     </w:p>
     <w:p>
@@ -3957,45 +6749,33 @@
         <w:pStyle w:val="FirstParagraph"/>
       </w:pPr>
       <w:r>
-        <w:t xml:space="preserve">Фабрика агентов позволяет создать команду из 25-50 двойников за минуты — по одному на каждую ключевую роль в проекте внедрения.</w:t>
-      </w:r>
-    </w:p>
-    <w:bookmarkEnd w:id="42"/>
-    <w:bookmarkEnd w:id="43"/>
-    <w:bookmarkStart w:id="47" w:name="закрытый-контур-и-локальные-llm"/>
-    <w:p>
-      <w:pPr>
-        <w:pStyle w:val="Heading3"/>
-      </w:pPr>
-      <w:r>
-        <w:t xml:space="preserve">Закрытый контур и локальные LLM</w:t>
-      </w:r>
-    </w:p>
-    <w:p>
-      <w:pPr>
-        <w:pStyle w:val="FirstParagraph"/>
-      </w:pPr>
+        <w:t xml:space="preserve">Итоговый</w:t>
+      </w:r>
+      <w:r>
+        <w:t xml:space="preserve"> </w:t>
+      </w:r>
       <w:r>
         <w:rPr>
           <w:bCs/>
           <w:b/>
         </w:rPr>
-        <w:t xml:space="preserve">Это ключевое преимущество INFATON.</w:t>
-      </w:r>
-      <w:r>
-        <w:t xml:space="preserve"> </w:t>
-      </w:r>
-      <w:r>
-        <w:t xml:space="preserve">Платформа спроектирована для работы в трёх режимах окружения:</w:t>
-      </w:r>
-    </w:p>
-    <w:bookmarkStart w:id="44" w:name="облачный-cloud"/>
-    <w:p>
-      <w:pPr>
-        <w:pStyle w:val="Heading4"/>
-      </w:pPr>
-      <w:r>
-        <w:t xml:space="preserve">☁️ Облачный (Cloud)</w:t>
+        <w:t xml:space="preserve">гибридный отчёт</w:t>
+      </w:r>
+      <w:r>
+        <w:t xml:space="preserve"> </w:t>
+      </w:r>
+      <w:r>
+        <w:t xml:space="preserve">объединяет результаты всех трёх движков.</w:t>
+      </w:r>
+    </w:p>
+    <w:bookmarkEnd w:id="48"/>
+    <w:bookmarkStart w:id="49" w:name="цифровые-двойники"/>
+    <w:p>
+      <w:pPr>
+        <w:pStyle w:val="Heading3"/>
+      </w:pPr>
+      <w:r>
+        <w:t xml:space="preserve">Цифровые двойники</w:t>
       </w:r>
     </w:p>
     <w:p>
@@ -4003,71 +6783,20 @@
         <w:pStyle w:val="FirstParagraph"/>
       </w:pPr>
       <w:r>
-        <w:t xml:space="preserve">Облачные LLM (GPT, Claude, Gemini), MCP через интернет. Для быстрого старта и пилотных проектов.</w:t>
-      </w:r>
-    </w:p>
-    <w:bookmarkEnd w:id="44"/>
-    <w:bookmarkStart w:id="45" w:name="гибридный-hybrid"/>
-    <w:p>
-      <w:pPr>
-        <w:pStyle w:val="Heading4"/>
-      </w:pPr>
-      <w:r>
-        <w:t xml:space="preserve">🔀 Гибридный (Hybrid)</w:t>
-      </w:r>
-    </w:p>
-    <w:p>
-      <w:pPr>
-        <w:pStyle w:val="FirstParagraph"/>
-      </w:pPr>
-      <w:r>
-        <w:t xml:space="preserve">Локальные LLM (Ollama, LM Studio, vLLM) для основной нагрузки + облачные для сложных задач. Чувствительные данные не покидают периметр.</w:t>
-      </w:r>
-    </w:p>
-    <w:bookmarkEnd w:id="45"/>
-    <w:bookmarkStart w:id="46" w:name="закрытый-контур-airgapped"/>
-    <w:p>
-      <w:pPr>
-        <w:pStyle w:val="Heading4"/>
-      </w:pPr>
-      <w:r>
-        <w:t xml:space="preserve">🔒 Закрытый контур (Airgapped)</w:t>
-      </w:r>
-    </w:p>
-    <w:p>
-      <w:pPr>
-        <w:pStyle w:val="FirstParagraph"/>
-      </w:pPr>
+        <w:t xml:space="preserve">Цифровой двойник в INFATON — это</w:t>
+      </w:r>
+      <w:r>
+        <w:t xml:space="preserve"> </w:t>
+      </w:r>
       <w:r>
         <w:rPr>
           <w:bCs/>
           <w:b/>
         </w:rPr>
-        <w:t xml:space="preserve">Полная автономность без интернета:</w:t>
-      </w:r>
-      <w:r>
-        <w:t xml:space="preserve"> </w:t>
-      </w:r>
-      <w:r>
-        <w:t xml:space="preserve">- Только локальные LLM (Qwen, LLaMA, Mistral и др.)</w:t>
-      </w:r>
-      <w:r>
-        <w:t xml:space="preserve"> </w:t>
-      </w:r>
-      <w:r>
-        <w:t xml:space="preserve">- MCP-подключения только по LAN/VPN — публичные адреса заблокированы</w:t>
-      </w:r>
-      <w:r>
-        <w:t xml:space="preserve"> </w:t>
-      </w:r>
-      <w:r>
-        <w:t xml:space="preserve">- Никаких cloud-запросов</w:t>
-      </w:r>
-      <w:r>
-        <w:t xml:space="preserve"> </w:t>
-      </w:r>
-      <w:r>
-        <w:t xml:space="preserve">- Платформа автоматически определяет режим и переключает функционал</w:t>
+        <w:t xml:space="preserve">AI-агент с конкретной ролью</w:t>
+      </w:r>
+      <w:r>
+        <w:t xml:space="preserve">, привязанный к подсистемам 1С.</w:t>
       </w:r>
     </w:p>
     <w:p>
@@ -4075,7 +6804,13 @@
         <w:pStyle w:val="BodyText"/>
       </w:pPr>
       <w:r>
-        <w:t xml:space="preserve">Для предприятий с жёсткими требованиями ИБ — банки, оборонка, госсектор, критическая инфраструктура — это единственный приемлемый вариант. INFATON позволяет получить все преимущества AI-автоматизации</w:t>
+        <w:t xml:space="preserve">Пример: двойник «Главный бухгалтер» знает структуру подсистемы Бухгалтерия, видит только свои данные, и может:</w:t>
+      </w:r>
+      <w:r>
+        <w:t xml:space="preserve"> </w:t>
+      </w:r>
+      <w:r>
+        <w:t xml:space="preserve">- В режиме</w:t>
       </w:r>
       <w:r>
         <w:t xml:space="preserve"> </w:t>
@@ -4085,10 +6820,35 @@
           <w:bCs/>
           <w:b/>
         </w:rPr>
-        <w:t xml:space="preserve">без компромиссов по безопасности данных</w:t>
-      </w:r>
-      <w:r>
-        <w:t xml:space="preserve">.</w:t>
+        <w:t xml:space="preserve">Советник</w:t>
+      </w:r>
+      <w:r>
+        <w:t xml:space="preserve"> </w:t>
+      </w:r>
+      <w:r>
+        <w:t xml:space="preserve">— анализировать данные, формировать рекомендации</w:t>
+      </w:r>
+      <w:r>
+        <w:t xml:space="preserve"> </w:t>
+      </w:r>
+      <w:r>
+        <w:t xml:space="preserve">- В режиме</w:t>
+      </w:r>
+      <w:r>
+        <w:t xml:space="preserve"> </w:t>
+      </w:r>
+      <w:r>
+        <w:rPr>
+          <w:bCs/>
+          <w:b/>
+        </w:rPr>
+        <w:t xml:space="preserve">Автопилот</w:t>
+      </w:r>
+      <w:r>
+        <w:t xml:space="preserve"> </w:t>
+      </w:r>
+      <w:r>
+        <w:t xml:space="preserve">— самостоятельно выполнять действия через MCP</w:t>
       </w:r>
     </w:p>
     <w:p>
@@ -4096,18 +6856,35 @@
         <w:pStyle w:val="BodyText"/>
       </w:pPr>
       <w:r>
-        <w:t xml:space="preserve">Админ может зафиксировать режим принудительно или доверить автодетекцию — платформа сама определяет доступность интернета, облачных ключей и локальных LLM-серверов.</w:t>
-      </w:r>
-    </w:p>
-    <w:bookmarkEnd w:id="46"/>
-    <w:bookmarkEnd w:id="47"/>
-    <w:bookmarkStart w:id="48" w:name="ещё-возможности-платформы"/>
+        <w:t xml:space="preserve">Фабрика агентов позволяет создать команду из 25-50 двойников за минуты.</w:t>
+      </w:r>
+    </w:p>
+    <w:bookmarkEnd w:id="49"/>
+    <w:bookmarkStart w:id="50" w:name="закрытый-контур-и-локальные-llm"/>
     <w:p>
       <w:pPr>
         <w:pStyle w:val="Heading3"/>
       </w:pPr>
       <w:r>
-        <w:t xml:space="preserve">Ещё возможности платформы</w:t>
+        <w:t xml:space="preserve">Закрытый контур и локальные LLM</w:t>
+      </w:r>
+    </w:p>
+    <w:p>
+      <w:pPr>
+        <w:pStyle w:val="FirstParagraph"/>
+      </w:pPr>
+      <w:r>
+        <w:rPr>
+          <w:bCs/>
+          <w:b/>
+        </w:rPr>
+        <w:t xml:space="preserve">Ключевое преимущество INFATON.</w:t>
+      </w:r>
+      <w:r>
+        <w:t xml:space="preserve"> </w:t>
+      </w:r>
+      <w:r>
+        <w:t xml:space="preserve">Три режима работы:</w:t>
       </w:r>
     </w:p>
     <w:p>
@@ -4119,17 +6896,23 @@
         <w:pStyle w:val="Compact"/>
       </w:pPr>
       <w:r>
+        <w:t xml:space="preserve">☁️</w:t>
+      </w:r>
+      <w:r>
+        <w:t xml:space="preserve"> </w:t>
+      </w:r>
+      <w:r>
         <w:rPr>
           <w:bCs/>
           <w:b/>
         </w:rPr>
-        <w:t xml:space="preserve">Трассировка проблем</w:t>
-      </w:r>
-      <w:r>
-        <w:t xml:space="preserve"> </w:t>
-      </w:r>
-      <w:r>
-        <w:t xml:space="preserve">— AI-анализ интервью и документов, автоматическое извлечение проблем с 5W+5Why, приоритизация по WSJF</w:t>
+        <w:t xml:space="preserve">Облачный</w:t>
+      </w:r>
+      <w:r>
+        <w:t xml:space="preserve"> </w:t>
+      </w:r>
+      <w:r>
+        <w:t xml:space="preserve">— GPT, Claude, Gemini. Для быстрого старта.</w:t>
       </w:r>
     </w:p>
     <w:p>
@@ -4141,17 +6924,23 @@
         <w:pStyle w:val="Compact"/>
       </w:pPr>
       <w:r>
+        <w:t xml:space="preserve">🔀</w:t>
+      </w:r>
+      <w:r>
+        <w:t xml:space="preserve"> </w:t>
+      </w:r>
+      <w:r>
         <w:rPr>
           <w:bCs/>
           <w:b/>
         </w:rPr>
-        <w:t xml:space="preserve">GAP-анализ</w:t>
-      </w:r>
-      <w:r>
-        <w:t xml:space="preserve"> </w:t>
-      </w:r>
-      <w:r>
-        <w:t xml:space="preserve">— матрица расхождений «как есть» vs «как надо» с привязкой к подсистемам ERP</w:t>
+        <w:t xml:space="preserve">Гибридный</w:t>
+      </w:r>
+      <w:r>
+        <w:t xml:space="preserve"> </w:t>
+      </w:r>
+      <w:r>
+        <w:t xml:space="preserve">— локальные LLM + облачные для сложных задач.</w:t>
       </w:r>
     </w:p>
     <w:p>
@@ -4163,61 +6952,31 @@
         <w:pStyle w:val="Compact"/>
       </w:pPr>
       <w:r>
+        <w:t xml:space="preserve">🔒</w:t>
+      </w:r>
+      <w:r>
+        <w:t xml:space="preserve"> </w:t>
+      </w:r>
+      <w:r>
         <w:rPr>
           <w:bCs/>
           <w:b/>
         </w:rPr>
-        <w:t xml:space="preserve">База знаний</w:t>
-      </w:r>
-      <w:r>
-        <w:t xml:space="preserve"> </w:t>
-      </w:r>
-      <w:r>
-        <w:t xml:space="preserve">— гибридный RAG-поиск (FTS + триграммы + LLM-ранжирование) по документации, стандартам, шаблонам</w:t>
-      </w:r>
-    </w:p>
-    <w:p>
-      <w:pPr>
-        <w:numPr>
-          <w:ilvl w:val="0"/>
-          <w:numId w:val="1008"/>
-        </w:numPr>
-        <w:pStyle w:val="Compact"/>
-      </w:pPr>
-      <w:r>
-        <w:rPr>
-          <w:bCs/>
-          <w:b/>
-        </w:rPr>
-        <w:t xml:space="preserve">MCP-интеграция</w:t>
-      </w:r>
-      <w:r>
-        <w:t xml:space="preserve"> </w:t>
-      </w:r>
-      <w:r>
-        <w:t xml:space="preserve">— те самые 35 инструментов для прямого доступа AI к данным 1С</w:t>
-      </w:r>
-    </w:p>
-    <w:p>
-      <w:pPr>
-        <w:numPr>
-          <w:ilvl w:val="0"/>
-          <w:numId w:val="1008"/>
-        </w:numPr>
-        <w:pStyle w:val="Compact"/>
-      </w:pPr>
-      <w:r>
-        <w:rPr>
-          <w:bCs/>
-          <w:b/>
-        </w:rPr>
-        <w:t xml:space="preserve">Зеркало</w:t>
-      </w:r>
-      <w:r>
-        <w:t xml:space="preserve"> </w:t>
-      </w:r>
-      <w:r>
-        <w:t xml:space="preserve">— AI-симуляция диалогов между цифровыми двойниками для выявления противоречий в бизнес-процессах</w:t>
+        <w:t xml:space="preserve">Закрытый контур</w:t>
+      </w:r>
+      <w:r>
+        <w:t xml:space="preserve"> </w:t>
+      </w:r>
+      <w:r>
+        <w:t xml:space="preserve">— только локальные LLM, MCP по LAN/VPN, никаких cloud-запросов.</w:t>
+      </w:r>
+    </w:p>
+    <w:p>
+      <w:pPr>
+        <w:pStyle w:val="FirstParagraph"/>
+      </w:pPr>
+      <w:r>
+        <w:t xml:space="preserve">Для предприятий с жёсткими требованиями ИБ — банки, оборонка, госсектор — это единственный приемлемый вариант.</w:t>
       </w:r>
     </w:p>
     <w:p>
@@ -4227,8 +6986,8 @@
         </w:pict>
       </w:r>
     </w:p>
-    <w:bookmarkEnd w:id="48"/>
-    <w:bookmarkStart w:id="52" w:name="ссылки"/>
+    <w:bookmarkEnd w:id="50"/>
+    <w:bookmarkStart w:id="55" w:name="ссылки"/>
     <w:p>
       <w:pPr>
         <w:pStyle w:val="Heading3"/>
@@ -4280,6 +7039,66 @@
           <w:bCs/>
           <w:b/>
         </w:rPr>
+        <w:t xml:space="preserve">Каталог Glama.ai</w:t>
+      </w:r>
+      <w:r>
+        <w:t xml:space="preserve">:</w:t>
+      </w:r>
+      <w:r>
+        <w:t xml:space="preserve"> </w:t>
+      </w:r>
+      <w:hyperlink r:id="rId23">
+        <w:r>
+          <w:rPr>
+            <w:rStyle w:val="Hyperlink"/>
+          </w:rPr>
+          <w:t xml:space="preserve">glama.ai/mcp/servers/infaton/MCP35</w:t>
+        </w:r>
+      </w:hyperlink>
+    </w:p>
+    <w:p>
+      <w:pPr>
+        <w:numPr>
+          <w:ilvl w:val="0"/>
+          <w:numId w:val="1009"/>
+        </w:numPr>
+        <w:pStyle w:val="Compact"/>
+      </w:pPr>
+      <w:r>
+        <w:rPr>
+          <w:bCs/>
+          <w:b/>
+        </w:rPr>
+        <w:t xml:space="preserve">Каталог awesome-mcp-servers</w:t>
+      </w:r>
+      <w:r>
+        <w:t xml:space="preserve">:</w:t>
+      </w:r>
+      <w:r>
+        <w:t xml:space="preserve"> </w:t>
+      </w:r>
+      <w:hyperlink r:id="rId51">
+        <w:r>
+          <w:rPr>
+            <w:rStyle w:val="Hyperlink"/>
+          </w:rPr>
+          <w:t xml:space="preserve">github.com/punkpeye/awesome-mcp-servers</w:t>
+        </w:r>
+      </w:hyperlink>
+    </w:p>
+    <w:p>
+      <w:pPr>
+        <w:numPr>
+          <w:ilvl w:val="0"/>
+          <w:numId w:val="1009"/>
+        </w:numPr>
+        <w:pStyle w:val="Compact"/>
+      </w:pPr>
+      <w:r>
+        <w:rPr>
+          <w:bCs/>
+          <w:b/>
+        </w:rPr>
         <w:t xml:space="preserve">Платформа INFATON</w:t>
       </w:r>
       <w:r>
@@ -4288,7 +7107,7 @@
       <w:r>
         <w:t xml:space="preserve"> </w:t>
       </w:r>
-      <w:hyperlink r:id="rId49">
+      <w:hyperlink r:id="rId52">
         <w:r>
           <w:rPr>
             <w:rStyle w:val="Hyperlink"/>
@@ -4305,7 +7124,7 @@
       <w:r>
         <w:t xml:space="preserve"> </w:t>
       </w:r>
-      <w:hyperlink r:id="rId50">
+      <w:hyperlink r:id="rId53">
         <w:r>
           <w:rPr>
             <w:rStyle w:val="Hyperlink"/>
@@ -4335,7 +7154,7 @@
       <w:r>
         <w:t xml:space="preserve"> </w:t>
       </w:r>
-      <w:hyperlink r:id="rId51">
+      <w:hyperlink r:id="rId54">
         <w:r>
           <w:rPr>
             <w:rStyle w:val="Hyperlink"/>
@@ -4360,12 +7179,12 @@
           <w:iCs/>
           <w:i/>
         </w:rPr>
-        <w:t xml:space="preserve">© 2024-2026 INFATON (infaton.ru)</w:t>
-      </w:r>
-    </w:p>
-    <w:bookmarkEnd w:id="52"/>
-    <w:bookmarkEnd w:id="53"/>
-    <w:bookmarkEnd w:id="54"/>
+        <w:t xml:space="preserve">© 2024-2026 INFATON (infaton.ru) — Привалов С.Ю.</w:t>
+      </w:r>
+    </w:p>
+    <w:bookmarkEnd w:id="55"/>
+    <w:bookmarkEnd w:id="56"/>
+    <w:bookmarkEnd w:id="57"/>
     <w:sectPr/>
   </w:body>
 </w:document>
@@ -4542,91 +7361,6 @@
     <w:lvl w:ilvl="8">
       <w:numFmt w:val="bullet"/>
       <w:lvlText w:val="•"/>
-      <w:lvlJc w:val="left"/>
-      <w:pPr>
-        <w:ind w:left="6480" w:hanging="480"/>
-      </w:pPr>
-    </w:lvl>
-  </w:abstractNum>
-  <w:abstractNum w:abstractNumId="99411">
-    <w:nsid w:val="A99411"/>
-    <w:multiLevelType w:val="multilevel"/>
-    <w:lvl w:ilvl="0">
-      <w:start w:val="1"/>
-      <w:numFmt w:val="decimal"/>
-      <w:lvlText w:val="%1."/>
-      <w:lvlJc w:val="left"/>
-      <w:pPr>
-        <w:ind w:left="720" w:hanging="480"/>
-      </w:pPr>
-    </w:lvl>
-    <w:lvl w:ilvl="1">
-      <w:start w:val="1"/>
-      <w:numFmt w:val="decimal"/>
-      <w:lvlText w:val="%2."/>
-      <w:lvlJc w:val="left"/>
-      <w:pPr>
-        <w:ind w:left="1440" w:hanging="480"/>
-      </w:pPr>
-    </w:lvl>
-    <w:lvl w:ilvl="2">
-      <w:start w:val="1"/>
-      <w:numFmt w:val="decimal"/>
-      <w:lvlText w:val="%3."/>
-      <w:lvlJc w:val="left"/>
-      <w:pPr>
-        <w:ind w:left="2160" w:hanging="480"/>
-      </w:pPr>
-    </w:lvl>
-    <w:lvl w:ilvl="3">
-      <w:start w:val="1"/>
-      <w:numFmt w:val="decimal"/>
-      <w:lvlText w:val="%4."/>
-      <w:lvlJc w:val="left"/>
-      <w:pPr>
-        <w:ind w:left="2880" w:hanging="480"/>
-      </w:pPr>
-    </w:lvl>
-    <w:lvl w:ilvl="4">
-      <w:start w:val="1"/>
-      <w:numFmt w:val="decimal"/>
-      <w:lvlText w:val="%5."/>
-      <w:lvlJc w:val="left"/>
-      <w:pPr>
-        <w:ind w:left="3600" w:hanging="480"/>
-      </w:pPr>
-    </w:lvl>
-    <w:lvl w:ilvl="5">
-      <w:start w:val="1"/>
-      <w:numFmt w:val="decimal"/>
-      <w:lvlText w:val="%6."/>
-      <w:lvlJc w:val="left"/>
-      <w:pPr>
-        <w:ind w:left="4320" w:hanging="480"/>
-      </w:pPr>
-    </w:lvl>
-    <w:lvl w:ilvl="6">
-      <w:start w:val="1"/>
-      <w:numFmt w:val="decimal"/>
-      <w:lvlText w:val="%7."/>
-      <w:lvlJc w:val="left"/>
-      <w:pPr>
-        <w:ind w:left="5040" w:hanging="480"/>
-      </w:pPr>
-    </w:lvl>
-    <w:lvl w:ilvl="7">
-      <w:start w:val="1"/>
-      <w:numFmt w:val="decimal"/>
-      <w:lvlText w:val="%8."/>
-      <w:lvlJc w:val="left"/>
-      <w:pPr>
-        <w:ind w:left="5760" w:hanging="480"/>
-      </w:pPr>
-    </w:lvl>
-    <w:lvl w:ilvl="8">
-      <w:start w:val="1"/>
-      <w:numFmt w:val="decimal"/>
-      <w:lvlText w:val="%9."/>
       <w:lvlJc w:val="left"/>
       <w:pPr>
         <w:ind w:left="6480" w:hanging="480"/>
@@ -4655,34 +7389,7 @@
     <w:abstractNumId w:val="991"/>
   </w:num>
   <w:num w:numId="1007">
-    <w:abstractNumId w:val="99411"/>
-    <w:lvlOverride w:ilvl="0">
-      <w:startOverride w:val="1"/>
-    </w:lvlOverride>
-    <w:lvlOverride w:ilvl="1">
-      <w:startOverride w:val="1"/>
-    </w:lvlOverride>
-    <w:lvlOverride w:ilvl="2">
-      <w:startOverride w:val="1"/>
-    </w:lvlOverride>
-    <w:lvlOverride w:ilvl="3">
-      <w:startOverride w:val="1"/>
-    </w:lvlOverride>
-    <w:lvlOverride w:ilvl="4">
-      <w:startOverride w:val="1"/>
-    </w:lvlOverride>
-    <w:lvlOverride w:ilvl="5">
-      <w:startOverride w:val="1"/>
-    </w:lvlOverride>
-    <w:lvlOverride w:ilvl="6">
-      <w:startOverride w:val="1"/>
-    </w:lvlOverride>
-    <w:lvlOverride w:ilvl="7">
-      <w:startOverride w:val="1"/>
-    </w:lvlOverride>
-    <w:lvlOverride w:ilvl="8">
-      <w:startOverride w:val="1"/>
-    </w:lvlOverride>
+    <w:abstractNumId w:val="991"/>
   </w:num>
   <w:num w:numId="1008">
     <w:abstractNumId w:val="991"/>
